--- a/paper/Martinelli_etal_manuscript.docx
+++ b/paper/Martinelli_etal_manuscript.docx
@@ -8,7 +8,7 @@
       </w:pPr>
       <w:bookmarkStart w:id="0" w:name="Xcbb481a8b35053bb78d30368afce6a870f54469"/>
       <w:r>
-        <w:t>DELT-Hit: An end-to-end computational framework for DNA-encoded chemical library analysis</w:t>
+        <w:t>An end-to-end computational framework for DNA-encoded chemical library analysis</w:t>
       </w:r>
     </w:p>
     <w:p>
@@ -24,23 +24,7 @@
         <w:pStyle w:val="FirstParagraph"/>
       </w:pPr>
       <w:r>
-        <w:t xml:space="preserve">Adriano Martinelli+*, Alice Lessing+, Gary </w:t>
-      </w:r>
-      <w:proofErr w:type="spellStart"/>
-      <w:r>
-        <w:t>Hoppeler</w:t>
-      </w:r>
-      <w:proofErr w:type="spellEnd"/>
-      <w:r>
-        <w:t xml:space="preserve">, Andreas Gloger, Louise </w:t>
-      </w:r>
-      <w:proofErr w:type="spellStart"/>
-      <w:r>
-        <w:t>Plais</w:t>
-      </w:r>
-      <w:proofErr w:type="spellEnd"/>
-      <w:r>
-        <w:t xml:space="preserve">, </w:t>
+        <w:t xml:space="preserve">Adriano Martinelli+*, Alice Lessing+, Gary Hoppeler, Andreas Gloger, Louise Plais, </w:t>
       </w:r>
       <w:r>
         <w:br/>
@@ -92,14 +76,7 @@
           <w:sz w:val="20"/>
           <w:szCs w:val="20"/>
         </w:rPr>
-        <w:t>+</w:t>
-      </w:r>
-      <w:r>
-        <w:rPr>
-          <w:sz w:val="20"/>
-          <w:szCs w:val="20"/>
-        </w:rPr>
-        <w:t xml:space="preserve"> these authors contributed equally</w:t>
+        <w:t>+ these authors contributed equally</w:t>
       </w:r>
     </w:p>
     <w:p>
@@ -143,7 +120,6 @@
         <w:rPr>
           <w:sz w:val="20"/>
           <w:szCs w:val="20"/>
-          <w:lang w:val="de-CH"/>
         </w:rPr>
       </w:pPr>
       <w:r>
@@ -158,102 +134,42 @@
         <w:rPr>
           <w:sz w:val="20"/>
           <w:szCs w:val="20"/>
-          <w:lang w:val="de-CH"/>
-        </w:rPr>
-        <w:t xml:space="preserve">Adriano Martinelli, </w:t>
-      </w:r>
-      <w:proofErr w:type="spellStart"/>
+        </w:rPr>
+        <w:t xml:space="preserve">Adriano Martinelli, e-mail: </w:t>
+      </w:r>
       <w:r>
         <w:rPr>
           <w:sz w:val="20"/>
           <w:szCs w:val="20"/>
-          <w:lang w:val="de-CH"/>
-        </w:rPr>
-        <w:t>e-mail</w:t>
-      </w:r>
-      <w:proofErr w:type="spellEnd"/>
+        </w:rPr>
+        <w:t>adriano.martinelli@pharma.ethz.ch</w:t>
+      </w:r>
       <w:r>
         <w:rPr>
           <w:sz w:val="20"/>
           <w:szCs w:val="20"/>
-          <w:lang w:val="de-CH"/>
-        </w:rPr>
-        <w:t>:</w:t>
+        </w:rPr>
+        <w:br/>
+        <w:t xml:space="preserve"> </w:t>
       </w:r>
       <w:r>
         <w:rPr>
           <w:sz w:val="20"/>
           <w:szCs w:val="20"/>
-          <w:lang w:val="de-CH"/>
-        </w:rPr>
-        <w:t xml:space="preserve"> </w:t>
+        </w:rPr>
+        <w:t xml:space="preserve">Jörg Scheuermann, email: </w:t>
       </w:r>
       <w:r>
         <w:rPr>
           <w:sz w:val="20"/>
           <w:szCs w:val="20"/>
-          <w:lang w:val="de-CH"/>
-        </w:rPr>
-        <w:t>adriano.martinelli@pharma.ethz.ch</w:t>
-      </w:r>
-      <w:r>
-        <w:rPr>
-          <w:sz w:val="20"/>
-          <w:szCs w:val="20"/>
-          <w:lang w:val="de-CH"/>
-        </w:rPr>
-        <w:br/>
-        <w:t xml:space="preserve"> </w:t>
-      </w:r>
-      <w:r>
-        <w:rPr>
-          <w:sz w:val="20"/>
-          <w:szCs w:val="20"/>
-          <w:lang w:val="de-CH"/>
-        </w:rPr>
-        <w:t xml:space="preserve">Jörg Scheuermann, </w:t>
-      </w:r>
-      <w:proofErr w:type="gramStart"/>
-      <w:r>
-        <w:rPr>
-          <w:sz w:val="20"/>
-          <w:szCs w:val="20"/>
-          <w:lang w:val="de-CH"/>
-        </w:rPr>
-        <w:t>email</w:t>
-      </w:r>
-      <w:proofErr w:type="gramEnd"/>
-      <w:r>
-        <w:rPr>
-          <w:sz w:val="20"/>
-          <w:szCs w:val="20"/>
-          <w:lang w:val="de-CH"/>
-        </w:rPr>
-        <w:t xml:space="preserve">: </w:t>
-      </w:r>
-      <w:r>
-        <w:rPr>
-          <w:sz w:val="20"/>
-          <w:szCs w:val="20"/>
-          <w:lang w:val="de-CH"/>
-        </w:rPr>
-        <w:t>j</w:t>
-      </w:r>
-      <w:r>
-        <w:rPr>
-          <w:sz w:val="20"/>
-          <w:szCs w:val="20"/>
-          <w:lang w:val="de-CH"/>
-        </w:rPr>
-        <w:t>oerg.scheuermann@pharma.ethz.ch</w:t>
+        </w:rPr>
+        <w:t>joerg.scheuermann@pharma.ethz.ch</w:t>
       </w:r>
     </w:p>
     <w:p>
       <w:pPr>
         <w:pStyle w:val="Heading2"/>
-        <w:rPr>
-          <w:lang w:val="de-CH"/>
-        </w:rPr>
       </w:pPr>
       <w:bookmarkStart w:id="1" w:name="authors"/>
       <w:bookmarkEnd w:id="1"/>
@@ -1925,7 +1841,20 @@
         <w:spacing w:before="180" w:after="180"/>
       </w:pPr>
       <w:r>
-        <w:t xml:space="preserve">Considering the large volume of data generated, the computational analysis of DEL screening data is a critical factor, requiring sophisticated integration of genomics, cheminformatics, and statistical analysis workflows that are currently not publicly available. DEL screening data presents unique </w:t>
+        <w:t xml:space="preserve">Considering the large volume of data generated, the computational analysis of DEL screening data is a critical factor, requiring sophisticated integration of genomics, cheminformatics, and statistical analysis </w:t>
+      </w:r>
+      <w:ins w:id="5" w:author="Martinelli, Adriano Luca (DBMR)" w:date="2026-04-29T20:26:00Z" w16du:dateUtc="2026-04-29T23:26:00Z">
+        <w:r>
+          <w:t>workflows for which few open-source, integrated solutions currently exist</w:t>
+        </w:r>
+      </w:ins>
+      <w:del w:id="6" w:author="Martinelli, Adriano Luca (DBMR)" w:date="2026-04-29T20:26:00Z" w16du:dateUtc="2026-04-29T23:26:00Z">
+        <w:r>
+          <w:delText>workflows that are currently not publicly available</w:delText>
+        </w:r>
+      </w:del>
+      <w:r>
+        <w:t xml:space="preserve">. DEL screening data presents unique </w:t>
       </w:r>
       <w:r>
         <w:t>opportunities for machine learning</w:t>
@@ -2706,7 +2635,7 @@
                     </pic:cNvPicPr>
                   </pic:nvPicPr>
                   <pic:blipFill>
-                    <a:blip r:embed="rId6"/>
+                    <a:blip r:embed="rId8"/>
                     <a:stretch>
                       <a:fillRect/>
                     </a:stretch>
@@ -2883,7 +2812,25 @@
       </w:r>
       <w:proofErr w:type="spellEnd"/>
       <w:r>
-        <w:t xml:space="preserve"> of selection fingerprints and enables their interactive exploration. Finally, DELT-Hit provides the obtained enrichment data and representations of library compounds as Morgan fingerprints and BERT embeddings in a format ready for downstream machine learning applications.  </w:t>
+        <w:t xml:space="preserve"> of selection fingerprints and enables their interactive exploration. Finally, DELT-Hit provides the obtained enrichment data and representations of library compounds as Morgan fingerprints and BERT embeddings in a format ready for downstream machine learning applications.</w:t>
+      </w:r>
+      <w:ins w:id="7" w:author="Martinelli, Adriano Luca (DBMR)" w:date="2026-04-29T20:27:00Z" w16du:dateUtc="2026-04-29T23:27:00Z">
+        <w:r>
+          <w:t xml:space="preserve"> Solid arrows indicate data flow between modules; </w:t>
+        </w:r>
+      </w:ins>
+      <w:ins w:id="8" w:author="Martinelli, Adriano Luca (DBMR)" w:date="2026-04-29T20:34:00Z" w16du:dateUtc="2026-04-29T23:34:00Z">
+        <w:r>
+          <w:t xml:space="preserve">green rectangles represent wet lab steps, </w:t>
+        </w:r>
+      </w:ins>
+      <w:ins w:id="9" w:author="Martinelli, Adriano Luca (DBMR)" w:date="2026-04-29T20:27:00Z" w16du:dateUtc="2026-04-29T23:27:00Z">
+        <w:r>
+          <w:t>blue rectangles represent processing steps; grey boxes indicate input/output file types.</w:t>
+        </w:r>
+      </w:ins>
+      <w:r>
+        <w:t xml:space="preserve">  </w:t>
       </w:r>
     </w:p>
     <w:p>
@@ -3161,11 +3108,11 @@
       <w:pPr>
         <w:pStyle w:val="BodyText"/>
       </w:pPr>
-      <w:bookmarkStart w:id="5" w:name="development-of-the-protocol"/>
+      <w:bookmarkStart w:id="10" w:name="development-of-the-protocol"/>
       <w:r>
         <w:t>This modular architecture enables users to execute complete workflows for routine analysis or utilize individual components for specialized applications. Each stage of the pipeline produces an executable script, allowing users to easily adapt the workflow to more complex experimental designs and custom settings, while maintaining reproducibility through standardized configuration files and output formats. The protocol has been successfully validated across diverse DEL architectures including multi-cycle libraries, hybridized libraries combining independent synthetic routes, and large-scale pharmaceutical screens with millions of compounds.</w:t>
       </w:r>
-      <w:bookmarkEnd w:id="5"/>
+      <w:bookmarkEnd w:id="10"/>
     </w:p>
     <w:p>
       <w:pPr>
@@ -3426,23 +3373,7 @@
       </w:r>
       <w:proofErr w:type="spellEnd"/>
       <w:r>
-        <w:t xml:space="preserve"> thrombin inhibitor from the conformationally restrained macrocyclic subset of the ESAC </w:t>
-      </w:r>
-      <w:proofErr w:type="gramStart"/>
-      <w:r>
-        <w:t>library,  a</w:t>
-      </w:r>
-      <w:proofErr w:type="gramEnd"/>
-      <w:r>
-        <w:t xml:space="preserve"> more flexible streptavidin binder from the semi-closed conformation, as well </w:t>
-      </w:r>
-      <w:proofErr w:type="gramStart"/>
-      <w:r>
-        <w:t>as  binders</w:t>
-      </w:r>
-      <w:proofErr w:type="gramEnd"/>
-      <w:r>
-        <w:t xml:space="preserve"> to human alkaline phosphatase (PLAP) from the open, conventional dual-display setup. The results obtained from this approach demonstrated the utility of dual-display DEL technology for facilitating the de novo discovery of peptide ligands through flexibility-tuning</w:t>
+        <w:t xml:space="preserve"> thrombin inhibitor from the conformationally restrained macrocyclic subset of the ESAC library,  a more flexible streptavidin binder from the semi-closed conformation, as well as  binders to human alkaline phosphatase (PLAP) from the open, conventional dual-display setup. The results obtained from this approach demonstrated the utility of dual-display DEL technology for facilitating the de novo discovery of peptide ligands through flexibility-tuning</w:t>
       </w:r>
       <w:r>
         <w:fldChar w:fldCharType="begin">
@@ -3580,8 +3511,8 @@
       <w:pPr>
         <w:pStyle w:val="Heading3"/>
       </w:pPr>
-      <w:bookmarkStart w:id="6" w:name="applications-of-the-method"/>
-      <w:bookmarkEnd w:id="6"/>
+      <w:bookmarkStart w:id="11" w:name="applications-of-the-method"/>
+      <w:bookmarkEnd w:id="11"/>
       <w:r>
         <w:t>Limitations</w:t>
       </w:r>
@@ -3614,7 +3545,7 @@
           <w:numId w:val="21"/>
         </w:numPr>
       </w:pPr>
-      <w:bookmarkStart w:id="7" w:name="limitations"/>
+      <w:bookmarkStart w:id="12" w:name="limitations"/>
       <w:r>
         <w:t>Library complexity: DELT-Hit supports arbitrary sequences of chemical reactions, provided that each synthetic route yields a single, well-defined final product, as is expected for high-quality DNA-encoded libraries. Libraries with complex architectures, such as non-standard reaction schemes, atypical building block representations, or unconventional precursor handling may require additional custom configuration and validation. In particular, the library enumeration step assumes accurate specification of reaction chemistry using reaction SM</w:t>
       </w:r>
@@ -3630,7 +3561,7 @@
       <w:r>
         <w:t xml:space="preserve"> may require advanced cheminformatics expertise to ensure correct product generation and structure reconstruction.</w:t>
       </w:r>
-      <w:bookmarkEnd w:id="7"/>
+      <w:bookmarkEnd w:id="12"/>
     </w:p>
     <w:p>
       <w:pPr>
@@ -3662,8 +3593,18 @@
         <w:pStyle w:val="BodyText"/>
       </w:pPr>
       <w:r>
-        <w:t>To our knowledge, the only other open-source DEL framework introduced to date is DELi</w:t>
-      </w:r>
+        <w:t xml:space="preserve">To our knowledge, </w:t>
+      </w:r>
+      <w:ins w:id="13" w:author="Martinelli, Adriano Luca (DBMR)" w:date="2026-04-29T20:25:00Z" w16du:dateUtc="2026-04-29T23:25:00Z">
+        <w:r>
+          <w:t>another open-source DEL framework is DELi</w:t>
+        </w:r>
+      </w:ins>
+      <w:del w:id="14" w:author="Martinelli, Adriano Luca (DBMR)" w:date="2026-04-29T20:25:00Z" w16du:dateUtc="2026-04-29T23:25:00Z">
+        <w:r>
+          <w:delText>the only other open-source DEL framework introduced to date is DELi</w:delText>
+        </w:r>
+      </w:del>
       <w:r>
         <w:fldChar w:fldCharType="begin"/>
       </w:r>
@@ -3683,8 +3624,18 @@
       <w:r>
         <w:fldChar w:fldCharType="end"/>
       </w:r>
-      <w:r>
-        <w:t xml:space="preserve">, that addresses several core aspects of DEL informatics, including barcode decoding, enrichment analysis, and library enumeration. </w:t>
+      <w:ins w:id="15" w:author="Martinelli, Adriano Luca (DBMR)" w:date="2026-04-29T20:25:00Z" w16du:dateUtc="2026-04-29T23:25:00Z">
+        <w:r>
+          <w:t>, which addresses several core aspects</w:t>
+        </w:r>
+      </w:ins>
+      <w:del w:id="16" w:author="Martinelli, Adriano Luca (DBMR)" w:date="2026-04-29T20:25:00Z" w16du:dateUtc="2026-04-29T23:25:00Z">
+        <w:r>
+          <w:delText>, that addresses several core aspects</w:delText>
+        </w:r>
+      </w:del>
+      <w:r>
+        <w:t xml:space="preserve"> of DEL informatics, including barcode decoding, enrichment analysis, and library enumeration. </w:t>
       </w:r>
       <w:proofErr w:type="spellStart"/>
       <w:r>
@@ -3780,10 +3731,10 @@
       <w:pPr>
         <w:pStyle w:val="Heading2"/>
       </w:pPr>
-      <w:bookmarkStart w:id="8" w:name="introduction"/>
-      <w:bookmarkStart w:id="9" w:name="overview-of-the-procedure"/>
-      <w:bookmarkEnd w:id="8"/>
-      <w:bookmarkEnd w:id="9"/>
+      <w:bookmarkStart w:id="17" w:name="introduction"/>
+      <w:bookmarkStart w:id="18" w:name="overview-of-the-procedure"/>
+      <w:bookmarkEnd w:id="17"/>
+      <w:bookmarkEnd w:id="18"/>
       <w:r>
         <w:t>Experimental design</w:t>
       </w:r>
@@ -3876,8 +3827,8 @@
       <w:pPr>
         <w:pStyle w:val="Heading3"/>
       </w:pPr>
-      <w:bookmarkStart w:id="10" w:name="input-requirements"/>
-      <w:bookmarkEnd w:id="10"/>
+      <w:bookmarkStart w:id="19" w:name="input-requirements"/>
+      <w:bookmarkEnd w:id="19"/>
       <w:r>
         <w:t>Library architecture considerations</w:t>
       </w:r>
@@ -3947,8 +3898,8 @@
       <w:pPr>
         <w:pStyle w:val="Heading3"/>
       </w:pPr>
-      <w:bookmarkStart w:id="11" w:name="library-architecture-considerations"/>
-      <w:bookmarkEnd w:id="11"/>
+      <w:bookmarkStart w:id="20" w:name="library-architecture-considerations"/>
+      <w:bookmarkEnd w:id="20"/>
       <w:r>
         <w:t>Library chemistry and reaction definition</w:t>
       </w:r>
@@ -4003,8 +3954,8 @@
       <w:pPr>
         <w:pStyle w:val="Heading3"/>
       </w:pPr>
-      <w:bookmarkStart w:id="12" w:name="X2cef6e60534e65075faa0785115402f7d968eda"/>
-      <w:bookmarkEnd w:id="12"/>
+      <w:bookmarkStart w:id="21" w:name="X2cef6e60534e65075faa0785115402f7d968eda"/>
+      <w:bookmarkEnd w:id="21"/>
       <w:r>
         <w:lastRenderedPageBreak/>
         <w:t>Quality control parameters</w:t>
@@ -4173,10 +4124,10 @@
       <w:pPr>
         <w:pStyle w:val="Heading2"/>
       </w:pPr>
-      <w:bookmarkStart w:id="13" w:name="experimental-design"/>
-      <w:bookmarkStart w:id="14" w:name="quality-control-parameters"/>
-      <w:bookmarkEnd w:id="13"/>
-      <w:bookmarkEnd w:id="14"/>
+      <w:bookmarkStart w:id="22" w:name="experimental-design"/>
+      <w:bookmarkStart w:id="23" w:name="quality-control-parameters"/>
+      <w:bookmarkEnd w:id="22"/>
+      <w:bookmarkEnd w:id="23"/>
     </w:p>
     <w:p>
       <w:pPr>
@@ -4286,8 +4237,8 @@
       <w:pPr>
         <w:pStyle w:val="Heading3"/>
       </w:pPr>
-      <w:bookmarkStart w:id="15" w:name="equipment"/>
-      <w:bookmarkEnd w:id="15"/>
+      <w:bookmarkStart w:id="24" w:name="equipment"/>
+      <w:bookmarkEnd w:id="24"/>
       <w:r>
         <w:t>Software dependencies</w:t>
       </w:r>
@@ -4583,8 +4534,8 @@
       <w:pPr>
         <w:pStyle w:val="Heading3"/>
       </w:pPr>
-      <w:bookmarkStart w:id="16" w:name="software-dependencies"/>
-      <w:bookmarkEnd w:id="16"/>
+      <w:bookmarkStart w:id="25" w:name="software-dependencies"/>
+      <w:bookmarkEnd w:id="25"/>
     </w:p>
     <w:p>
       <w:pPr>
@@ -5273,8 +5224,8 @@
       <w:pPr>
         <w:pStyle w:val="Heading3"/>
       </w:pPr>
-      <w:bookmarkStart w:id="17" w:name="input-file-preparation"/>
-      <w:bookmarkEnd w:id="17"/>
+      <w:bookmarkStart w:id="26" w:name="input-file-preparation"/>
+      <w:bookmarkEnd w:id="26"/>
     </w:p>
     <w:p>
       <w:pPr>
@@ -5419,8 +5370,8 @@
       <w:pPr>
         <w:pStyle w:val="Heading4"/>
       </w:pPr>
-      <w:bookmarkStart w:id="18" w:name="X450531edde3ff1039ef30d32ebab957aa499e7b"/>
-      <w:bookmarkEnd w:id="18"/>
+      <w:bookmarkStart w:id="27" w:name="X450531edde3ff1039ef30d32ebab957aa499e7b"/>
+      <w:bookmarkEnd w:id="27"/>
       <w:r>
         <w:t>Step 2: Environment setup with Conda</w:t>
       </w:r>
@@ -5625,8 +5576,8 @@
       <w:pPr>
         <w:pStyle w:val="Heading4"/>
       </w:pPr>
-      <w:bookmarkStart w:id="19" w:name="step-2-environment-setup-with-conda"/>
-      <w:bookmarkEnd w:id="19"/>
+      <w:bookmarkStart w:id="28" w:name="step-2-environment-setup-with-conda"/>
+      <w:bookmarkEnd w:id="28"/>
       <w:r>
         <w:t>Step 3: R environment configuration</w:t>
       </w:r>
@@ -5796,8 +5747,8 @@
       <w:pPr>
         <w:pStyle w:val="Heading4"/>
       </w:pPr>
-      <w:bookmarkStart w:id="20" w:name="step-3-r-environment-configuration"/>
-      <w:bookmarkEnd w:id="20"/>
+      <w:bookmarkStart w:id="29" w:name="step-3-r-environment-configuration"/>
+      <w:bookmarkEnd w:id="29"/>
       <w:r>
         <w:t>Step 4: Installation verification</w:t>
       </w:r>
@@ -5926,10 +5877,10 @@
       <w:pPr>
         <w:pStyle w:val="Heading2"/>
       </w:pPr>
-      <w:bookmarkStart w:id="21" w:name="materials"/>
-      <w:bookmarkStart w:id="22" w:name="step-4-installation-verification"/>
-      <w:bookmarkEnd w:id="21"/>
-      <w:bookmarkEnd w:id="22"/>
+      <w:bookmarkStart w:id="30" w:name="materials"/>
+      <w:bookmarkStart w:id="31" w:name="step-4-installation-verification"/>
+      <w:bookmarkEnd w:id="30"/>
+      <w:bookmarkEnd w:id="31"/>
       <w:r>
         <w:t>Procedure</w:t>
       </w:r>
@@ -6276,8 +6227,8 @@
       <w:pPr>
         <w:pStyle w:val="Heading5"/>
       </w:pPr>
-      <w:bookmarkStart w:id="23" w:name="Xb402986ec565a249e1c0ce45e2cf0c618a6b5fc"/>
-      <w:bookmarkEnd w:id="23"/>
+      <w:bookmarkStart w:id="32" w:name="Xb402986ec565a249e1c0ce45e2cf0c618a6b5fc"/>
+      <w:bookmarkEnd w:id="32"/>
       <w:r>
         <w:t xml:space="preserve">1.2 Create the </w:t>
       </w:r>
@@ -7299,8 +7250,8 @@
       <w:pPr>
         <w:pStyle w:val="Heading5"/>
       </w:pPr>
-      <w:bookmarkStart w:id="24" w:name="X510792200dabf2aae0da5f850f832f5d6cea4f8"/>
-      <w:bookmarkEnd w:id="24"/>
+      <w:bookmarkStart w:id="33" w:name="X510792200dabf2aae0da5f850f832f5d6cea4f8"/>
+      <w:bookmarkEnd w:id="33"/>
       <w:r>
         <w:t xml:space="preserve">1.3 Create the </w:t>
       </w:r>
@@ -8168,8 +8119,8 @@
       <w:pPr>
         <w:pStyle w:val="Heading5"/>
       </w:pPr>
-      <w:bookmarkStart w:id="25" w:name="X35d8184db80d6bfa8d6eeac5467de429ac47bab"/>
-      <w:bookmarkEnd w:id="25"/>
+      <w:bookmarkStart w:id="34" w:name="X35d8184db80d6bfa8d6eeac5467de429ac47bab"/>
+      <w:bookmarkEnd w:id="34"/>
       <w:r>
         <w:t xml:space="preserve">1.4 Create the </w:t>
       </w:r>
@@ -8448,10 +8399,10 @@
       <w:pPr>
         <w:pStyle w:val="Heading4"/>
       </w:pPr>
-      <w:bookmarkStart w:id="26" w:name="step-1--prepare-excel-configuration-file"/>
-      <w:bookmarkStart w:id="27" w:name="Xe55b94e17f860d0bafc7f01dbe7ae0c214b100a"/>
-      <w:bookmarkEnd w:id="26"/>
-      <w:bookmarkEnd w:id="27"/>
+      <w:bookmarkStart w:id="35" w:name="step-1--prepare-excel-configuration-file"/>
+      <w:bookmarkStart w:id="36" w:name="Xe55b94e17f860d0bafc7f01dbe7ae0c214b100a"/>
+      <w:bookmarkEnd w:id="35"/>
+      <w:bookmarkEnd w:id="36"/>
       <w:r>
         <w:t>Step 2 | Define chemical building blocks and reactions</w:t>
       </w:r>
@@ -9069,8 +9020,8 @@
       <w:pPr>
         <w:pStyle w:val="Heading5"/>
       </w:pPr>
-      <w:bookmarkStart w:id="28" w:name="Xa8bbb1502252db6f3ff9cf343ce7640eccfa09e"/>
-      <w:bookmarkEnd w:id="28"/>
+      <w:bookmarkStart w:id="37" w:name="Xa8bbb1502252db6f3ff9cf343ce7640eccfa09e"/>
+      <w:bookmarkEnd w:id="37"/>
     </w:p>
     <w:p>
       <w:pPr>
@@ -9540,8 +9491,8 @@
       <w:pPr>
         <w:pStyle w:val="Heading5"/>
       </w:pPr>
-      <w:bookmarkStart w:id="29" w:name="X314196e3f0892791d95bfbd1adcad32a9b1963a"/>
-      <w:bookmarkEnd w:id="29"/>
+      <w:bookmarkStart w:id="38" w:name="X314196e3f0892791d95bfbd1adcad32a9b1963a"/>
+      <w:bookmarkEnd w:id="38"/>
       <w:r>
         <w:t xml:space="preserve">2.3 Create the </w:t>
       </w:r>
@@ -9689,10 +9640,10 @@
       <w:pPr>
         <w:pStyle w:val="Heading4"/>
       </w:pPr>
-      <w:bookmarkStart w:id="30" w:name="X4e937976f44745a3aa48a2ddac517bc6499031f"/>
-      <w:bookmarkStart w:id="31" w:name="X43502e1b3b407be0c315c4dd44812d281d0ffbe"/>
-      <w:bookmarkEnd w:id="30"/>
-      <w:bookmarkEnd w:id="31"/>
+      <w:bookmarkStart w:id="39" w:name="X4e937976f44745a3aa48a2ddac517bc6499031f"/>
+      <w:bookmarkStart w:id="40" w:name="X43502e1b3b407be0c315c4dd44812d281d0ffbe"/>
+      <w:bookmarkEnd w:id="39"/>
+      <w:bookmarkEnd w:id="40"/>
       <w:r>
         <w:t>2.4 Create the additional reaction steps</w:t>
       </w:r>
@@ -10423,10 +10374,10 @@
       <w:pPr>
         <w:pStyle w:val="Heading3"/>
       </w:pPr>
-      <w:bookmarkStart w:id="32" w:name="Xcaff30bb8061e2135f1ced3a43768c2b9b330eb"/>
-      <w:bookmarkStart w:id="33" w:name="step-3--generate-configuration-file"/>
-      <w:bookmarkEnd w:id="32"/>
-      <w:bookmarkEnd w:id="33"/>
+      <w:bookmarkStart w:id="41" w:name="Xcaff30bb8061e2135f1ced3a43768c2b9b330eb"/>
+      <w:bookmarkStart w:id="42" w:name="step-3--generate-configuration-file"/>
+      <w:bookmarkEnd w:id="41"/>
+      <w:bookmarkEnd w:id="42"/>
       <w:r>
         <w:t>Phase 2: Chemical library enumeration and analysis • TIMING 10 min - 2 h</w:t>
       </w:r>
@@ -10731,7 +10682,7 @@
                     </pic:cNvPicPr>
                   </pic:nvPicPr>
                   <pic:blipFill>
-                    <a:blip r:embed="rId7"/>
+                    <a:blip r:embed="rId9"/>
                     <a:stretch>
                       <a:fillRect/>
                     </a:stretch>
@@ -10877,8 +10828,8 @@
       <w:pPr>
         <w:pStyle w:val="Heading4"/>
       </w:pPr>
-      <w:bookmarkStart w:id="34" w:name="Xa4a186ba0c8dda909d08f38ea23b89c1272112b"/>
-      <w:bookmarkEnd w:id="34"/>
+      <w:bookmarkStart w:id="43" w:name="Xa4a186ba0c8dda909d08f38ea23b89c1272112b"/>
+      <w:bookmarkEnd w:id="43"/>
     </w:p>
     <w:p>
       <w:pPr>
@@ -11100,7 +11051,7 @@
                     </pic:cNvPicPr>
                   </pic:nvPicPr>
                   <pic:blipFill>
-                    <a:blip r:embed="rId8"/>
+                    <a:blip r:embed="rId10"/>
                     <a:stretch>
                       <a:fillRect/>
                     </a:stretch>
@@ -11160,8 +11111,8 @@
       <w:pPr>
         <w:pStyle w:val="Heading4"/>
       </w:pPr>
-      <w:bookmarkStart w:id="35" w:name="X0702c1a117e70256178a8648b7f22525f34b502"/>
-      <w:bookmarkEnd w:id="35"/>
+      <w:bookmarkStart w:id="44" w:name="X0702c1a117e70256178a8648b7f22525f34b502"/>
+      <w:bookmarkEnd w:id="44"/>
       <w:r>
         <w:lastRenderedPageBreak/>
         <w:t>Step 6 | Generate molecular representations for machine learning</w:t>
@@ -11377,10 +11328,10 @@
       <w:pPr>
         <w:pStyle w:val="Heading3"/>
       </w:pPr>
-      <w:bookmarkStart w:id="36" w:name="Xf0fe3734256e5255c5c6ead4fa2033e11d2c4fd"/>
-      <w:bookmarkStart w:id="37" w:name="Xde3d1acbf1f0719959acfcbca78a05c2a57a9aa"/>
-      <w:bookmarkEnd w:id="36"/>
-      <w:bookmarkEnd w:id="37"/>
+      <w:bookmarkStart w:id="45" w:name="Xf0fe3734256e5255c5c6ead4fa2033e11d2c4fd"/>
+      <w:bookmarkStart w:id="46" w:name="Xde3d1acbf1f0719959acfcbca78a05c2a57a9aa"/>
+      <w:bookmarkEnd w:id="45"/>
+      <w:bookmarkEnd w:id="46"/>
       <w:r>
         <w:t>Phase 3: Sequence processing and demultiplexing • TIMING 30 min - 4 h</w:t>
       </w:r>
@@ -11479,8 +11430,8 @@
       <w:pPr>
         <w:pStyle w:val="Heading4"/>
       </w:pPr>
-      <w:bookmarkStart w:id="38" w:name="X13cc74061b59b93ec4c85183ed4241367574747"/>
-      <w:bookmarkEnd w:id="38"/>
+      <w:bookmarkStart w:id="47" w:name="X13cc74061b59b93ec4c85183ed4241367574747"/>
+      <w:bookmarkEnd w:id="47"/>
       <w:r>
         <w:t>Step 8 | Prepare and execute sequence demultiplexing</w:t>
       </w:r>
@@ -11739,8 +11690,8 @@
       <w:pPr>
         <w:pStyle w:val="Heading4"/>
       </w:pPr>
-      <w:bookmarkStart w:id="39" w:name="X3e8311baebbb2296bbbbbfefd5b61514f194207"/>
-      <w:bookmarkEnd w:id="39"/>
+      <w:bookmarkStart w:id="48" w:name="X3e8311baebbb2296bbbbbfefd5b61514f194207"/>
+      <w:bookmarkEnd w:id="48"/>
       <w:r>
         <w:t>Step 9 | Process demultiplexing results and generate count tables</w:t>
       </w:r>
@@ -12036,8 +11987,8 @@
       <w:pPr>
         <w:pStyle w:val="Heading4"/>
       </w:pPr>
-      <w:bookmarkStart w:id="40" w:name="X36632f9da45bb9042e270f01a5fbba5c7d6b4eb"/>
-      <w:bookmarkEnd w:id="40"/>
+      <w:bookmarkStart w:id="49" w:name="X36632f9da45bb9042e270f01a5fbba5c7d6b4eb"/>
+      <w:bookmarkEnd w:id="49"/>
       <w:r>
         <w:t>Step 10 | Generate quality control reports</w:t>
       </w:r>
@@ -12181,7 +12132,7 @@
                     </pic:cNvPicPr>
                   </pic:nvPicPr>
                   <pic:blipFill>
-                    <a:blip r:embed="rId9"/>
+                    <a:blip r:embed="rId11"/>
                     <a:stretch>
                       <a:fillRect/>
                     </a:stretch>
@@ -12244,7 +12195,7 @@
                     </pic:cNvPicPr>
                   </pic:nvPicPr>
                   <pic:blipFill>
-                    <a:blip r:embed="rId10"/>
+                    <a:blip r:embed="rId12"/>
                     <a:stretch>
                       <a:fillRect/>
                     </a:stretch>
@@ -12286,7 +12237,7 @@
                     </pic:cNvPicPr>
                   </pic:nvPicPr>
                   <pic:blipFill>
-                    <a:blip r:embed="rId11"/>
+                    <a:blip r:embed="rId13"/>
                     <a:stretch>
                       <a:fillRect/>
                     </a:stretch>
@@ -12425,6 +12376,8 @@
         <w:t>Poor sequencing quality</w:t>
       </w:r>
     </w:p>
+    <w:bookmarkStart w:id="50" w:name="X8f960a0f3e79567cb4b1a5376daa0e80c93e760"/>
+    <w:bookmarkStart w:id="51" w:name="Xe2f7b09b19c9d1fad71d42d666bab706efc7c19"/>
     <w:p>
       <w:pPr>
         <w:pStyle w:val="Compact"/>
@@ -12433,8 +12386,6 @@
           <w:numId w:val="101"/>
         </w:numPr>
       </w:pPr>
-      <w:bookmarkStart w:id="41" w:name="X8f960a0f3e79567cb4b1a5376daa0e80c93e760"/>
-      <w:bookmarkStart w:id="42" w:name="Xe2f7b09b19c9d1fad71d42d666bab706efc7c19"/>
       <w:r>
         <w:rPr>
           <w:noProof/>
@@ -12506,8 +12457,8 @@
           </mc:Fallback>
         </mc:AlternateContent>
       </w:r>
-      <w:bookmarkEnd w:id="41"/>
-      <w:bookmarkEnd w:id="42"/>
+      <w:bookmarkEnd w:id="50"/>
+      <w:bookmarkEnd w:id="51"/>
       <w:r>
         <w:t>Poor library quality</w:t>
       </w:r>
@@ -12516,7 +12467,7 @@
       <w:pPr>
         <w:pStyle w:val="Heading3"/>
       </w:pPr>
-      <w:bookmarkStart w:id="43" w:name="Xaba9d93cb06973190dddb25ca1cb11e550141b1"/>
+      <w:bookmarkStart w:id="52" w:name="Xaba9d93cb06973190dddb25ca1cb11e550141b1"/>
       <w:r>
         <w:t>Phase 4: Data visualization and interpretation • TIMING 15-60 min</w:t>
       </w:r>
@@ -12625,7 +12576,7 @@
         </w:rPr>
         <w:t xml:space="preserve"># Dash is running on </w:t>
       </w:r>
-      <w:hyperlink r:id="rId12">
+      <w:hyperlink r:id="rId14">
         <w:r>
           <w:rPr>
             <w:highlight w:val="black"/>
@@ -12691,7 +12642,7 @@
       <w:r>
         <w:t xml:space="preserve">This command starts a server interface that can be opened from a web browser (typically at </w:t>
       </w:r>
-      <w:hyperlink r:id="rId13">
+      <w:hyperlink r:id="rId15">
         <w:r>
           <w:t>http://localhost:8050</w:t>
         </w:r>
@@ -12811,7 +12762,7 @@
                     </pic:cNvPicPr>
                   </pic:nvPicPr>
                   <pic:blipFill>
-                    <a:blip r:embed="rId14"/>
+                    <a:blip r:embed="rId16"/>
                     <a:stretch>
                       <a:fillRect/>
                     </a:stretch>
@@ -14246,7 +14197,7 @@
                     </pic:cNvPicPr>
                   </pic:nvPicPr>
                   <pic:blipFill>
-                    <a:blip r:embed="rId15"/>
+                    <a:blip r:embed="rId17"/>
                     <a:stretch>
                       <a:fillRect/>
                     </a:stretch>
@@ -15582,11 +15533,11 @@
         <w:pStyle w:val="Heading2"/>
         <w:spacing w:before="0"/>
       </w:pPr>
-      <w:bookmarkStart w:id="44" w:name="procedure"/>
-      <w:bookmarkStart w:id="45" w:name="Xb82b66e291742b89762042c80cc9d287015abca"/>
-      <w:bookmarkEnd w:id="43"/>
-      <w:bookmarkEnd w:id="44"/>
-      <w:bookmarkEnd w:id="45"/>
+      <w:bookmarkStart w:id="53" w:name="procedure"/>
+      <w:bookmarkStart w:id="54" w:name="Xb82b66e291742b89762042c80cc9d287015abca"/>
+      <w:bookmarkEnd w:id="52"/>
+      <w:bookmarkEnd w:id="53"/>
+      <w:bookmarkEnd w:id="54"/>
       <w:r>
         <w:lastRenderedPageBreak/>
         <w:t>Troubleshooting</w:t>
@@ -16616,8 +16567,8 @@
       <w:pPr>
         <w:pStyle w:val="Heading2"/>
       </w:pPr>
-      <w:bookmarkStart w:id="46" w:name="quality-control-thresholds"/>
-      <w:bookmarkEnd w:id="46"/>
+      <w:bookmarkStart w:id="55" w:name="quality-control-thresholds"/>
+      <w:bookmarkEnd w:id="55"/>
       <w:r>
         <w:t>Timing</w:t>
       </w:r>
@@ -17367,9 +17318,9 @@
       <w:pPr>
         <w:pStyle w:val="Heading2"/>
       </w:pPr>
-      <w:bookmarkStart w:id="47" w:name="timing"/>
-      <w:bookmarkStart w:id="48" w:name="anticipated-results"/>
-      <w:bookmarkEnd w:id="47"/>
+      <w:bookmarkStart w:id="56" w:name="timing"/>
+      <w:bookmarkStart w:id="57" w:name="anticipated-results"/>
+      <w:bookmarkEnd w:id="56"/>
       <w:r>
         <w:t>Anticipated results</w:t>
       </w:r>
@@ -17399,8 +17350,8 @@
           <w:szCs w:val="16"/>
         </w:rPr>
       </w:pPr>
-      <w:bookmarkStart w:id="49" w:name="output-file-structure"/>
-      <w:bookmarkEnd w:id="49"/>
+      <w:bookmarkStart w:id="58" w:name="output-file-structure"/>
+      <w:bookmarkEnd w:id="58"/>
       <w:proofErr w:type="spellStart"/>
       <w:r>
         <w:rPr>
@@ -19410,8 +19361,8 @@
       <w:pPr>
         <w:pStyle w:val="Heading3"/>
       </w:pPr>
-      <w:bookmarkStart w:id="50" w:name="chemical-library-characterization"/>
-      <w:bookmarkEnd w:id="50"/>
+      <w:bookmarkStart w:id="59" w:name="chemical-library-characterization"/>
+      <w:bookmarkEnd w:id="59"/>
       <w:r>
         <w:t>Demultiplexing performance</w:t>
       </w:r>
@@ -19623,8 +19574,8 @@
       <w:pPr>
         <w:pStyle w:val="Heading3"/>
       </w:pPr>
-      <w:bookmarkStart w:id="51" w:name="sequence-processing-performance"/>
-      <w:bookmarkEnd w:id="51"/>
+      <w:bookmarkStart w:id="60" w:name="sequence-processing-performance"/>
+      <w:bookmarkEnd w:id="60"/>
       <w:r>
         <w:lastRenderedPageBreak/>
         <w:t>Statistical analysis outputs</w:t>
@@ -19767,9 +19718,9 @@
       <w:pPr>
         <w:pStyle w:val="Heading3"/>
       </w:pPr>
-      <w:bookmarkStart w:id="52" w:name="statistical-analysis-outputs"/>
-      <w:bookmarkStart w:id="53" w:name="X2adae44e66c443bd6c439e1b5f936dcc17bc46e"/>
-      <w:bookmarkEnd w:id="52"/>
+      <w:bookmarkStart w:id="61" w:name="statistical-analysis-outputs"/>
+      <w:bookmarkStart w:id="62" w:name="X2adae44e66c443bd6c439e1b5f936dcc17bc46e"/>
+      <w:bookmarkEnd w:id="61"/>
       <w:r>
         <w:t>Integration capabilities and downstream applications</w:t>
       </w:r>
@@ -20019,8 +19970,8 @@
       <w:r>
         <w:t>: Compare enrichment patterns across different protein targets</w:t>
       </w:r>
-      <w:bookmarkEnd w:id="48"/>
-      <w:bookmarkEnd w:id="53"/>
+      <w:bookmarkEnd w:id="57"/>
+      <w:bookmarkEnd w:id="62"/>
     </w:p>
     <w:p>
       <w:pPr>
@@ -20069,7 +20020,7 @@
       <w:r>
         <w:t xml:space="preserve">: </w:t>
       </w:r>
-      <w:hyperlink r:id="rId16">
+      <w:hyperlink r:id="rId18">
         <w:r>
           <w:t>https://github.com/DELTechnology/delt-hit</w:t>
         </w:r>
@@ -20234,10 +20185,10 @@
       <w:pPr>
         <w:pStyle w:val="Heading2"/>
       </w:pPr>
-      <w:bookmarkStart w:id="54" w:name="data-and-code-availability"/>
-      <w:bookmarkStart w:id="55" w:name="software-access-and-documentation"/>
-      <w:bookmarkEnd w:id="54"/>
-      <w:bookmarkEnd w:id="55"/>
+      <w:bookmarkStart w:id="63" w:name="data-and-code-availability"/>
+      <w:bookmarkStart w:id="64" w:name="software-access-and-documentation"/>
+      <w:bookmarkEnd w:id="63"/>
+      <w:bookmarkEnd w:id="64"/>
       <w:r>
         <w:t>Author contributions</w:t>
       </w:r>
@@ -20254,8 +20205,8 @@
       <w:pPr>
         <w:pStyle w:val="Heading2"/>
       </w:pPr>
-      <w:bookmarkStart w:id="56" w:name="author-contributions"/>
-      <w:bookmarkEnd w:id="56"/>
+      <w:bookmarkStart w:id="65" w:name="author-contributions"/>
+      <w:bookmarkEnd w:id="65"/>
       <w:r>
         <w:t>Competing interests</w:t>
       </w:r>
@@ -20272,8 +20223,8 @@
       <w:pPr>
         <w:pStyle w:val="Heading2"/>
       </w:pPr>
-      <w:bookmarkStart w:id="57" w:name="competing-interests"/>
-      <w:bookmarkEnd w:id="57"/>
+      <w:bookmarkStart w:id="66" w:name="competing-interests"/>
+      <w:bookmarkEnd w:id="66"/>
       <w:r>
         <w:t>Acknowledgments</w:t>
       </w:r>
@@ -20319,9 +20270,9 @@
       <w:pPr>
         <w:pStyle w:val="Heading2"/>
       </w:pPr>
-      <w:bookmarkStart w:id="58" w:name="acknowledgments"/>
-      <w:bookmarkStart w:id="59" w:name="references"/>
-      <w:bookmarkEnd w:id="58"/>
+      <w:bookmarkStart w:id="67" w:name="acknowledgments"/>
+      <w:bookmarkStart w:id="68" w:name="references"/>
+      <w:bookmarkEnd w:id="67"/>
     </w:p>
     <w:p>
       <w:pPr>
@@ -20331,7 +20282,7 @@
         <w:t>References</w:t>
       </w:r>
       <w:bookmarkEnd w:id="0"/>
-      <w:bookmarkEnd w:id="59"/>
+      <w:bookmarkEnd w:id="68"/>
     </w:p>
     <w:p>
       <w:pPr>
@@ -20599,6 +20550,7 @@
         <w:ind w:left="720" w:hanging="720"/>
         <w:rPr>
           <w:noProof/>
+          <w:lang w:val="it-CH"/>
         </w:rPr>
       </w:pPr>
       <w:r>
@@ -20618,12 +20570,14 @@
         <w:rPr>
           <w:i/>
           <w:noProof/>
+          <w:lang w:val="it-CH"/>
         </w:rPr>
         <w:t>Chimia</w:t>
       </w:r>
       <w:r>
         <w:rPr>
           <w:noProof/>
+          <w:lang w:val="it-CH"/>
         </w:rPr>
         <w:t xml:space="preserve"> </w:t>
       </w:r>
@@ -20631,12 +20585,14 @@
         <w:rPr>
           <w:b/>
           <w:noProof/>
+          <w:lang w:val="it-CH"/>
         </w:rPr>
         <w:t>76</w:t>
       </w:r>
       <w:r>
         <w:rPr>
           <w:noProof/>
+          <w:lang w:val="it-CH"/>
         </w:rPr>
         <w:t>, 388–395, doi:10.2533/chimia.2022.388 (2022).</w:t>
       </w:r>
@@ -20653,12 +20609,14 @@
       <w:r>
         <w:rPr>
           <w:noProof/>
+          <w:lang w:val="it-CH"/>
         </w:rPr>
         <w:t>7.</w:t>
       </w:r>
       <w:r>
         <w:rPr>
           <w:noProof/>
+          <w:lang w:val="it-CH"/>
         </w:rPr>
         <w:tab/>
         <w:t>Satz, A. L.</w:t>
@@ -20667,12 +20625,14 @@
         <w:rPr>
           <w:i/>
           <w:noProof/>
+          <w:lang w:val="it-CH"/>
         </w:rPr>
         <w:t xml:space="preserve"> et al.</w:t>
       </w:r>
       <w:r>
         <w:rPr>
           <w:noProof/>
+          <w:lang w:val="it-CH"/>
         </w:rPr>
         <w:t xml:space="preserve"> DNA-encoded chemical libraries. </w:t>
       </w:r>
@@ -20968,6 +20928,7 @@
         <w:ind w:left="720" w:hanging="720"/>
         <w:rPr>
           <w:noProof/>
+          <w:lang w:val="fr-CH"/>
         </w:rPr>
       </w:pPr>
       <w:r>
@@ -20987,12 +20948,14 @@
         <w:rPr>
           <w:i/>
           <w:noProof/>
+          <w:lang w:val="fr-CH"/>
         </w:rPr>
         <w:t>Trends in Pharmacological Sciences</w:t>
       </w:r>
       <w:r>
         <w:rPr>
           <w:noProof/>
+          <w:lang w:val="fr-CH"/>
         </w:rPr>
         <w:t xml:space="preserve"> </w:t>
       </w:r>
@@ -21000,12 +20963,14 @@
         <w:rPr>
           <w:b/>
           <w:noProof/>
+          <w:lang w:val="fr-CH"/>
         </w:rPr>
         <w:t>44</w:t>
       </w:r>
       <w:r>
         <w:rPr>
           <w:noProof/>
+          <w:lang w:val="fr-CH"/>
         </w:rPr>
         <w:t>, 817–831, doi:10.1016/j.tips.2023.08.006 (2023).</w:t>
       </w:r>
@@ -21022,12 +20987,14 @@
       <w:r>
         <w:rPr>
           <w:noProof/>
+          <w:lang w:val="fr-CH"/>
         </w:rPr>
         <w:t>14.</w:t>
       </w:r>
       <w:r>
         <w:rPr>
           <w:noProof/>
+          <w:lang w:val="fr-CH"/>
         </w:rPr>
         <w:tab/>
         <w:t>Plais, L.</w:t>
@@ -21036,14 +21003,22 @@
         <w:rPr>
           <w:i/>
           <w:noProof/>
+          <w:lang w:val="fr-CH"/>
         </w:rPr>
         <w:t xml:space="preserve"> et al.</w:t>
       </w:r>
       <w:r>
         <w:rPr>
           <w:noProof/>
-        </w:rPr>
-        <w:t xml:space="preserve"> Universal encoding of next generation DNA-encoded chemical libraries. </w:t>
+          <w:lang w:val="fr-CH"/>
+        </w:rPr>
+        <w:t xml:space="preserve"> </w:t>
+      </w:r>
+      <w:r>
+        <w:rPr>
+          <w:noProof/>
+        </w:rPr>
+        <w:t xml:space="preserve">Universal encoding of next generation DNA-encoded chemical libraries. </w:t>
       </w:r>
       <w:r>
         <w:rPr>
@@ -21436,6 +21411,7 @@
         <w:ind w:left="720" w:hanging="720"/>
         <w:rPr>
           <w:noProof/>
+          <w:lang w:val="fr-CH"/>
         </w:rPr>
       </w:pPr>
       <w:r>
@@ -21468,12 +21444,14 @@
         <w:rPr>
           <w:i/>
           <w:noProof/>
+          <w:lang w:val="fr-CH"/>
         </w:rPr>
         <w:t>Nature Communications</w:t>
       </w:r>
       <w:r>
         <w:rPr>
           <w:noProof/>
+          <w:lang w:val="fr-CH"/>
         </w:rPr>
         <w:t xml:space="preserve"> </w:t>
       </w:r>
@@ -21481,12 +21459,14 @@
         <w:rPr>
           <w:b/>
           <w:noProof/>
+          <w:lang w:val="fr-CH"/>
         </w:rPr>
         <w:t>15</w:t>
       </w:r>
       <w:r>
         <w:rPr>
           <w:noProof/>
+          <w:lang w:val="fr-CH"/>
         </w:rPr>
         <w:t>, 5640, doi:10.1038/s41467-024-49777-x (2024).</w:t>
       </w:r>
@@ -21503,12 +21483,14 @@
       <w:r>
         <w:rPr>
           <w:noProof/>
+          <w:lang w:val="fr-CH"/>
         </w:rPr>
         <w:t>23.</w:t>
       </w:r>
       <w:r>
         <w:rPr>
           <w:noProof/>
+          <w:lang w:val="fr-CH"/>
         </w:rPr>
         <w:tab/>
         <w:t>Edwards, A. M.</w:t>
@@ -21517,14 +21499,22 @@
         <w:rPr>
           <w:i/>
           <w:noProof/>
+          <w:lang w:val="fr-CH"/>
         </w:rPr>
         <w:t xml:space="preserve"> et al.</w:t>
       </w:r>
       <w:r>
         <w:rPr>
           <w:noProof/>
-        </w:rPr>
-        <w:t xml:space="preserve"> Protein–ligand data at scale to support machine learning. </w:t>
+          <w:lang w:val="fr-CH"/>
+        </w:rPr>
+        <w:t xml:space="preserve"> </w:t>
+      </w:r>
+      <w:r>
+        <w:rPr>
+          <w:noProof/>
+        </w:rPr>
+        <w:t xml:space="preserve">Protein–ligand data at scale to support machine learning. </w:t>
       </w:r>
       <w:r>
         <w:rPr>
@@ -21748,7 +21738,7 @@
         </w:rPr>
         <w:t>, e202511839, doi:</w:t>
       </w:r>
-      <w:hyperlink r:id="rId17" w:history="1">
+      <w:hyperlink r:id="rId19" w:history="1">
         <w:r>
           <w:rPr>
             <w:rStyle w:val="Hyperlink"/>
@@ -21898,15 +21888,23 @@
       <w:r>
         <w:rPr>
           <w:noProof/>
+          <w:lang w:val="de-CH"/>
         </w:rPr>
         <w:t>31.</w:t>
       </w:r>
       <w:r>
         <w:rPr>
           <w:noProof/>
+          <w:lang w:val="de-CH"/>
         </w:rPr>
         <w:tab/>
-        <w:t xml:space="preserve">Weininger, D., Weininger, A. &amp; Weininger, J. L. SMILES. 2. Algorithm for generation of unique SMILES notation. </w:t>
+        <w:t xml:space="preserve">Weininger, D., Weininger, A. &amp; Weininger, J. L. SMILES. </w:t>
+      </w:r>
+      <w:r>
+        <w:rPr>
+          <w:noProof/>
+        </w:rPr>
+        <w:t xml:space="preserve">2. Algorithm for generation of unique SMILES notation. </w:t>
       </w:r>
       <w:r>
         <w:rPr>
@@ -22031,7 +22029,7 @@
         </w:rPr>
         <w:t xml:space="preserve"> </w:t>
       </w:r>
-      <w:hyperlink r:id="rId18" w:history="1">
+      <w:hyperlink r:id="rId20" w:history="1">
         <w:r>
           <w:rPr>
             <w:rStyle w:val="Hyperlink"/>
@@ -22087,7 +22085,7 @@
         </w:rPr>
         <w:t xml:space="preserve"> </w:t>
       </w:r>
-      <w:hyperlink r:id="rId19" w:history="1">
+      <w:hyperlink r:id="rId21" w:history="1">
         <w:r>
           <w:rPr>
             <w:rStyle w:val="Hyperlink"/>
@@ -22104,17 +22102,20 @@
         <w:ind w:left="720" w:hanging="720"/>
         <w:rPr>
           <w:noProof/>
-        </w:rPr>
-      </w:pPr>
-      <w:r>
-        <w:rPr>
-          <w:noProof/>
+          <w:lang w:val="fr-CH"/>
+        </w:rPr>
+      </w:pPr>
+      <w:r>
+        <w:rPr>
+          <w:noProof/>
+          <w:lang w:val="fr-CH"/>
         </w:rPr>
         <w:t>35.</w:t>
       </w:r>
       <w:r>
         <w:rPr>
           <w:noProof/>
+          <w:lang w:val="fr-CH"/>
         </w:rPr>
         <w:tab/>
         <w:t xml:space="preserve">Landrum, G. </w:t>
@@ -22123,18 +22124,21 @@
         <w:rPr>
           <w:i/>
           <w:noProof/>
+          <w:lang w:val="fr-CH"/>
         </w:rPr>
         <w:t>et al.</w:t>
       </w:r>
       <w:r>
         <w:rPr>
           <w:noProof/>
+          <w:lang w:val="fr-CH"/>
         </w:rPr>
         <w:t xml:space="preserve"> RDKit: Open-source cheminformatics</w:t>
       </w:r>
       <w:r>
         <w:rPr>
           <w:noProof/>
+          <w:lang w:val="fr-CH"/>
         </w:rPr>
         <w:t xml:space="preserve">, </w:t>
       </w:r>
@@ -22151,8 +22155,14 @@
       <w:r>
         <w:rPr>
           <w:noProof/>
+          <w:lang w:val="fr-CH"/>
         </w:rPr>
         <w:tab/>
+      </w:r>
+      <w:r>
+        <w:rPr>
+          <w:noProof/>
+        </w:rPr>
         <w:t>doi:</w:t>
       </w:r>
       <w:r>
@@ -22525,6 +22535,12 @@
       </w:r>
     </w:p>
     <w:sectPr>
+      <w:headerReference w:type="even" r:id="rId22"/>
+      <w:headerReference w:type="default" r:id="rId23"/>
+      <w:footerReference w:type="even" r:id="rId24"/>
+      <w:footerReference w:type="default" r:id="rId25"/>
+      <w:headerReference w:type="first" r:id="rId26"/>
+      <w:footerReference w:type="first" r:id="rId27"/>
       <w:pgSz w:w="12240" w:h="15840"/>
       <w:pgMar w:top="1440" w:right="1440" w:bottom="1440" w:left="1440" w:header="0" w:footer="0" w:gutter="0"/>
       <w:cols w:space="720"/>
@@ -22533,6 +22549,116 @@
     </w:sectPr>
   </w:body>
 </w:document>
+</file>
+
+<file path=word/endnotes.xml><?xml version="1.0" encoding="utf-8"?>
+<w:endnotes xmlns:wpc="http://schemas.microsoft.com/office/word/2010/wordprocessingCanvas" xmlns:cx="http://schemas.microsoft.com/office/drawing/2014/chartex" xmlns:cx1="http://schemas.microsoft.com/office/drawing/2015/9/8/chartex" xmlns:cx2="http://schemas.microsoft.com/office/drawing/2015/10/21/chartex" xmlns:cx3="http://schemas.microsoft.com/office/drawing/2016/5/9/chartex" xmlns:cx4="http://schemas.microsoft.com/office/drawing/2016/5/10/chartex" xmlns:cx5="http://schemas.microsoft.com/office/drawing/2016/5/11/chartex" xmlns:cx6="http://schemas.microsoft.com/office/drawing/2016/5/12/chartex" xmlns:cx7="http://schemas.microsoft.com/office/drawing/2016/5/13/chartex" xmlns:cx8="http://schemas.microsoft.com/office/drawing/2016/5/14/chartex" xmlns:mc="http://schemas.openxmlformats.org/markup-compatibility/2006" xmlns:aink="http://schemas.microsoft.com/office/drawing/2016/ink" xmlns:am3d="http://schemas.microsoft.com/office/drawing/2017/model3d" xmlns:o="urn:schemas-microsoft-com:office:office" xmlns:oel="http://schemas.microsoft.com/office/2019/extlst" xmlns:r="http://schemas.openxmlformats.org/officeDocument/2006/relationships" xmlns:m="http://schemas.openxmlformats.org/officeDocument/2006/math" xmlns:v="urn:schemas-microsoft-com:vml" xmlns:wp14="http://schemas.microsoft.com/office/word/2010/wordprocessingDrawing" xmlns:wp="http://schemas.openxmlformats.org/drawingml/2006/wordprocessingDrawing" xmlns:w10="urn:schemas-microsoft-com:office:word" xmlns:w="http://schemas.openxmlformats.org/wordprocessingml/2006/main" xmlns:w14="http://schemas.microsoft.com/office/word/2010/wordml" xmlns:w15="http://schemas.microsoft.com/office/word/2012/wordml" xmlns:w16cex="http://schemas.microsoft.com/office/word/2018/wordml/cex" xmlns:w16cid="http://schemas.microsoft.com/office/word/2016/wordml/cid" xmlns:w16="http://schemas.microsoft.com/office/word/2018/wordml" xmlns:w16du="http://schemas.microsoft.com/office/word/2023/wordml/word16du" xmlns:w16sdtdh="http://schemas.microsoft.com/office/word/2020/wordml/sdtdatahash" xmlns:w16sdtfl="http://schemas.microsoft.com/office/word/2024/wordml/sdtformatlock" xmlns:w16se="http://schemas.microsoft.com/office/word/2015/wordml/symex" xmlns:wpg="http://schemas.microsoft.com/office/word/2010/wordprocessingGroup" xmlns:wpi="http://schemas.microsoft.com/office/word/2010/wordprocessingInk" xmlns:wne="http://schemas.microsoft.com/office/word/2006/wordml" xmlns:wps="http://schemas.microsoft.com/office/word/2010/wordprocessingShape" mc:Ignorable="w14 w15 w16se w16cid w16 w16cex w16sdtdh w16sdtfl w16du wp14">
+  <w:endnote w:type="separator" w:id="-1">
+    <w:p>
+      <w:pPr>
+        <w:spacing w:before="0" w:after="0"/>
+      </w:pPr>
+      <w:r>
+        <w:separator/>
+      </w:r>
+    </w:p>
+  </w:endnote>
+  <w:endnote w:type="continuationSeparator" w:id="0">
+    <w:p>
+      <w:pPr>
+        <w:spacing w:before="0" w:after="0"/>
+      </w:pPr>
+      <w:r>
+        <w:continuationSeparator/>
+      </w:r>
+    </w:p>
+  </w:endnote>
+</w:endnotes>
+</file>
+
+<file path=word/footer1.xml><?xml version="1.0" encoding="utf-8"?>
+<w:ftr xmlns:wpc="http://schemas.microsoft.com/office/word/2010/wordprocessingCanvas" xmlns:cx="http://schemas.microsoft.com/office/drawing/2014/chartex" xmlns:cx1="http://schemas.microsoft.com/office/drawing/2015/9/8/chartex" xmlns:cx2="http://schemas.microsoft.com/office/drawing/2015/10/21/chartex" xmlns:cx3="http://schemas.microsoft.com/office/drawing/2016/5/9/chartex" xmlns:cx4="http://schemas.microsoft.com/office/drawing/2016/5/10/chartex" xmlns:cx5="http://schemas.microsoft.com/office/drawing/2016/5/11/chartex" xmlns:cx6="http://schemas.microsoft.com/office/drawing/2016/5/12/chartex" xmlns:cx7="http://schemas.microsoft.com/office/drawing/2016/5/13/chartex" xmlns:cx8="http://schemas.microsoft.com/office/drawing/2016/5/14/chartex" xmlns:mc="http://schemas.openxmlformats.org/markup-compatibility/2006" xmlns:aink="http://schemas.microsoft.com/office/drawing/2016/ink" xmlns:am3d="http://schemas.microsoft.com/office/drawing/2017/model3d" xmlns:o="urn:schemas-microsoft-com:office:office" xmlns:oel="http://schemas.microsoft.com/office/2019/extlst" xmlns:r="http://schemas.openxmlformats.org/officeDocument/2006/relationships" xmlns:m="http://schemas.openxmlformats.org/officeDocument/2006/math" xmlns:v="urn:schemas-microsoft-com:vml" xmlns:wp14="http://schemas.microsoft.com/office/word/2010/wordprocessingDrawing" xmlns:wp="http://schemas.openxmlformats.org/drawingml/2006/wordprocessingDrawing" xmlns:w10="urn:schemas-microsoft-com:office:word" xmlns:w="http://schemas.openxmlformats.org/wordprocessingml/2006/main" xmlns:w14="http://schemas.microsoft.com/office/word/2010/wordml" xmlns:w15="http://schemas.microsoft.com/office/word/2012/wordml" xmlns:w16cex="http://schemas.microsoft.com/office/word/2018/wordml/cex" xmlns:w16cid="http://schemas.microsoft.com/office/word/2016/wordml/cid" xmlns:w16="http://schemas.microsoft.com/office/word/2018/wordml" xmlns:w16du="http://schemas.microsoft.com/office/word/2023/wordml/word16du" xmlns:w16sdtdh="http://schemas.microsoft.com/office/word/2020/wordml/sdtdatahash" xmlns:w16sdtfl="http://schemas.microsoft.com/office/word/2024/wordml/sdtformatlock" xmlns:w16se="http://schemas.microsoft.com/office/word/2015/wordml/symex" xmlns:wpg="http://schemas.microsoft.com/office/word/2010/wordprocessingGroup" xmlns:wpi="http://schemas.microsoft.com/office/word/2010/wordprocessingInk" xmlns:wne="http://schemas.microsoft.com/office/word/2006/wordml" xmlns:wps="http://schemas.microsoft.com/office/word/2010/wordprocessingShape" mc:Ignorable="w14 w15 w16se w16cid w16 w16cex w16sdtdh w16sdtfl w16du wp14">
+  <w:p>
+    <w:pPr>
+      <w:pStyle w:val="Footer"/>
+    </w:pPr>
+  </w:p>
+</w:ftr>
+</file>
+
+<file path=word/footer2.xml><?xml version="1.0" encoding="utf-8"?>
+<w:ftr xmlns:wpc="http://schemas.microsoft.com/office/word/2010/wordprocessingCanvas" xmlns:cx="http://schemas.microsoft.com/office/drawing/2014/chartex" xmlns:cx1="http://schemas.microsoft.com/office/drawing/2015/9/8/chartex" xmlns:cx2="http://schemas.microsoft.com/office/drawing/2015/10/21/chartex" xmlns:cx3="http://schemas.microsoft.com/office/drawing/2016/5/9/chartex" xmlns:cx4="http://schemas.microsoft.com/office/drawing/2016/5/10/chartex" xmlns:cx5="http://schemas.microsoft.com/office/drawing/2016/5/11/chartex" xmlns:cx6="http://schemas.microsoft.com/office/drawing/2016/5/12/chartex" xmlns:cx7="http://schemas.microsoft.com/office/drawing/2016/5/13/chartex" xmlns:cx8="http://schemas.microsoft.com/office/drawing/2016/5/14/chartex" xmlns:mc="http://schemas.openxmlformats.org/markup-compatibility/2006" xmlns:aink="http://schemas.microsoft.com/office/drawing/2016/ink" xmlns:am3d="http://schemas.microsoft.com/office/drawing/2017/model3d" xmlns:o="urn:schemas-microsoft-com:office:office" xmlns:oel="http://schemas.microsoft.com/office/2019/extlst" xmlns:r="http://schemas.openxmlformats.org/officeDocument/2006/relationships" xmlns:m="http://schemas.openxmlformats.org/officeDocument/2006/math" xmlns:v="urn:schemas-microsoft-com:vml" xmlns:wp14="http://schemas.microsoft.com/office/word/2010/wordprocessingDrawing" xmlns:wp="http://schemas.openxmlformats.org/drawingml/2006/wordprocessingDrawing" xmlns:w10="urn:schemas-microsoft-com:office:word" xmlns:w="http://schemas.openxmlformats.org/wordprocessingml/2006/main" xmlns:w14="http://schemas.microsoft.com/office/word/2010/wordml" xmlns:w15="http://schemas.microsoft.com/office/word/2012/wordml" xmlns:w16cex="http://schemas.microsoft.com/office/word/2018/wordml/cex" xmlns:w16cid="http://schemas.microsoft.com/office/word/2016/wordml/cid" xmlns:w16="http://schemas.microsoft.com/office/word/2018/wordml" xmlns:w16du="http://schemas.microsoft.com/office/word/2023/wordml/word16du" xmlns:w16sdtdh="http://schemas.microsoft.com/office/word/2020/wordml/sdtdatahash" xmlns:w16sdtfl="http://schemas.microsoft.com/office/word/2024/wordml/sdtformatlock" xmlns:w16se="http://schemas.microsoft.com/office/word/2015/wordml/symex" xmlns:wpg="http://schemas.microsoft.com/office/word/2010/wordprocessingGroup" xmlns:wpi="http://schemas.microsoft.com/office/word/2010/wordprocessingInk" xmlns:wne="http://schemas.microsoft.com/office/word/2006/wordml" xmlns:wps="http://schemas.microsoft.com/office/word/2010/wordprocessingShape" mc:Ignorable="w14 w15 w16se w16cid w16 w16cex w16sdtdh w16sdtfl w16du wp14">
+  <w:p>
+    <w:pPr>
+      <w:pStyle w:val="Footer"/>
+    </w:pPr>
+  </w:p>
+</w:ftr>
+</file>
+
+<file path=word/footer3.xml><?xml version="1.0" encoding="utf-8"?>
+<w:ftr xmlns:wpc="http://schemas.microsoft.com/office/word/2010/wordprocessingCanvas" xmlns:cx="http://schemas.microsoft.com/office/drawing/2014/chartex" xmlns:cx1="http://schemas.microsoft.com/office/drawing/2015/9/8/chartex" xmlns:cx2="http://schemas.microsoft.com/office/drawing/2015/10/21/chartex" xmlns:cx3="http://schemas.microsoft.com/office/drawing/2016/5/9/chartex" xmlns:cx4="http://schemas.microsoft.com/office/drawing/2016/5/10/chartex" xmlns:cx5="http://schemas.microsoft.com/office/drawing/2016/5/11/chartex" xmlns:cx6="http://schemas.microsoft.com/office/drawing/2016/5/12/chartex" xmlns:cx7="http://schemas.microsoft.com/office/drawing/2016/5/13/chartex" xmlns:cx8="http://schemas.microsoft.com/office/drawing/2016/5/14/chartex" xmlns:mc="http://schemas.openxmlformats.org/markup-compatibility/2006" xmlns:aink="http://schemas.microsoft.com/office/drawing/2016/ink" xmlns:am3d="http://schemas.microsoft.com/office/drawing/2017/model3d" xmlns:o="urn:schemas-microsoft-com:office:office" xmlns:oel="http://schemas.microsoft.com/office/2019/extlst" xmlns:r="http://schemas.openxmlformats.org/officeDocument/2006/relationships" xmlns:m="http://schemas.openxmlformats.org/officeDocument/2006/math" xmlns:v="urn:schemas-microsoft-com:vml" xmlns:wp14="http://schemas.microsoft.com/office/word/2010/wordprocessingDrawing" xmlns:wp="http://schemas.openxmlformats.org/drawingml/2006/wordprocessingDrawing" xmlns:w10="urn:schemas-microsoft-com:office:word" xmlns:w="http://schemas.openxmlformats.org/wordprocessingml/2006/main" xmlns:w14="http://schemas.microsoft.com/office/word/2010/wordml" xmlns:w15="http://schemas.microsoft.com/office/word/2012/wordml" xmlns:w16cex="http://schemas.microsoft.com/office/word/2018/wordml/cex" xmlns:w16cid="http://schemas.microsoft.com/office/word/2016/wordml/cid" xmlns:w16="http://schemas.microsoft.com/office/word/2018/wordml" xmlns:w16du="http://schemas.microsoft.com/office/word/2023/wordml/word16du" xmlns:w16sdtdh="http://schemas.microsoft.com/office/word/2020/wordml/sdtdatahash" xmlns:w16sdtfl="http://schemas.microsoft.com/office/word/2024/wordml/sdtformatlock" xmlns:w16se="http://schemas.microsoft.com/office/word/2015/wordml/symex" xmlns:wpg="http://schemas.microsoft.com/office/word/2010/wordprocessingGroup" xmlns:wpi="http://schemas.microsoft.com/office/word/2010/wordprocessingInk" xmlns:wne="http://schemas.microsoft.com/office/word/2006/wordml" xmlns:wps="http://schemas.microsoft.com/office/word/2010/wordprocessingShape" mc:Ignorable="w14 w15 w16se w16cid w16 w16cex w16sdtdh w16sdtfl w16du wp14">
+  <w:p>
+    <w:pPr>
+      <w:pStyle w:val="Footer"/>
+    </w:pPr>
+  </w:p>
+</w:ftr>
+</file>
+
+<file path=word/footnotes.xml><?xml version="1.0" encoding="utf-8"?>
+<w:footnotes xmlns:wpc="http://schemas.microsoft.com/office/word/2010/wordprocessingCanvas" xmlns:cx="http://schemas.microsoft.com/office/drawing/2014/chartex" xmlns:cx1="http://schemas.microsoft.com/office/drawing/2015/9/8/chartex" xmlns:cx2="http://schemas.microsoft.com/office/drawing/2015/10/21/chartex" xmlns:cx3="http://schemas.microsoft.com/office/drawing/2016/5/9/chartex" xmlns:cx4="http://schemas.microsoft.com/office/drawing/2016/5/10/chartex" xmlns:cx5="http://schemas.microsoft.com/office/drawing/2016/5/11/chartex" xmlns:cx6="http://schemas.microsoft.com/office/drawing/2016/5/12/chartex" xmlns:cx7="http://schemas.microsoft.com/office/drawing/2016/5/13/chartex" xmlns:cx8="http://schemas.microsoft.com/office/drawing/2016/5/14/chartex" xmlns:mc="http://schemas.openxmlformats.org/markup-compatibility/2006" xmlns:aink="http://schemas.microsoft.com/office/drawing/2016/ink" xmlns:am3d="http://schemas.microsoft.com/office/drawing/2017/model3d" xmlns:o="urn:schemas-microsoft-com:office:office" xmlns:oel="http://schemas.microsoft.com/office/2019/extlst" xmlns:r="http://schemas.openxmlformats.org/officeDocument/2006/relationships" xmlns:m="http://schemas.openxmlformats.org/officeDocument/2006/math" xmlns:v="urn:schemas-microsoft-com:vml" xmlns:wp14="http://schemas.microsoft.com/office/word/2010/wordprocessingDrawing" xmlns:wp="http://schemas.openxmlformats.org/drawingml/2006/wordprocessingDrawing" xmlns:w10="urn:schemas-microsoft-com:office:word" xmlns:w="http://schemas.openxmlformats.org/wordprocessingml/2006/main" xmlns:w14="http://schemas.microsoft.com/office/word/2010/wordml" xmlns:w15="http://schemas.microsoft.com/office/word/2012/wordml" xmlns:w16cex="http://schemas.microsoft.com/office/word/2018/wordml/cex" xmlns:w16cid="http://schemas.microsoft.com/office/word/2016/wordml/cid" xmlns:w16="http://schemas.microsoft.com/office/word/2018/wordml" xmlns:w16du="http://schemas.microsoft.com/office/word/2023/wordml/word16du" xmlns:w16sdtdh="http://schemas.microsoft.com/office/word/2020/wordml/sdtdatahash" xmlns:w16sdtfl="http://schemas.microsoft.com/office/word/2024/wordml/sdtformatlock" xmlns:w16se="http://schemas.microsoft.com/office/word/2015/wordml/symex" xmlns:wpg="http://schemas.microsoft.com/office/word/2010/wordprocessingGroup" xmlns:wpi="http://schemas.microsoft.com/office/word/2010/wordprocessingInk" xmlns:wne="http://schemas.microsoft.com/office/word/2006/wordml" xmlns:wps="http://schemas.microsoft.com/office/word/2010/wordprocessingShape" mc:Ignorable="w14 w15 w16se w16cid w16 w16cex w16sdtdh w16sdtfl w16du wp14">
+  <w:footnote w:type="separator" w:id="-1">
+    <w:p>
+      <w:pPr>
+        <w:spacing w:before="0" w:after="0"/>
+      </w:pPr>
+      <w:r>
+        <w:separator/>
+      </w:r>
+    </w:p>
+  </w:footnote>
+  <w:footnote w:type="continuationSeparator" w:id="0">
+    <w:p>
+      <w:pPr>
+        <w:spacing w:before="0" w:after="0"/>
+      </w:pPr>
+      <w:r>
+        <w:continuationSeparator/>
+      </w:r>
+    </w:p>
+  </w:footnote>
+</w:footnotes>
+</file>
+
+<file path=word/header1.xml><?xml version="1.0" encoding="utf-8"?>
+<w:hdr xmlns:wpc="http://schemas.microsoft.com/office/word/2010/wordprocessingCanvas" xmlns:cx="http://schemas.microsoft.com/office/drawing/2014/chartex" xmlns:cx1="http://schemas.microsoft.com/office/drawing/2015/9/8/chartex" xmlns:cx2="http://schemas.microsoft.com/office/drawing/2015/10/21/chartex" xmlns:cx3="http://schemas.microsoft.com/office/drawing/2016/5/9/chartex" xmlns:cx4="http://schemas.microsoft.com/office/drawing/2016/5/10/chartex" xmlns:cx5="http://schemas.microsoft.com/office/drawing/2016/5/11/chartex" xmlns:cx6="http://schemas.microsoft.com/office/drawing/2016/5/12/chartex" xmlns:cx7="http://schemas.microsoft.com/office/drawing/2016/5/13/chartex" xmlns:cx8="http://schemas.microsoft.com/office/drawing/2016/5/14/chartex" xmlns:mc="http://schemas.openxmlformats.org/markup-compatibility/2006" xmlns:aink="http://schemas.microsoft.com/office/drawing/2016/ink" xmlns:am3d="http://schemas.microsoft.com/office/drawing/2017/model3d" xmlns:o="urn:schemas-microsoft-com:office:office" xmlns:oel="http://schemas.microsoft.com/office/2019/extlst" xmlns:r="http://schemas.openxmlformats.org/officeDocument/2006/relationships" xmlns:m="http://schemas.openxmlformats.org/officeDocument/2006/math" xmlns:v="urn:schemas-microsoft-com:vml" xmlns:wp14="http://schemas.microsoft.com/office/word/2010/wordprocessingDrawing" xmlns:wp="http://schemas.openxmlformats.org/drawingml/2006/wordprocessingDrawing" xmlns:w10="urn:schemas-microsoft-com:office:word" xmlns:w="http://schemas.openxmlformats.org/wordprocessingml/2006/main" xmlns:w14="http://schemas.microsoft.com/office/word/2010/wordml" xmlns:w15="http://schemas.microsoft.com/office/word/2012/wordml" xmlns:w16cex="http://schemas.microsoft.com/office/word/2018/wordml/cex" xmlns:w16cid="http://schemas.microsoft.com/office/word/2016/wordml/cid" xmlns:w16="http://schemas.microsoft.com/office/word/2018/wordml" xmlns:w16du="http://schemas.microsoft.com/office/word/2023/wordml/word16du" xmlns:w16sdtdh="http://schemas.microsoft.com/office/word/2020/wordml/sdtdatahash" xmlns:w16sdtfl="http://schemas.microsoft.com/office/word/2024/wordml/sdtformatlock" xmlns:w16se="http://schemas.microsoft.com/office/word/2015/wordml/symex" xmlns:wpg="http://schemas.microsoft.com/office/word/2010/wordprocessingGroup" xmlns:wpi="http://schemas.microsoft.com/office/word/2010/wordprocessingInk" xmlns:wne="http://schemas.microsoft.com/office/word/2006/wordml" xmlns:wps="http://schemas.microsoft.com/office/word/2010/wordprocessingShape" mc:Ignorable="w14 w15 w16se w16cid w16 w16cex w16sdtdh w16sdtfl w16du wp14">
+  <w:p>
+    <w:pPr>
+      <w:pStyle w:val="Header"/>
+    </w:pPr>
+  </w:p>
+</w:hdr>
+</file>
+
+<file path=word/header2.xml><?xml version="1.0" encoding="utf-8"?>
+<w:hdr xmlns:wpc="http://schemas.microsoft.com/office/word/2010/wordprocessingCanvas" xmlns:cx="http://schemas.microsoft.com/office/drawing/2014/chartex" xmlns:cx1="http://schemas.microsoft.com/office/drawing/2015/9/8/chartex" xmlns:cx2="http://schemas.microsoft.com/office/drawing/2015/10/21/chartex" xmlns:cx3="http://schemas.microsoft.com/office/drawing/2016/5/9/chartex" xmlns:cx4="http://schemas.microsoft.com/office/drawing/2016/5/10/chartex" xmlns:cx5="http://schemas.microsoft.com/office/drawing/2016/5/11/chartex" xmlns:cx6="http://schemas.microsoft.com/office/drawing/2016/5/12/chartex" xmlns:cx7="http://schemas.microsoft.com/office/drawing/2016/5/13/chartex" xmlns:cx8="http://schemas.microsoft.com/office/drawing/2016/5/14/chartex" xmlns:mc="http://schemas.openxmlformats.org/markup-compatibility/2006" xmlns:aink="http://schemas.microsoft.com/office/drawing/2016/ink" xmlns:am3d="http://schemas.microsoft.com/office/drawing/2017/model3d" xmlns:o="urn:schemas-microsoft-com:office:office" xmlns:oel="http://schemas.microsoft.com/office/2019/extlst" xmlns:r="http://schemas.openxmlformats.org/officeDocument/2006/relationships" xmlns:m="http://schemas.openxmlformats.org/officeDocument/2006/math" xmlns:v="urn:schemas-microsoft-com:vml" xmlns:wp14="http://schemas.microsoft.com/office/word/2010/wordprocessingDrawing" xmlns:wp="http://schemas.openxmlformats.org/drawingml/2006/wordprocessingDrawing" xmlns:w10="urn:schemas-microsoft-com:office:word" xmlns:w="http://schemas.openxmlformats.org/wordprocessingml/2006/main" xmlns:w14="http://schemas.microsoft.com/office/word/2010/wordml" xmlns:w15="http://schemas.microsoft.com/office/word/2012/wordml" xmlns:w16cex="http://schemas.microsoft.com/office/word/2018/wordml/cex" xmlns:w16cid="http://schemas.microsoft.com/office/word/2016/wordml/cid" xmlns:w16="http://schemas.microsoft.com/office/word/2018/wordml" xmlns:w16du="http://schemas.microsoft.com/office/word/2023/wordml/word16du" xmlns:w16sdtdh="http://schemas.microsoft.com/office/word/2020/wordml/sdtdatahash" xmlns:w16sdtfl="http://schemas.microsoft.com/office/word/2024/wordml/sdtformatlock" xmlns:w16se="http://schemas.microsoft.com/office/word/2015/wordml/symex" xmlns:wpg="http://schemas.microsoft.com/office/word/2010/wordprocessingGroup" xmlns:wpi="http://schemas.microsoft.com/office/word/2010/wordprocessingInk" xmlns:wne="http://schemas.microsoft.com/office/word/2006/wordml" xmlns:wps="http://schemas.microsoft.com/office/word/2010/wordprocessingShape" mc:Ignorable="w14 w15 w16se w16cid w16 w16cex w16sdtdh w16sdtfl w16du wp14">
+  <w:p>
+    <w:pPr>
+      <w:pStyle w:val="Header"/>
+    </w:pPr>
+  </w:p>
+</w:hdr>
+</file>
+
+<file path=word/header3.xml><?xml version="1.0" encoding="utf-8"?>
+<w:hdr xmlns:wpc="http://schemas.microsoft.com/office/word/2010/wordprocessingCanvas" xmlns:cx="http://schemas.microsoft.com/office/drawing/2014/chartex" xmlns:cx1="http://schemas.microsoft.com/office/drawing/2015/9/8/chartex" xmlns:cx2="http://schemas.microsoft.com/office/drawing/2015/10/21/chartex" xmlns:cx3="http://schemas.microsoft.com/office/drawing/2016/5/9/chartex" xmlns:cx4="http://schemas.microsoft.com/office/drawing/2016/5/10/chartex" xmlns:cx5="http://schemas.microsoft.com/office/drawing/2016/5/11/chartex" xmlns:cx6="http://schemas.microsoft.com/office/drawing/2016/5/12/chartex" xmlns:cx7="http://schemas.microsoft.com/office/drawing/2016/5/13/chartex" xmlns:cx8="http://schemas.microsoft.com/office/drawing/2016/5/14/chartex" xmlns:mc="http://schemas.openxmlformats.org/markup-compatibility/2006" xmlns:aink="http://schemas.microsoft.com/office/drawing/2016/ink" xmlns:am3d="http://schemas.microsoft.com/office/drawing/2017/model3d" xmlns:o="urn:schemas-microsoft-com:office:office" xmlns:oel="http://schemas.microsoft.com/office/2019/extlst" xmlns:r="http://schemas.openxmlformats.org/officeDocument/2006/relationships" xmlns:m="http://schemas.openxmlformats.org/officeDocument/2006/math" xmlns:v="urn:schemas-microsoft-com:vml" xmlns:wp14="http://schemas.microsoft.com/office/word/2010/wordprocessingDrawing" xmlns:wp="http://schemas.openxmlformats.org/drawingml/2006/wordprocessingDrawing" xmlns:w10="urn:schemas-microsoft-com:office:word" xmlns:w="http://schemas.openxmlformats.org/wordprocessingml/2006/main" xmlns:w14="http://schemas.microsoft.com/office/word/2010/wordml" xmlns:w15="http://schemas.microsoft.com/office/word/2012/wordml" xmlns:w16cex="http://schemas.microsoft.com/office/word/2018/wordml/cex" xmlns:w16cid="http://schemas.microsoft.com/office/word/2016/wordml/cid" xmlns:w16="http://schemas.microsoft.com/office/word/2018/wordml" xmlns:w16du="http://schemas.microsoft.com/office/word/2023/wordml/word16du" xmlns:w16sdtdh="http://schemas.microsoft.com/office/word/2020/wordml/sdtdatahash" xmlns:w16sdtfl="http://schemas.microsoft.com/office/word/2024/wordml/sdtformatlock" xmlns:w16se="http://schemas.microsoft.com/office/word/2015/wordml/symex" xmlns:wpg="http://schemas.microsoft.com/office/word/2010/wordprocessingGroup" xmlns:wpi="http://schemas.microsoft.com/office/word/2010/wordprocessingInk" xmlns:wne="http://schemas.microsoft.com/office/word/2006/wordml" xmlns:wps="http://schemas.microsoft.com/office/word/2010/wordprocessingShape" mc:Ignorable="w14 w15 w16se w16cid w16 w16cex w16sdtdh w16sdtfl w16du wp14">
+  <w:p>
+    <w:pPr>
+      <w:pStyle w:val="Header"/>
+    </w:pPr>
+  </w:p>
+</w:hdr>
 </file>
 
 <file path=word/numbering.xml><?xml version="1.0" encoding="utf-8"?>
@@ -24342,6 +24468,14 @@
 </w:numbering>
 </file>
 
+<file path=word/people.xml><?xml version="1.0" encoding="utf-8"?>
+<w15:people xmlns:wpc="http://schemas.microsoft.com/office/word/2010/wordprocessingCanvas" xmlns:cx="http://schemas.microsoft.com/office/drawing/2014/chartex" xmlns:cx1="http://schemas.microsoft.com/office/drawing/2015/9/8/chartex" xmlns:cx2="http://schemas.microsoft.com/office/drawing/2015/10/21/chartex" xmlns:cx3="http://schemas.microsoft.com/office/drawing/2016/5/9/chartex" xmlns:cx4="http://schemas.microsoft.com/office/drawing/2016/5/10/chartex" xmlns:cx5="http://schemas.microsoft.com/office/drawing/2016/5/11/chartex" xmlns:cx6="http://schemas.microsoft.com/office/drawing/2016/5/12/chartex" xmlns:cx7="http://schemas.microsoft.com/office/drawing/2016/5/13/chartex" xmlns:cx8="http://schemas.microsoft.com/office/drawing/2016/5/14/chartex" xmlns:mc="http://schemas.openxmlformats.org/markup-compatibility/2006" xmlns:aink="http://schemas.microsoft.com/office/drawing/2016/ink" xmlns:am3d="http://schemas.microsoft.com/office/drawing/2017/model3d" xmlns:o="urn:schemas-microsoft-com:office:office" xmlns:oel="http://schemas.microsoft.com/office/2019/extlst" xmlns:r="http://schemas.openxmlformats.org/officeDocument/2006/relationships" xmlns:m="http://schemas.openxmlformats.org/officeDocument/2006/math" xmlns:v="urn:schemas-microsoft-com:vml" xmlns:wp14="http://schemas.microsoft.com/office/word/2010/wordprocessingDrawing" xmlns:wp="http://schemas.openxmlformats.org/drawingml/2006/wordprocessingDrawing" xmlns:w10="urn:schemas-microsoft-com:office:word" xmlns:w="http://schemas.openxmlformats.org/wordprocessingml/2006/main" xmlns:w14="http://schemas.microsoft.com/office/word/2010/wordml" xmlns:w15="http://schemas.microsoft.com/office/word/2012/wordml" xmlns:w16cex="http://schemas.microsoft.com/office/word/2018/wordml/cex" xmlns:w16cid="http://schemas.microsoft.com/office/word/2016/wordml/cid" xmlns:w16="http://schemas.microsoft.com/office/word/2018/wordml" xmlns:w16du="http://schemas.microsoft.com/office/word/2023/wordml/word16du" xmlns:w16sdtdh="http://schemas.microsoft.com/office/word/2020/wordml/sdtdatahash" xmlns:w16sdtfl="http://schemas.microsoft.com/office/word/2024/wordml/sdtformatlock" xmlns:w16se="http://schemas.microsoft.com/office/word/2015/wordml/symex" xmlns:wpg="http://schemas.microsoft.com/office/word/2010/wordprocessingGroup" xmlns:wpi="http://schemas.microsoft.com/office/word/2010/wordprocessingInk" xmlns:wne="http://schemas.microsoft.com/office/word/2006/wordml" xmlns:wps="http://schemas.microsoft.com/office/word/2010/wordprocessingShape" mc:Ignorable="w14 w15 w16se w16cid w16 w16cex w16sdtdh w16sdtfl w16du wp14">
+  <w15:person w15:author="Martinelli, Adriano Luca (DBMR)">
+    <w15:presenceInfo w15:providerId="AD" w15:userId="S::adriano.martinelli@unibe.ch::1531e9e7-be29-445a-8555-ca80e715f55a"/>
+  </w15:person>
+</w15:people>
+</file>
+
 <file path=word/styles.xml><?xml version="1.0" encoding="utf-8"?>
 <w:styles xmlns:mc="http://schemas.openxmlformats.org/markup-compatibility/2006" xmlns:r="http://schemas.openxmlformats.org/officeDocument/2006/relationships" xmlns:w="http://schemas.openxmlformats.org/wordprocessingml/2006/main" xmlns:w14="http://schemas.microsoft.com/office/word/2010/wordml" xmlns:w15="http://schemas.microsoft.com/office/word/2012/wordml" xmlns:w16cex="http://schemas.microsoft.com/office/word/2018/wordml/cex" xmlns:w16cid="http://schemas.microsoft.com/office/word/2016/wordml/cid" xmlns:w16="http://schemas.microsoft.com/office/word/2018/wordml" xmlns:w16du="http://schemas.microsoft.com/office/word/2023/wordml/word16du" xmlns:w16sdtdh="http://schemas.microsoft.com/office/word/2020/wordml/sdtdatahash" xmlns:w16sdtfl="http://schemas.microsoft.com/office/word/2024/wordml/sdtformatlock" xmlns:w16se="http://schemas.microsoft.com/office/word/2015/wordml/symex" mc:Ignorable="w14 w15 w16se w16cid w16 w16cex w16sdtdh w16sdtfl w16du">
   <w:docDefaults>
@@ -24813,6 +24947,7 @@
   <w:style w:type="character" w:default="1" w:styleId="DefaultParagraphFont">
     <w:name w:val="Default Paragraph Font"/>
     <w:uiPriority w:val="1"/>
+    <w:semiHidden/>
     <w:unhideWhenUsed/>
   </w:style>
   <w:style w:type="table" w:default="1" w:styleId="TableNormal">
@@ -26406,6 +26541,50 @@
       <w:shd w:val="clear" w:color="auto" w:fill="E1DFDD"/>
     </w:rPr>
   </w:style>
+  <w:style w:type="paragraph" w:styleId="Header">
+    <w:name w:val="header"/>
+    <w:basedOn w:val="Normal"/>
+    <w:link w:val="HeaderChar"/>
+    <w:rsid w:val="00CD576F"/>
+    <w:pPr>
+      <w:tabs>
+        <w:tab w:val="center" w:pos="4680"/>
+        <w:tab w:val="right" w:pos="9360"/>
+      </w:tabs>
+      <w:spacing w:before="0" w:after="0"/>
+    </w:pPr>
+  </w:style>
+  <w:style w:type="character" w:customStyle="1" w:styleId="HeaderChar">
+    <w:name w:val="Header Char"/>
+    <w:basedOn w:val="DefaultParagraphFont"/>
+    <w:link w:val="Header"/>
+    <w:rsid w:val="00CD576F"/>
+    <w:rPr>
+      <w:rFonts w:eastAsia="Aptos" w:cs="Aptos"/>
+    </w:rPr>
+  </w:style>
+  <w:style w:type="paragraph" w:styleId="Footer">
+    <w:name w:val="footer"/>
+    <w:basedOn w:val="Normal"/>
+    <w:link w:val="FooterChar"/>
+    <w:rsid w:val="00CD576F"/>
+    <w:pPr>
+      <w:tabs>
+        <w:tab w:val="center" w:pos="4680"/>
+        <w:tab w:val="right" w:pos="9360"/>
+      </w:tabs>
+      <w:spacing w:before="0" w:after="0"/>
+    </w:pPr>
+  </w:style>
+  <w:style w:type="character" w:customStyle="1" w:styleId="FooterChar">
+    <w:name w:val="Footer Char"/>
+    <w:basedOn w:val="DefaultParagraphFont"/>
+    <w:link w:val="Footer"/>
+    <w:rsid w:val="00CD576F"/>
+    <w:rPr>
+      <w:rFonts w:eastAsia="Aptos" w:cs="Aptos"/>
+    </w:rPr>
+  </w:style>
 </w:styles>
 </file>
 
@@ -26583,6 +26762,28 @@
 </a:theme>
 </file>
 
+<file path=word/webextensions/taskpanes.xml><?xml version="1.0" encoding="utf-8"?>
+<wetp:taskpanes xmlns:wetp="http://schemas.microsoft.com/office/webextensions/taskpanes/2010/11">
+  <wetp:taskpane dockstate="right" visibility="0" width="350" row="0">
+    <wetp:webextensionref xmlns:r="http://schemas.openxmlformats.org/officeDocument/2006/relationships" r:id="rId1"/>
+  </wetp:taskpane>
+</wetp:taskpanes>
+</file>
+
+<file path=word/webextensions/webextension1.xml><?xml version="1.0" encoding="utf-8"?>
+<we:webextension xmlns:we="http://schemas.microsoft.com/office/webextensions/webextension/2010/11" id="{764DF28B-210E-674F-9C43-6FE44FA11683}">
+  <we:reference id="wa200010453" version="1.0.0.1" store="en-US" storeType="OMEX"/>
+  <we:alternateReferences>
+    <we:reference id="WA200010453" version="1.0.0.1" store="WA200010453" storeType="OMEX"/>
+  </we:alternateReferences>
+  <we:properties>
+    <we:property name="claude.fileId" value="&quot;77c83d58-f22a-4b53-ac73-e9f0149b4623&quot;"/>
+  </we:properties>
+  <we:bindings/>
+  <we:snapshot xmlns:r="http://schemas.openxmlformats.org/officeDocument/2006/relationships"/>
+</we:webextension>
+</file>
+
 <file path=customXml/item1.xml><?xml version="1.0" encoding="utf-8"?>
 <b:Sources xmlns:b="http://schemas.openxmlformats.org/officeDocument/2006/bibliography" xmlns="http://schemas.openxmlformats.org/officeDocument/2006/bibliography" SelectedStyle="/APASixthEditionOfficeOnline.xsl" StyleName="APA" Version="6"/>
 </file>

--- a/paper/Martinelli_etal_manuscript.docx
+++ b/paper/Martinelli_etal_manuscript.docx
@@ -223,10 +223,40 @@
       <w:r>
         <w:t>identified in the DEL field and provides the standardization necessary for reproducible analysis across research groups. The protocol is accompanied by comprehensive documentation and a tutorial dataset, allowing for a consistent implementation across the rapidly growing DEL community.</w:t>
       </w:r>
-    </w:p>
-    <w:p>
-      <w:bookmarkStart w:id="2" w:name="abstract"/>
-      <w:bookmarkEnd w:id="2"/>
+      <w:ins w:id="2" w:author="Martinelli, Adriano Luca (DBMR)" w:date="2026-04-30T13:16:00Z" w16du:dateUtc="2026-04-30T16:16:00Z">
+        <w:r>
+          <w:t xml:space="preserve"> The protocol is suitable for users with basic command-line experience; while </w:t>
+        </w:r>
+        <w:r>
+          <w:lastRenderedPageBreak/>
+          <w:t xml:space="preserve">no prior expertise in cheminformatics is required for the demultiplexing and visualization steps, the enumeration steps require a solid understanding of cheminformatic language to define reaction SMIRKS. Depending on library size, the complete workflow takes 2–8 hours. DELT-Hit is available at </w:t>
+        </w:r>
+        <w:r>
+          <w:fldChar w:fldCharType="begin"/>
+        </w:r>
+        <w:r>
+          <w:instrText>HYPERLINK "https://github.com/DELTechnology/delt-hit"</w:instrText>
+        </w:r>
+        <w:r>
+          <w:fldChar w:fldCharType="separate"/>
+        </w:r>
+        <w:r>
+          <w:rPr>
+            <w:rStyle w:val="Hyperlink"/>
+          </w:rPr>
+          <w:t>https://github.com/DELTechnology/delt-hit</w:t>
+        </w:r>
+        <w:r>
+          <w:fldChar w:fldCharType="end"/>
+        </w:r>
+        <w:r>
+          <w:t>.</w:t>
+        </w:r>
+      </w:ins>
+    </w:p>
+    <w:p>
+      <w:bookmarkStart w:id="3" w:name="abstract"/>
+      <w:bookmarkEnd w:id="3"/>
       <w:r>
         <w:br w:type="page"/>
       </w:r>
@@ -350,8 +380,8 @@
       <w:pPr>
         <w:pStyle w:val="Heading2"/>
       </w:pPr>
-      <w:bookmarkStart w:id="3" w:name="key-points"/>
-      <w:bookmarkEnd w:id="3"/>
+      <w:bookmarkStart w:id="4" w:name="key-points"/>
+      <w:bookmarkEnd w:id="4"/>
       <w:r>
         <w:t>Technical Overview</w:t>
       </w:r>
@@ -562,8 +592,8 @@
           <w:szCs w:val="32"/>
         </w:rPr>
       </w:pPr>
-      <w:bookmarkStart w:id="4" w:name="technical-overview"/>
-      <w:bookmarkEnd w:id="4"/>
+      <w:bookmarkStart w:id="5" w:name="technical-overview"/>
+      <w:bookmarkEnd w:id="5"/>
       <w:r>
         <w:br w:type="page"/>
       </w:r>
@@ -1843,12 +1873,12 @@
       <w:r>
         <w:t xml:space="preserve">Considering the large volume of data generated, the computational analysis of DEL screening data is a critical factor, requiring sophisticated integration of genomics, cheminformatics, and statistical analysis </w:t>
       </w:r>
-      <w:ins w:id="5" w:author="Martinelli, Adriano Luca (DBMR)" w:date="2026-04-29T20:26:00Z" w16du:dateUtc="2026-04-29T23:26:00Z">
+      <w:ins w:id="6" w:author="Martinelli, Adriano Luca (DBMR)" w:date="2026-04-29T20:26:00Z" w16du:dateUtc="2026-04-29T23:26:00Z">
         <w:r>
           <w:t>workflows for which few open-source, integrated solutions currently exist</w:t>
         </w:r>
       </w:ins>
-      <w:del w:id="6" w:author="Martinelli, Adriano Luca (DBMR)" w:date="2026-04-29T20:26:00Z" w16du:dateUtc="2026-04-29T23:26:00Z">
+      <w:del w:id="7" w:author="Martinelli, Adriano Luca (DBMR)" w:date="2026-04-29T20:26:00Z" w16du:dateUtc="2026-04-29T23:26:00Z">
         <w:r>
           <w:delText>workflows that are currently not publicly available</w:delText>
         </w:r>
@@ -2814,17 +2844,25 @@
       <w:r>
         <w:t xml:space="preserve"> of selection fingerprints and enables their interactive exploration. Finally, DELT-Hit provides the obtained enrichment data and representations of library compounds as Morgan fingerprints and BERT embeddings in a format ready for downstream machine learning applications.</w:t>
       </w:r>
-      <w:ins w:id="7" w:author="Martinelli, Adriano Luca (DBMR)" w:date="2026-04-29T20:27:00Z" w16du:dateUtc="2026-04-29T23:27:00Z">
+      <w:ins w:id="8" w:author="Martinelli, Adriano Luca (DBMR)" w:date="2026-04-29T20:27:00Z" w16du:dateUtc="2026-04-29T23:27:00Z">
         <w:r>
           <w:t xml:space="preserve"> Solid arrows indicate data flow between modules; </w:t>
         </w:r>
       </w:ins>
-      <w:ins w:id="8" w:author="Martinelli, Adriano Luca (DBMR)" w:date="2026-04-29T20:34:00Z" w16du:dateUtc="2026-04-29T23:34:00Z">
+      <w:ins w:id="9" w:author="Martinelli, Adriano Luca (DBMR)" w:date="2026-04-29T20:34:00Z" w16du:dateUtc="2026-04-29T23:34:00Z">
         <w:r>
-          <w:t xml:space="preserve">green rectangles represent wet lab steps, </w:t>
+          <w:t xml:space="preserve">green rectangles represent wet lab </w:t>
+        </w:r>
+        <w:proofErr w:type="gramStart"/>
+        <w:r>
+          <w:t>steps,</w:t>
+        </w:r>
+        <w:proofErr w:type="gramEnd"/>
+        <w:r>
+          <w:t xml:space="preserve"> </w:t>
         </w:r>
       </w:ins>
-      <w:ins w:id="9" w:author="Martinelli, Adriano Luca (DBMR)" w:date="2026-04-29T20:27:00Z" w16du:dateUtc="2026-04-29T23:27:00Z">
+      <w:ins w:id="10" w:author="Martinelli, Adriano Luca (DBMR)" w:date="2026-04-29T20:27:00Z" w16du:dateUtc="2026-04-29T23:27:00Z">
         <w:r>
           <w:t>blue rectangles represent processing steps; grey boxes indicate input/output file types.</w:t>
         </w:r>
@@ -3108,11 +3146,11 @@
       <w:pPr>
         <w:pStyle w:val="BodyText"/>
       </w:pPr>
-      <w:bookmarkStart w:id="10" w:name="development-of-the-protocol"/>
+      <w:bookmarkStart w:id="11" w:name="development-of-the-protocol"/>
       <w:r>
         <w:t>This modular architecture enables users to execute complete workflows for routine analysis or utilize individual components for specialized applications. Each stage of the pipeline produces an executable script, allowing users to easily adapt the workflow to more complex experimental designs and custom settings, while maintaining reproducibility through standardized configuration files and output formats. The protocol has been successfully validated across diverse DEL architectures including multi-cycle libraries, hybridized libraries combining independent synthetic routes, and large-scale pharmaceutical screens with millions of compounds.</w:t>
       </w:r>
-      <w:bookmarkEnd w:id="10"/>
+      <w:bookmarkEnd w:id="11"/>
     </w:p>
     <w:p>
       <w:pPr>
@@ -3511,8 +3549,8 @@
       <w:pPr>
         <w:pStyle w:val="Heading3"/>
       </w:pPr>
-      <w:bookmarkStart w:id="11" w:name="applications-of-the-method"/>
-      <w:bookmarkEnd w:id="11"/>
+      <w:bookmarkStart w:id="12" w:name="applications-of-the-method"/>
+      <w:bookmarkEnd w:id="12"/>
       <w:r>
         <w:t>Limitations</w:t>
       </w:r>
@@ -3545,7 +3583,7 @@
           <w:numId w:val="21"/>
         </w:numPr>
       </w:pPr>
-      <w:bookmarkStart w:id="12" w:name="limitations"/>
+      <w:bookmarkStart w:id="13" w:name="limitations"/>
       <w:r>
         <w:t>Library complexity: DELT-Hit supports arbitrary sequences of chemical reactions, provided that each synthetic route yields a single, well-defined final product, as is expected for high-quality DNA-encoded libraries. Libraries with complex architectures, such as non-standard reaction schemes, atypical building block representations, or unconventional precursor handling may require additional custom configuration and validation. In particular, the library enumeration step assumes accurate specification of reaction chemistry using reaction SM</w:t>
       </w:r>
@@ -3561,7 +3599,7 @@
       <w:r>
         <w:t xml:space="preserve"> may require advanced cheminformatics expertise to ensure correct product generation and structure reconstruction.</w:t>
       </w:r>
-      <w:bookmarkEnd w:id="12"/>
+      <w:bookmarkEnd w:id="13"/>
     </w:p>
     <w:p>
       <w:pPr>
@@ -3595,12 +3633,12 @@
       <w:r>
         <w:t xml:space="preserve">To our knowledge, </w:t>
       </w:r>
-      <w:ins w:id="13" w:author="Martinelli, Adriano Luca (DBMR)" w:date="2026-04-29T20:25:00Z" w16du:dateUtc="2026-04-29T23:25:00Z">
+      <w:ins w:id="14" w:author="Martinelli, Adriano Luca (DBMR)" w:date="2026-04-29T20:25:00Z" w16du:dateUtc="2026-04-29T23:25:00Z">
         <w:r>
           <w:t>another open-source DEL framework is DELi</w:t>
         </w:r>
       </w:ins>
-      <w:del w:id="14" w:author="Martinelli, Adriano Luca (DBMR)" w:date="2026-04-29T20:25:00Z" w16du:dateUtc="2026-04-29T23:25:00Z">
+      <w:del w:id="15" w:author="Martinelli, Adriano Luca (DBMR)" w:date="2026-04-29T20:25:00Z" w16du:dateUtc="2026-04-29T23:25:00Z">
         <w:r>
           <w:delText>the only other open-source DEL framework introduced to date is DELi</w:delText>
         </w:r>
@@ -3624,12 +3662,12 @@
       <w:r>
         <w:fldChar w:fldCharType="end"/>
       </w:r>
-      <w:ins w:id="15" w:author="Martinelli, Adriano Luca (DBMR)" w:date="2026-04-29T20:25:00Z" w16du:dateUtc="2026-04-29T23:25:00Z">
+      <w:ins w:id="16" w:author="Martinelli, Adriano Luca (DBMR)" w:date="2026-04-29T20:25:00Z" w16du:dateUtc="2026-04-29T23:25:00Z">
         <w:r>
           <w:t>, which addresses several core aspects</w:t>
         </w:r>
       </w:ins>
-      <w:del w:id="16" w:author="Martinelli, Adriano Luca (DBMR)" w:date="2026-04-29T20:25:00Z" w16du:dateUtc="2026-04-29T23:25:00Z">
+      <w:del w:id="17" w:author="Martinelli, Adriano Luca (DBMR)" w:date="2026-04-29T20:25:00Z" w16du:dateUtc="2026-04-29T23:25:00Z">
         <w:r>
           <w:delText>, that addresses several core aspects</w:delText>
         </w:r>
@@ -3731,10 +3769,10 @@
       <w:pPr>
         <w:pStyle w:val="Heading2"/>
       </w:pPr>
-      <w:bookmarkStart w:id="17" w:name="introduction"/>
-      <w:bookmarkStart w:id="18" w:name="overview-of-the-procedure"/>
-      <w:bookmarkEnd w:id="17"/>
+      <w:bookmarkStart w:id="18" w:name="introduction"/>
+      <w:bookmarkStart w:id="19" w:name="overview-of-the-procedure"/>
       <w:bookmarkEnd w:id="18"/>
+      <w:bookmarkEnd w:id="19"/>
       <w:r>
         <w:t>Experimental design</w:t>
       </w:r>
@@ -3827,8 +3865,8 @@
       <w:pPr>
         <w:pStyle w:val="Heading3"/>
       </w:pPr>
-      <w:bookmarkStart w:id="19" w:name="input-requirements"/>
-      <w:bookmarkEnd w:id="19"/>
+      <w:bookmarkStart w:id="20" w:name="input-requirements"/>
+      <w:bookmarkEnd w:id="20"/>
       <w:r>
         <w:t>Library architecture considerations</w:t>
       </w:r>
@@ -3898,8 +3936,8 @@
       <w:pPr>
         <w:pStyle w:val="Heading3"/>
       </w:pPr>
-      <w:bookmarkStart w:id="20" w:name="library-architecture-considerations"/>
-      <w:bookmarkEnd w:id="20"/>
+      <w:bookmarkStart w:id="21" w:name="library-architecture-considerations"/>
+      <w:bookmarkEnd w:id="21"/>
       <w:r>
         <w:t>Library chemistry and reaction definition</w:t>
       </w:r>
@@ -3954,8 +3992,8 @@
       <w:pPr>
         <w:pStyle w:val="Heading3"/>
       </w:pPr>
-      <w:bookmarkStart w:id="21" w:name="X2cef6e60534e65075faa0785115402f7d968eda"/>
-      <w:bookmarkEnd w:id="21"/>
+      <w:bookmarkStart w:id="22" w:name="X2cef6e60534e65075faa0785115402f7d968eda"/>
+      <w:bookmarkEnd w:id="22"/>
       <w:r>
         <w:lastRenderedPageBreak/>
         <w:t>Quality control parameters</w:t>
@@ -4052,6 +4090,9 @@
           <w:ilvl w:val="0"/>
           <w:numId w:val="2"/>
         </w:numPr>
+        <w:rPr>
+          <w:ins w:id="23" w:author="Martinelli, Adriano Luca (DBMR)" w:date="2026-04-30T13:13:00Z" w16du:dateUtc="2026-04-30T16:13:00Z"/>
+        </w:rPr>
       </w:pPr>
       <w:r>
         <w:rPr>
@@ -4063,9 +4104,23 @@
       <w:r>
         <w:t>: Strict requirements on reaction products.</w:t>
       </w:r>
-      <w:r>
-        <w:br/>
-      </w:r>
+    </w:p>
+    <w:p>
+      <w:pPr>
+        <w:pStyle w:val="BodyText"/>
+        <w:numPr>
+          <w:ilvl w:val="0"/>
+          <w:numId w:val="2"/>
+        </w:numPr>
+        <w:rPr>
+          <w:del w:id="24" w:author="Martinelli, Adriano Luca (DBMR)" w:date="2026-04-30T13:14:00Z" w16du:dateUtc="2026-04-30T16:14:00Z"/>
+        </w:rPr>
+      </w:pPr>
+      <w:del w:id="25" w:author="Martinelli, Adriano Luca (DBMR)" w:date="2026-04-30T13:14:00Z" w16du:dateUtc="2026-04-30T16:14:00Z">
+        <w:r>
+          <w:br/>
+        </w:r>
+      </w:del>
     </w:p>
     <w:p>
       <w:r>
@@ -4124,10 +4179,10 @@
       <w:pPr>
         <w:pStyle w:val="Heading2"/>
       </w:pPr>
-      <w:bookmarkStart w:id="22" w:name="experimental-design"/>
-      <w:bookmarkStart w:id="23" w:name="quality-control-parameters"/>
-      <w:bookmarkEnd w:id="22"/>
-      <w:bookmarkEnd w:id="23"/>
+      <w:bookmarkStart w:id="26" w:name="experimental-design"/>
+      <w:bookmarkStart w:id="27" w:name="quality-control-parameters"/>
+      <w:bookmarkEnd w:id="26"/>
+      <w:bookmarkEnd w:id="27"/>
     </w:p>
     <w:p>
       <w:pPr>
@@ -4237,8 +4292,8 @@
       <w:pPr>
         <w:pStyle w:val="Heading3"/>
       </w:pPr>
-      <w:bookmarkStart w:id="24" w:name="equipment"/>
-      <w:bookmarkEnd w:id="24"/>
+      <w:bookmarkStart w:id="28" w:name="equipment"/>
+      <w:bookmarkEnd w:id="28"/>
       <w:r>
         <w:t>Software dependencies</w:t>
       </w:r>
@@ -4314,7 +4369,6 @@
           <w:b/>
           <w:bCs/>
         </w:rPr>
-        <w:lastRenderedPageBreak/>
         <w:t>Python packages</w:t>
       </w:r>
       <w:r>
@@ -4331,6 +4385,7 @@
       </w:pPr>
       <w:proofErr w:type="spellStart"/>
       <w:r>
+        <w:lastRenderedPageBreak/>
         <w:t>cutadapt</w:t>
       </w:r>
       <w:proofErr w:type="spellEnd"/>
@@ -4534,8 +4589,8 @@
       <w:pPr>
         <w:pStyle w:val="Heading3"/>
       </w:pPr>
-      <w:bookmarkStart w:id="25" w:name="software-dependencies"/>
-      <w:bookmarkEnd w:id="25"/>
+      <w:bookmarkStart w:id="29" w:name="software-dependencies"/>
+      <w:bookmarkEnd w:id="29"/>
     </w:p>
     <w:p>
       <w:pPr>
@@ -4927,18 +4982,18 @@
           <w:b/>
           <w:bCs/>
         </w:rPr>
+        <w:t>Example datasets</w:t>
+      </w:r>
+      <w:r>
+        <w:t xml:space="preserve"> (available for download):</w:t>
+      </w:r>
+    </w:p>
+    <w:p>
+      <w:pPr>
+        <w:pStyle w:val="BodyText"/>
+      </w:pPr>
+      <w:r>
         <w:lastRenderedPageBreak/>
-        <w:t>Example datasets</w:t>
-      </w:r>
-      <w:r>
-        <w:t xml:space="preserve"> (available for download):</w:t>
-      </w:r>
-    </w:p>
-    <w:p>
-      <w:pPr>
-        <w:pStyle w:val="BodyText"/>
-      </w:pPr>
-      <w:r>
         <w:t>The provided example dataset is based on a toy library based on the architecture of a published library</w:t>
       </w:r>
       <w:r>
@@ -5224,8 +5279,8 @@
       <w:pPr>
         <w:pStyle w:val="Heading3"/>
       </w:pPr>
-      <w:bookmarkStart w:id="26" w:name="input-file-preparation"/>
-      <w:bookmarkEnd w:id="26"/>
+      <w:bookmarkStart w:id="30" w:name="input-file-preparation"/>
+      <w:bookmarkEnd w:id="30"/>
     </w:p>
     <w:p>
       <w:pPr>
@@ -5370,8 +5425,8 @@
       <w:pPr>
         <w:pStyle w:val="Heading4"/>
       </w:pPr>
-      <w:bookmarkStart w:id="27" w:name="X450531edde3ff1039ef30d32ebab957aa499e7b"/>
-      <w:bookmarkEnd w:id="27"/>
+      <w:bookmarkStart w:id="31" w:name="X450531edde3ff1039ef30d32ebab957aa499e7b"/>
+      <w:bookmarkEnd w:id="31"/>
       <w:r>
         <w:t>Step 2: Environment setup with Conda</w:t>
       </w:r>
@@ -5576,8 +5631,8 @@
       <w:pPr>
         <w:pStyle w:val="Heading4"/>
       </w:pPr>
-      <w:bookmarkStart w:id="28" w:name="step-2-environment-setup-with-conda"/>
-      <w:bookmarkEnd w:id="28"/>
+      <w:bookmarkStart w:id="32" w:name="step-2-environment-setup-with-conda"/>
+      <w:bookmarkEnd w:id="32"/>
       <w:r>
         <w:t>Step 3: R environment configuration</w:t>
       </w:r>
@@ -5747,8 +5802,8 @@
       <w:pPr>
         <w:pStyle w:val="Heading4"/>
       </w:pPr>
-      <w:bookmarkStart w:id="29" w:name="step-3-r-environment-configuration"/>
-      <w:bookmarkEnd w:id="29"/>
+      <w:bookmarkStart w:id="33" w:name="step-3-r-environment-configuration"/>
+      <w:bookmarkEnd w:id="33"/>
       <w:r>
         <w:t>Step 4: Installation verification</w:t>
       </w:r>
@@ -5877,10 +5932,10 @@
       <w:pPr>
         <w:pStyle w:val="Heading2"/>
       </w:pPr>
-      <w:bookmarkStart w:id="30" w:name="materials"/>
-      <w:bookmarkStart w:id="31" w:name="step-4-installation-verification"/>
-      <w:bookmarkEnd w:id="30"/>
-      <w:bookmarkEnd w:id="31"/>
+      <w:bookmarkStart w:id="34" w:name="materials"/>
+      <w:bookmarkStart w:id="35" w:name="step-4-installation-verification"/>
+      <w:bookmarkEnd w:id="34"/>
+      <w:bookmarkEnd w:id="35"/>
       <w:r>
         <w:t>Procedure</w:t>
       </w:r>
@@ -6227,8 +6282,8 @@
       <w:pPr>
         <w:pStyle w:val="Heading5"/>
       </w:pPr>
-      <w:bookmarkStart w:id="32" w:name="Xb402986ec565a249e1c0ce45e2cf0c618a6b5fc"/>
-      <w:bookmarkEnd w:id="32"/>
+      <w:bookmarkStart w:id="36" w:name="Xb402986ec565a249e1c0ce45e2cf0c618a6b5fc"/>
+      <w:bookmarkEnd w:id="36"/>
       <w:r>
         <w:t xml:space="preserve">1.2 Create the </w:t>
       </w:r>
@@ -7250,8 +7305,8 @@
       <w:pPr>
         <w:pStyle w:val="Heading5"/>
       </w:pPr>
-      <w:bookmarkStart w:id="33" w:name="X510792200dabf2aae0da5f850f832f5d6cea4f8"/>
-      <w:bookmarkEnd w:id="33"/>
+      <w:bookmarkStart w:id="37" w:name="X510792200dabf2aae0da5f850f832f5d6cea4f8"/>
+      <w:bookmarkEnd w:id="37"/>
       <w:r>
         <w:t xml:space="preserve">1.3 Create the </w:t>
       </w:r>
@@ -8119,8 +8174,8 @@
       <w:pPr>
         <w:pStyle w:val="Heading5"/>
       </w:pPr>
-      <w:bookmarkStart w:id="34" w:name="X35d8184db80d6bfa8d6eeac5467de429ac47bab"/>
-      <w:bookmarkEnd w:id="34"/>
+      <w:bookmarkStart w:id="38" w:name="X35d8184db80d6bfa8d6eeac5467de429ac47bab"/>
+      <w:bookmarkEnd w:id="38"/>
       <w:r>
         <w:t xml:space="preserve">1.4 Create the </w:t>
       </w:r>
@@ -8399,10 +8454,10 @@
       <w:pPr>
         <w:pStyle w:val="Heading4"/>
       </w:pPr>
-      <w:bookmarkStart w:id="35" w:name="step-1--prepare-excel-configuration-file"/>
-      <w:bookmarkStart w:id="36" w:name="Xe55b94e17f860d0bafc7f01dbe7ae0c214b100a"/>
-      <w:bookmarkEnd w:id="35"/>
-      <w:bookmarkEnd w:id="36"/>
+      <w:bookmarkStart w:id="39" w:name="step-1--prepare-excel-configuration-file"/>
+      <w:bookmarkStart w:id="40" w:name="Xe55b94e17f860d0bafc7f01dbe7ae0c214b100a"/>
+      <w:bookmarkEnd w:id="39"/>
+      <w:bookmarkEnd w:id="40"/>
       <w:r>
         <w:t>Step 2 | Define chemical building blocks and reactions</w:t>
       </w:r>
@@ -9020,8 +9075,8 @@
       <w:pPr>
         <w:pStyle w:val="Heading5"/>
       </w:pPr>
-      <w:bookmarkStart w:id="37" w:name="Xa8bbb1502252db6f3ff9cf343ce7640eccfa09e"/>
-      <w:bookmarkEnd w:id="37"/>
+      <w:bookmarkStart w:id="41" w:name="Xa8bbb1502252db6f3ff9cf343ce7640eccfa09e"/>
+      <w:bookmarkEnd w:id="41"/>
     </w:p>
     <w:p>
       <w:pPr>
@@ -9491,8 +9546,8 @@
       <w:pPr>
         <w:pStyle w:val="Heading5"/>
       </w:pPr>
-      <w:bookmarkStart w:id="38" w:name="X314196e3f0892791d95bfbd1adcad32a9b1963a"/>
-      <w:bookmarkEnd w:id="38"/>
+      <w:bookmarkStart w:id="42" w:name="X314196e3f0892791d95bfbd1adcad32a9b1963a"/>
+      <w:bookmarkEnd w:id="42"/>
       <w:r>
         <w:t xml:space="preserve">2.3 Create the </w:t>
       </w:r>
@@ -9640,10 +9695,10 @@
       <w:pPr>
         <w:pStyle w:val="Heading4"/>
       </w:pPr>
-      <w:bookmarkStart w:id="39" w:name="X4e937976f44745a3aa48a2ddac517bc6499031f"/>
-      <w:bookmarkStart w:id="40" w:name="X43502e1b3b407be0c315c4dd44812d281d0ffbe"/>
-      <w:bookmarkEnd w:id="39"/>
-      <w:bookmarkEnd w:id="40"/>
+      <w:bookmarkStart w:id="43" w:name="X4e937976f44745a3aa48a2ddac517bc6499031f"/>
+      <w:bookmarkStart w:id="44" w:name="X43502e1b3b407be0c315c4dd44812d281d0ffbe"/>
+      <w:bookmarkEnd w:id="43"/>
+      <w:bookmarkEnd w:id="44"/>
       <w:r>
         <w:t>2.4 Create the additional reaction steps</w:t>
       </w:r>
@@ -10374,10 +10429,10 @@
       <w:pPr>
         <w:pStyle w:val="Heading3"/>
       </w:pPr>
-      <w:bookmarkStart w:id="41" w:name="Xcaff30bb8061e2135f1ced3a43768c2b9b330eb"/>
-      <w:bookmarkStart w:id="42" w:name="step-3--generate-configuration-file"/>
-      <w:bookmarkEnd w:id="41"/>
-      <w:bookmarkEnd w:id="42"/>
+      <w:bookmarkStart w:id="45" w:name="Xcaff30bb8061e2135f1ced3a43768c2b9b330eb"/>
+      <w:bookmarkStart w:id="46" w:name="step-3--generate-configuration-file"/>
+      <w:bookmarkEnd w:id="45"/>
+      <w:bookmarkEnd w:id="46"/>
       <w:r>
         <w:t>Phase 2: Chemical library enumeration and analysis • TIMING 10 min - 2 h</w:t>
       </w:r>
@@ -10828,8 +10883,8 @@
       <w:pPr>
         <w:pStyle w:val="Heading4"/>
       </w:pPr>
-      <w:bookmarkStart w:id="43" w:name="Xa4a186ba0c8dda909d08f38ea23b89c1272112b"/>
-      <w:bookmarkEnd w:id="43"/>
+      <w:bookmarkStart w:id="47" w:name="Xa4a186ba0c8dda909d08f38ea23b89c1272112b"/>
+      <w:bookmarkEnd w:id="47"/>
     </w:p>
     <w:p>
       <w:pPr>
@@ -11111,8 +11166,8 @@
       <w:pPr>
         <w:pStyle w:val="Heading4"/>
       </w:pPr>
-      <w:bookmarkStart w:id="44" w:name="X0702c1a117e70256178a8648b7f22525f34b502"/>
-      <w:bookmarkEnd w:id="44"/>
+      <w:bookmarkStart w:id="48" w:name="X0702c1a117e70256178a8648b7f22525f34b502"/>
+      <w:bookmarkEnd w:id="48"/>
       <w:r>
         <w:lastRenderedPageBreak/>
         <w:t>Step 6 | Generate molecular representations for machine learning</w:t>
@@ -11328,10 +11383,10 @@
       <w:pPr>
         <w:pStyle w:val="Heading3"/>
       </w:pPr>
-      <w:bookmarkStart w:id="45" w:name="Xf0fe3734256e5255c5c6ead4fa2033e11d2c4fd"/>
-      <w:bookmarkStart w:id="46" w:name="Xde3d1acbf1f0719959acfcbca78a05c2a57a9aa"/>
-      <w:bookmarkEnd w:id="45"/>
-      <w:bookmarkEnd w:id="46"/>
+      <w:bookmarkStart w:id="49" w:name="Xf0fe3734256e5255c5c6ead4fa2033e11d2c4fd"/>
+      <w:bookmarkStart w:id="50" w:name="Xde3d1acbf1f0719959acfcbca78a05c2a57a9aa"/>
+      <w:bookmarkEnd w:id="49"/>
+      <w:bookmarkEnd w:id="50"/>
       <w:r>
         <w:t>Phase 3: Sequence processing and demultiplexing • TIMING 30 min - 4 h</w:t>
       </w:r>
@@ -11425,14 +11480,20 @@
       <w:r>
         <w:t xml:space="preserve"> = 0, indels = FALSE) to ensure accurate multiplexing, while allowing higher error rates for constant regions depending on their length.</w:t>
       </w:r>
+      <w:ins w:id="51" w:author="Martinelli, Adriano Luca (DBMR)" w:date="2026-04-30T13:14:00Z" w16du:dateUtc="2026-04-30T16:14:00Z">
+        <w:r>
+          <w:t xml:space="preserve"> More broadly, DELT-Hit balances sensitivity and specificity by allowing per-region configuration of maximum error rates and indel tolerance, enabling users to apply stricter matching criteria to barcode regions while permitting controlled mismatches in constant regions.</w:t>
+        </w:r>
+      </w:ins>
     </w:p>
     <w:p>
       <w:pPr>
         <w:pStyle w:val="Heading4"/>
       </w:pPr>
-      <w:bookmarkStart w:id="47" w:name="X13cc74061b59b93ec4c85183ed4241367574747"/>
-      <w:bookmarkEnd w:id="47"/>
-      <w:r>
+      <w:bookmarkStart w:id="52" w:name="X13cc74061b59b93ec4c85183ed4241367574747"/>
+      <w:bookmarkEnd w:id="52"/>
+      <w:r>
+        <w:lastRenderedPageBreak/>
         <w:t>Step 8 | Prepare and execute sequence demultiplexing</w:t>
       </w:r>
     </w:p>
@@ -11453,7 +11514,6 @@
         </w:rPr>
       </w:pPr>
       <w:r>
-        <w:lastRenderedPageBreak/>
         <w:t xml:space="preserve"># Generate </w:t>
       </w:r>
       <w:proofErr w:type="spellStart"/>
@@ -11690,8 +11750,8 @@
       <w:pPr>
         <w:pStyle w:val="Heading4"/>
       </w:pPr>
-      <w:bookmarkStart w:id="48" w:name="X3e8311baebbb2296bbbbbfefd5b61514f194207"/>
-      <w:bookmarkEnd w:id="48"/>
+      <w:bookmarkStart w:id="53" w:name="X3e8311baebbb2296bbbbbfefd5b61514f194207"/>
+      <w:bookmarkEnd w:id="53"/>
       <w:r>
         <w:t>Step 9 | Process demultiplexing results and generate count tables</w:t>
       </w:r>
@@ -11841,6 +11901,7 @@
         <w:rPr>
           <w:rStyle w:val="VerbatimChar"/>
         </w:rPr>
+        <w:lastRenderedPageBreak/>
         <w:t>code_1</w:t>
       </w:r>
       <w:r>
@@ -11905,7 +11966,6 @@
         <w:pStyle w:val="Compact"/>
       </w:pPr>
       <w:r>
-        <w:lastRenderedPageBreak/>
         <w:t xml:space="preserve">NOTE: alternatively, counts can be saved as </w:t>
       </w:r>
       <w:r>
@@ -11987,8 +12047,8 @@
       <w:pPr>
         <w:pStyle w:val="Heading4"/>
       </w:pPr>
-      <w:bookmarkStart w:id="49" w:name="X36632f9da45bb9042e270f01a5fbba5c7d6b4eb"/>
-      <w:bookmarkEnd w:id="49"/>
+      <w:bookmarkStart w:id="54" w:name="X36632f9da45bb9042e270f01a5fbba5c7d6b4eb"/>
+      <w:bookmarkEnd w:id="54"/>
       <w:r>
         <w:t>Step 10 | Generate quality control reports</w:t>
       </w:r>
@@ -12376,8 +12436,8 @@
         <w:t>Poor sequencing quality</w:t>
       </w:r>
     </w:p>
-    <w:bookmarkStart w:id="50" w:name="X8f960a0f3e79567cb4b1a5376daa0e80c93e760"/>
-    <w:bookmarkStart w:id="51" w:name="Xe2f7b09b19c9d1fad71d42d666bab706efc7c19"/>
+    <w:bookmarkStart w:id="55" w:name="X8f960a0f3e79567cb4b1a5376daa0e80c93e760"/>
+    <w:bookmarkStart w:id="56" w:name="Xe2f7b09b19c9d1fad71d42d666bab706efc7c19"/>
     <w:p>
       <w:pPr>
         <w:pStyle w:val="Compact"/>
@@ -12457,8 +12517,8 @@
           </mc:Fallback>
         </mc:AlternateContent>
       </w:r>
-      <w:bookmarkEnd w:id="50"/>
-      <w:bookmarkEnd w:id="51"/>
+      <w:bookmarkEnd w:id="55"/>
+      <w:bookmarkEnd w:id="56"/>
       <w:r>
         <w:t>Poor library quality</w:t>
       </w:r>
@@ -12467,7 +12527,7 @@
       <w:pPr>
         <w:pStyle w:val="Heading3"/>
       </w:pPr>
-      <w:bookmarkStart w:id="52" w:name="Xaba9d93cb06973190dddb25ca1cb11e550141b1"/>
+      <w:bookmarkStart w:id="57" w:name="Xaba9d93cb06973190dddb25ca1cb11e550141b1"/>
       <w:r>
         <w:t>Phase 4: Data visualization and interpretation • TIMING 15-60 min</w:t>
       </w:r>
@@ -12966,69 +13026,116 @@
       </w:r>
       <w:proofErr w:type="spellEnd"/>
       <w:r>
-        <w:t xml:space="preserve"> file to specify which selections to compare. Add an </w:t>
-      </w:r>
-      <w:r>
-        <w:rPr>
-          <w:rStyle w:val="sheetChar"/>
-        </w:rPr>
-        <w:t xml:space="preserve">experiments </w:t>
-      </w:r>
-      <w:r>
-        <w:t xml:space="preserve">section to define a set of experiments that should be </w:t>
-      </w:r>
-      <w:proofErr w:type="spellStart"/>
-      <w:r>
-        <w:t>analysed</w:t>
-      </w:r>
-      <w:proofErr w:type="spellEnd"/>
-      <w:r>
-        <w:t>. Each experiment in the list defines the parameters for statistical testing and requires a unique experiment name (</w:t>
-      </w:r>
-      <w:proofErr w:type="spellStart"/>
-      <w:r>
-        <w:t>protein_vs_no_protein</w:t>
-      </w:r>
-      <w:proofErr w:type="spellEnd"/>
-      <w:r>
-        <w:t xml:space="preserve">). An experiment consists of multiple selections, typically technical/biological replicas which are used for the statistical testing and the outputs are saved the specified </w:t>
-      </w:r>
-      <w:proofErr w:type="spellStart"/>
-      <w:r>
-        <w:t>save_dir</w:t>
-      </w:r>
-      <w:proofErr w:type="spellEnd"/>
-      <w:r>
-        <w:t>. Each selection is defined by its name and the path to the corresponding table with the counts (</w:t>
-      </w:r>
-      <w:proofErr w:type="spellStart"/>
-      <w:r>
-        <w:t>counts_path</w:t>
-      </w:r>
-      <w:proofErr w:type="spellEnd"/>
-      <w:r>
-        <w:t xml:space="preserve">, as produced by the demultiplexing step) as well as an assignment to either the </w:t>
-      </w:r>
-      <w:r>
-        <w:rPr>
-          <w:rStyle w:val="sheetChar"/>
-        </w:rPr>
-        <w:t xml:space="preserve">protein </w:t>
-      </w:r>
-      <w:r>
-        <w:t xml:space="preserve">or </w:t>
-      </w:r>
-      <w:proofErr w:type="spellStart"/>
-      <w:r>
-        <w:rPr>
-          <w:rStyle w:val="sheetChar"/>
-        </w:rPr>
-        <w:t>no_protein</w:t>
-      </w:r>
-      <w:proofErr w:type="spellEnd"/>
-      <w:r>
-        <w:t xml:space="preserve"> group.</w:t>
-      </w:r>
+        <w:t xml:space="preserve"> file to specify which selections to compare. </w:t>
+      </w:r>
+      <w:ins w:id="58" w:author="Martinelli, Adriano Luca (DBMR)" w:date="2026-04-30T13:20:00Z" w16du:dateUtc="2026-04-30T16:20:00Z">
+        <w:r>
+          <w:t>Below is a minimal example for the analysis of compound enrichment in triplicates for non-protein and protein selections.</w:t>
+        </w:r>
+      </w:ins>
+      <w:del w:id="59" w:author="Martinelli, Adriano Luca (DBMR)" w:date="2026-04-30T13:20:00Z" w16du:dateUtc="2026-04-30T16:20:00Z">
+        <w:r>
+          <w:delText xml:space="preserve">Add an </w:delText>
+        </w:r>
+        <w:r>
+          <w:rPr>
+            <w:rStyle w:val="sheetChar"/>
+          </w:rPr>
+          <w:delText xml:space="preserve">experiments </w:delText>
+        </w:r>
+        <w:r>
+          <w:delText>section to define a set of experiments that should be analysed.</w:delText>
+        </w:r>
+      </w:del>
+      <w:r>
+        <w:t xml:space="preserve"> </w:t>
+      </w:r>
+      <w:ins w:id="60" w:author="Martinelli, Adriano Luca (DBMR)" w:date="2026-04-30T13:20:00Z" w16du:dateUtc="2026-04-30T16:20:00Z">
+        <w:r>
+          <w:t xml:space="preserve">Each experiment requires a unique name (here </w:t>
+        </w:r>
+        <w:proofErr w:type="spellStart"/>
+        <w:r>
+          <w:t>protein_vs_no_protein</w:t>
+        </w:r>
+        <w:proofErr w:type="spellEnd"/>
+        <w:r>
+          <w:t>),</w:t>
+        </w:r>
+      </w:ins>
+      <w:del w:id="61" w:author="Martinelli, Adriano Luca (DBMR)" w:date="2026-04-30T13:20:00Z" w16du:dateUtc="2026-04-30T16:20:00Z">
+        <w:r>
+          <w:delText>Each experiment in the list defines the parameters for statistical testing and requires a unique experiment name (protein_vs_no_protein).</w:delText>
+        </w:r>
+      </w:del>
+      <w:r>
+        <w:t xml:space="preserve"> </w:t>
+      </w:r>
+      <w:ins w:id="62" w:author="Martinelli, Adriano Luca (DBMR)" w:date="2026-04-30T13:20:00Z" w16du:dateUtc="2026-04-30T16:20:00Z">
+        <w:r>
+          <w:t>the location to save the output to (</w:t>
+        </w:r>
+        <w:proofErr w:type="spellStart"/>
+        <w:r>
+          <w:t>save_dir</w:t>
+        </w:r>
+        <w:proofErr w:type="spellEnd"/>
+        <w:r>
+          <w:t>), and a list of selections that participate in the comparison,</w:t>
+        </w:r>
+      </w:ins>
+      <w:del w:id="63" w:author="Martinelli, Adriano Luca (DBMR)" w:date="2026-04-30T13:20:00Z" w16du:dateUtc="2026-04-30T16:20:00Z">
+        <w:r>
+          <w:delText>An experiment consists of multiple selections, typically technical/biological replicas which are used for the statistical testing and the outputs are saved the specified save_dir.</w:delText>
+        </w:r>
+      </w:del>
+      <w:r>
+        <w:t xml:space="preserve"> </w:t>
+      </w:r>
+      <w:ins w:id="64" w:author="Martinelli, Adriano Luca (DBMR)" w:date="2026-04-30T13:20:00Z" w16du:dateUtc="2026-04-30T16:20:00Z">
+        <w:r>
+          <w:t>where each selection is defined by its name, the path to the corresponding count table (</w:t>
+        </w:r>
+        <w:proofErr w:type="spellStart"/>
+        <w:r>
+          <w:t>counts_path</w:t>
+        </w:r>
+        <w:proofErr w:type="spellEnd"/>
+        <w:r>
+          <w:t xml:space="preserve">, as produced by the demultiplexing step), and the group this selection belongs to (protein or </w:t>
+        </w:r>
+        <w:proofErr w:type="spellStart"/>
+        <w:r>
+          <w:t>no_protein</w:t>
+        </w:r>
+        <w:proofErr w:type="spellEnd"/>
+        <w:r>
+          <w:t>).</w:t>
+        </w:r>
+      </w:ins>
+      <w:del w:id="65" w:author="Martinelli, Adriano Luca (DBMR)" w:date="2026-04-30T13:20:00Z" w16du:dateUtc="2026-04-30T16:20:00Z">
+        <w:r>
+          <w:delText xml:space="preserve">Each selection is defined by its name and the path to the corresponding table with the counts (counts_path, as produced by the demultiplexing step) as well as an assignment to either the </w:delText>
+        </w:r>
+        <w:r>
+          <w:rPr>
+            <w:rStyle w:val="sheetChar"/>
+          </w:rPr>
+          <w:delText xml:space="preserve">protein </w:delText>
+        </w:r>
+        <w:r>
+          <w:delText xml:space="preserve">or </w:delText>
+        </w:r>
+        <w:r>
+          <w:rPr>
+            <w:rStyle w:val="sheetChar"/>
+          </w:rPr>
+          <w:delText>no_protein</w:delText>
+        </w:r>
+        <w:r>
+          <w:delText xml:space="preserve"> group.</w:delText>
+        </w:r>
+      </w:del>
     </w:p>
     <w:p>
       <w:pPr>
@@ -13249,7 +13356,6 @@
           <w:b/>
           <w:bCs/>
         </w:rPr>
-        <w:lastRenderedPageBreak/>
         <w:t>Method 1: Simple counts method</w:t>
       </w:r>
       <w:r>
@@ -13265,6 +13371,7 @@
         </w:rPr>
       </w:pPr>
       <w:r>
+        <w:lastRenderedPageBreak/>
         <w:t># Generate R script for counts-based analysis</w:t>
       </w:r>
       <w:r>
@@ -13736,7 +13843,6 @@
         <w:rPr>
           <w:rStyle w:val="VerbatimChar"/>
         </w:rPr>
-        <w:lastRenderedPageBreak/>
         <w:t>FDR</w:t>
       </w:r>
       <w:r>
@@ -13763,6 +13869,7 @@
         <w:rPr>
           <w:rStyle w:val="VerbatimChar"/>
         </w:rPr>
+        <w:lastRenderedPageBreak/>
         <w:t>enrichment_hits.csv</w:t>
       </w:r>
       <w:r>
@@ -15533,11 +15640,11 @@
         <w:pStyle w:val="Heading2"/>
         <w:spacing w:before="0"/>
       </w:pPr>
-      <w:bookmarkStart w:id="53" w:name="procedure"/>
-      <w:bookmarkStart w:id="54" w:name="Xb82b66e291742b89762042c80cc9d287015abca"/>
-      <w:bookmarkEnd w:id="52"/>
-      <w:bookmarkEnd w:id="53"/>
-      <w:bookmarkEnd w:id="54"/>
+      <w:bookmarkStart w:id="66" w:name="procedure"/>
+      <w:bookmarkStart w:id="67" w:name="Xb82b66e291742b89762042c80cc9d287015abca"/>
+      <w:bookmarkEnd w:id="57"/>
+      <w:bookmarkEnd w:id="66"/>
+      <w:bookmarkEnd w:id="67"/>
       <w:r>
         <w:lastRenderedPageBreak/>
         <w:t>Troubleshooting</w:t>
@@ -16567,8 +16674,8 @@
       <w:pPr>
         <w:pStyle w:val="Heading2"/>
       </w:pPr>
-      <w:bookmarkStart w:id="55" w:name="quality-control-thresholds"/>
-      <w:bookmarkEnd w:id="55"/>
+      <w:bookmarkStart w:id="68" w:name="quality-control-thresholds"/>
+      <w:bookmarkEnd w:id="68"/>
       <w:r>
         <w:t>Timing</w:t>
       </w:r>
@@ -17318,9 +17425,9 @@
       <w:pPr>
         <w:pStyle w:val="Heading2"/>
       </w:pPr>
-      <w:bookmarkStart w:id="56" w:name="timing"/>
-      <w:bookmarkStart w:id="57" w:name="anticipated-results"/>
-      <w:bookmarkEnd w:id="56"/>
+      <w:bookmarkStart w:id="69" w:name="timing"/>
+      <w:bookmarkStart w:id="70" w:name="anticipated-results"/>
+      <w:bookmarkEnd w:id="69"/>
       <w:r>
         <w:t>Anticipated results</w:t>
       </w:r>
@@ -17350,8 +17457,8 @@
           <w:szCs w:val="16"/>
         </w:rPr>
       </w:pPr>
-      <w:bookmarkStart w:id="58" w:name="output-file-structure"/>
-      <w:bookmarkEnd w:id="58"/>
+      <w:bookmarkStart w:id="71" w:name="output-file-structure"/>
+      <w:bookmarkEnd w:id="71"/>
       <w:proofErr w:type="spellStart"/>
       <w:r>
         <w:rPr>
@@ -19361,8 +19468,8 @@
       <w:pPr>
         <w:pStyle w:val="Heading3"/>
       </w:pPr>
-      <w:bookmarkStart w:id="59" w:name="chemical-library-characterization"/>
-      <w:bookmarkEnd w:id="59"/>
+      <w:bookmarkStart w:id="72" w:name="chemical-library-characterization"/>
+      <w:bookmarkEnd w:id="72"/>
       <w:r>
         <w:t>Demultiplexing performance</w:t>
       </w:r>
@@ -19574,8 +19681,8 @@
       <w:pPr>
         <w:pStyle w:val="Heading3"/>
       </w:pPr>
-      <w:bookmarkStart w:id="60" w:name="sequence-processing-performance"/>
-      <w:bookmarkEnd w:id="60"/>
+      <w:bookmarkStart w:id="73" w:name="sequence-processing-performance"/>
+      <w:bookmarkEnd w:id="73"/>
       <w:r>
         <w:lastRenderedPageBreak/>
         <w:t>Statistical analysis outputs</w:t>
@@ -19718,9 +19825,9 @@
       <w:pPr>
         <w:pStyle w:val="Heading3"/>
       </w:pPr>
-      <w:bookmarkStart w:id="61" w:name="statistical-analysis-outputs"/>
-      <w:bookmarkStart w:id="62" w:name="X2adae44e66c443bd6c439e1b5f936dcc17bc46e"/>
-      <w:bookmarkEnd w:id="61"/>
+      <w:bookmarkStart w:id="74" w:name="statistical-analysis-outputs"/>
+      <w:bookmarkStart w:id="75" w:name="X2adae44e66c443bd6c439e1b5f936dcc17bc46e"/>
+      <w:bookmarkEnd w:id="74"/>
       <w:r>
         <w:t>Integration capabilities and downstream applications</w:t>
       </w:r>
@@ -19970,8 +20077,8 @@
       <w:r>
         <w:t>: Compare enrichment patterns across different protein targets</w:t>
       </w:r>
-      <w:bookmarkEnd w:id="57"/>
-      <w:bookmarkEnd w:id="62"/>
+      <w:bookmarkEnd w:id="70"/>
+      <w:bookmarkEnd w:id="75"/>
     </w:p>
     <w:p>
       <w:pPr>
@@ -20185,10 +20292,10 @@
       <w:pPr>
         <w:pStyle w:val="Heading2"/>
       </w:pPr>
-      <w:bookmarkStart w:id="63" w:name="data-and-code-availability"/>
-      <w:bookmarkStart w:id="64" w:name="software-access-and-documentation"/>
-      <w:bookmarkEnd w:id="63"/>
-      <w:bookmarkEnd w:id="64"/>
+      <w:bookmarkStart w:id="76" w:name="data-and-code-availability"/>
+      <w:bookmarkStart w:id="77" w:name="software-access-and-documentation"/>
+      <w:bookmarkEnd w:id="76"/>
+      <w:bookmarkEnd w:id="77"/>
       <w:r>
         <w:t>Author contributions</w:t>
       </w:r>
@@ -20205,8 +20312,8 @@
       <w:pPr>
         <w:pStyle w:val="Heading2"/>
       </w:pPr>
-      <w:bookmarkStart w:id="65" w:name="author-contributions"/>
-      <w:bookmarkEnd w:id="65"/>
+      <w:bookmarkStart w:id="78" w:name="author-contributions"/>
+      <w:bookmarkEnd w:id="78"/>
       <w:r>
         <w:t>Competing interests</w:t>
       </w:r>
@@ -20223,8 +20330,8 @@
       <w:pPr>
         <w:pStyle w:val="Heading2"/>
       </w:pPr>
-      <w:bookmarkStart w:id="66" w:name="competing-interests"/>
-      <w:bookmarkEnd w:id="66"/>
+      <w:bookmarkStart w:id="79" w:name="competing-interests"/>
+      <w:bookmarkEnd w:id="79"/>
       <w:r>
         <w:t>Acknowledgments</w:t>
       </w:r>
@@ -20270,9 +20377,9 @@
       <w:pPr>
         <w:pStyle w:val="Heading2"/>
       </w:pPr>
-      <w:bookmarkStart w:id="67" w:name="acknowledgments"/>
-      <w:bookmarkStart w:id="68" w:name="references"/>
-      <w:bookmarkEnd w:id="67"/>
+      <w:bookmarkStart w:id="80" w:name="acknowledgments"/>
+      <w:bookmarkStart w:id="81" w:name="references"/>
+      <w:bookmarkEnd w:id="80"/>
     </w:p>
     <w:p>
       <w:pPr>
@@ -20282,7 +20389,7 @@
         <w:t>References</w:t>
       </w:r>
       <w:bookmarkEnd w:id="0"/>
-      <w:bookmarkEnd w:id="68"/>
+      <w:bookmarkEnd w:id="81"/>
     </w:p>
     <w:p>
       <w:pPr>

--- a/paper/Martinelli_etal_manuscript.docx
+++ b/paper/Martinelli_etal_manuscript.docx
@@ -15545,6 +15545,7 @@
                 <w:b w:val="0"/>
                 <w:bCs w:val="0"/>
               </w:rPr>
+              <w:lastRenderedPageBreak/>
               <w:t>250</w:t>
             </w:r>
           </w:p>
@@ -15625,11 +15626,1094 @@
           </w:tcPr>
           <w:p>
             <w:pPr>
-              <w:pStyle w:val="Compact"/>
+              <w:pStyle w:val="Heading3"/>
               <w:cnfStyle w:val="000000000000" w:firstRow="0" w:lastRow="0" w:firstColumn="0" w:lastColumn="0" w:oddVBand="0" w:evenVBand="0" w:oddHBand="0" w:evenHBand="0" w:firstRowFirstColumn="0" w:firstRowLastColumn="0" w:lastRowFirstColumn="0" w:lastRowLastColumn="0"/>
             </w:pPr>
             <w:r>
               <w:t>2.36E-41</w:t>
+            </w:r>
+            <w:r>
+              <w:t>Phase 2: Chemical library enumeration and analysis • TIMING 10 min - 2 h</w:t>
+            </w:r>
+          </w:p>
+          <w:p>
+            <w:pPr>
+              <w:pStyle w:val="FirstParagraph"/>
+              <w:cnfStyle w:val="000000000000" w:firstRow="0" w:lastRow="0" w:firstColumn="0" w:lastColumn="0" w:oddVBand="0" w:evenVBand="0" w:oddHBand="0" w:evenHBand="0" w:firstRowFirstColumn="0" w:firstRowLastColumn="0" w:lastRowFirstColumn="0" w:lastRowLastColumn="0"/>
+            </w:pPr>
+            <w:r>
+              <w:t xml:space="preserve">This phase generates all possible chemical structures from your building block combinations and calculates molecular properties for downstream analysis. Library enumeration requires </w:t>
+            </w:r>
+            <w:r>
+              <w:lastRenderedPageBreak/>
+              <w:t>advanced knowledge of the SMARTS/SMIRKS language. While we provide common reaction patterns observed in DNA encoded libraries, library specific tweaks are often necessary.</w:t>
+            </w:r>
+          </w:p>
+          <w:p>
+            <w:pPr>
+              <w:pStyle w:val="Heading4"/>
+              <w:cnfStyle w:val="000000000000" w:firstRow="0" w:lastRow="0" w:firstColumn="0" w:lastColumn="0" w:oddVBand="0" w:evenVBand="0" w:oddHBand="0" w:evenHBand="0" w:firstRowFirstColumn="0" w:firstRowLastColumn="0" w:lastRowFirstColumn="0" w:lastRowLastColumn="0"/>
+            </w:pPr>
+            <w:r>
+              <w:t>Step 4 | Enumerate library compounds from building blocks</w:t>
+            </w:r>
+          </w:p>
+          <w:p>
+            <w:pPr>
+              <w:pStyle w:val="FirstParagraph"/>
+              <w:cnfStyle w:val="000000000000" w:firstRow="0" w:lastRow="0" w:firstColumn="0" w:lastColumn="0" w:oddVBand="0" w:evenVBand="0" w:oddHBand="0" w:evenHBand="0" w:firstRowFirstColumn="0" w:firstRowLastColumn="0" w:lastRowFirstColumn="0" w:lastRowLastColumn="0"/>
+            </w:pPr>
+            <w:r>
+              <w:t>Generate all possible chemical structures by combining building blocks according to the defined reaction schemes:</w:t>
+            </w:r>
+          </w:p>
+          <w:p>
+            <w:pPr>
+              <w:pStyle w:val="code"/>
+              <w:spacing w:after="280"/>
+              <w:cnfStyle w:val="000000000000" w:firstRow="0" w:lastRow="0" w:firstColumn="0" w:lastColumn="0" w:oddVBand="0" w:evenVBand="0" w:oddHBand="0" w:evenHBand="0" w:firstRowFirstColumn="0" w:firstRowLastColumn="0" w:lastRowFirstColumn="0" w:lastRowLastColumn="0"/>
+              <w:rPr>
+                <w:rStyle w:val="NormalTok"/>
+              </w:rPr>
+            </w:pPr>
+            <w:r>
+              <w:lastRenderedPageBreak/>
+              <w:t>delt-hit library enumerate --</w:t>
+            </w:r>
+            <w:proofErr w:type="spellStart"/>
+            <w:r>
+              <w:t>config_path</w:t>
+            </w:r>
+            <w:proofErr w:type="spellEnd"/>
+            <w:r>
+              <w:t>=/path/to/</w:t>
+            </w:r>
+            <w:proofErr w:type="spellStart"/>
+            <w:r>
+              <w:t>config.yaml</w:t>
+            </w:r>
+            <w:proofErr w:type="spellEnd"/>
+            <w:r>
+              <w:t xml:space="preserve"> --</w:t>
+            </w:r>
+            <w:proofErr w:type="spellStart"/>
+            <w:r>
+              <w:t>graph_only</w:t>
+            </w:r>
+            <w:proofErr w:type="spellEnd"/>
+            <w:r>
+              <w:t>=</w:t>
+            </w:r>
+            <w:proofErr w:type="gramStart"/>
+            <w:r>
+              <w:t>True  #</w:t>
+            </w:r>
+            <w:proofErr w:type="gramEnd"/>
+            <w:r>
+              <w:t xml:space="preserve"> produce reaction graph only for inspection</w:t>
+            </w:r>
+          </w:p>
+          <w:p>
+            <w:pPr>
+              <w:pStyle w:val="code"/>
+              <w:spacing w:after="280"/>
+              <w:cnfStyle w:val="000000000000" w:firstRow="0" w:lastRow="0" w:firstColumn="0" w:lastColumn="0" w:oddVBand="0" w:evenVBand="0" w:oddHBand="0" w:evenHBand="0" w:firstRowFirstColumn="0" w:firstRowLastColumn="0" w:lastRowFirstColumn="0" w:lastRowLastColumn="0"/>
+              <w:rPr>
+                <w:rStyle w:val="NormalTok"/>
+              </w:rPr>
+            </w:pPr>
+            <w:r>
+              <w:t>delt-hit library enumerate --</w:t>
+            </w:r>
+            <w:proofErr w:type="spellStart"/>
+            <w:r>
+              <w:t>config_path</w:t>
+            </w:r>
+            <w:proofErr w:type="spellEnd"/>
+            <w:r>
+              <w:t>=/path/to/</w:t>
+            </w:r>
+            <w:proofErr w:type="spellStart"/>
+            <w:r>
+              <w:t>config.yaml</w:t>
+            </w:r>
+            <w:proofErr w:type="spellEnd"/>
+          </w:p>
+          <w:p>
+            <w:pPr>
+              <w:pStyle w:val="FirstParagraph"/>
+              <w:cnfStyle w:val="000000000000" w:firstRow="0" w:lastRow="0" w:firstColumn="0" w:lastColumn="0" w:oddVBand="0" w:evenVBand="0" w:oddHBand="0" w:evenHBand="0" w:firstRowFirstColumn="0" w:firstRowLastColumn="0" w:lastRowFirstColumn="0" w:lastRowLastColumn="0"/>
+            </w:pPr>
+            <w:r>
+              <w:t>Those commands:</w:t>
+            </w:r>
+          </w:p>
+          <w:p>
+            <w:pPr>
+              <w:pStyle w:val="Compact"/>
+              <w:numPr>
+                <w:ilvl w:val="0"/>
+                <w:numId w:val="62"/>
+              </w:numPr>
+              <w:cnfStyle w:val="000000000000" w:firstRow="0" w:lastRow="0" w:firstColumn="0" w:lastColumn="0" w:oddVBand="0" w:evenVBand="0" w:oddHBand="0" w:evenHBand="0" w:firstRowFirstColumn="0" w:firstRowLastColumn="0" w:lastRowFirstColumn="0" w:lastRowLastColumn="0"/>
+            </w:pPr>
+            <w:r>
+              <w:t>Construct a react</w:t>
+            </w:r>
+            <w:r>
+              <w:lastRenderedPageBreak/>
+              <w:t>ion graph from your building blocks and reactions</w:t>
+            </w:r>
+          </w:p>
+          <w:p>
+            <w:pPr>
+              <w:pStyle w:val="Compact"/>
+              <w:numPr>
+                <w:ilvl w:val="0"/>
+                <w:numId w:val="8"/>
+              </w:numPr>
+              <w:cnfStyle w:val="000000000000" w:firstRow="0" w:lastRow="0" w:firstColumn="0" w:lastColumn="0" w:oddVBand="0" w:evenVBand="0" w:oddHBand="0" w:evenHBand="0" w:firstRowFirstColumn="0" w:firstRowLastColumn="0" w:lastRowFirstColumn="0" w:lastRowLastColumn="0"/>
+            </w:pPr>
+            <w:r>
+              <w:t>En</w:t>
+            </w:r>
+            <w:r>
+              <w:lastRenderedPageBreak/>
+              <w:t>umerates all valid compound combinations</w:t>
+            </w:r>
+          </w:p>
+          <w:p>
+            <w:pPr>
+              <w:pStyle w:val="Compact"/>
+              <w:numPr>
+                <w:ilvl w:val="0"/>
+                <w:numId w:val="8"/>
+              </w:numPr>
+              <w:cnfStyle w:val="000000000000" w:firstRow="0" w:lastRow="0" w:firstColumn="0" w:lastColumn="0" w:oddVBand="0" w:evenVBand="0" w:oddHBand="0" w:evenHBand="0" w:firstRowFirstColumn="0" w:firstRowLastColumn="0" w:lastRowFirstColumn="0" w:lastRowLastColumn="0"/>
+            </w:pPr>
+            <w:r>
+              <w:t>Validate</w:t>
+            </w:r>
+            <w:r>
+              <w:lastRenderedPageBreak/>
+              <w:t>s chemical structures</w:t>
+            </w:r>
+          </w:p>
+          <w:p>
+            <w:pPr>
+              <w:pStyle w:val="Compact"/>
+              <w:numPr>
+                <w:ilvl w:val="0"/>
+                <w:numId w:val="8"/>
+              </w:numPr>
+              <w:cnfStyle w:val="000000000000" w:firstRow="0" w:lastRow="0" w:firstColumn="0" w:lastColumn="0" w:oddVBand="0" w:evenVBand="0" w:oddHBand="0" w:evenHBand="0" w:firstRowFirstColumn="0" w:firstRowLastColumn="0" w:lastRowFirstColumn="0" w:lastRowLastColumn="0"/>
+            </w:pPr>
+            <w:r>
+              <w:t>Saves the complete library ca</w:t>
+            </w:r>
+            <w:r>
+              <w:lastRenderedPageBreak/>
+              <w:t xml:space="preserve">talog </w:t>
+            </w:r>
+          </w:p>
+          <w:p>
+            <w:pPr>
+              <w:pStyle w:val="FirstParagraph"/>
+              <w:cnfStyle w:val="000000000000" w:firstRow="0" w:lastRow="0" w:firstColumn="0" w:lastColumn="0" w:oddVBand="0" w:evenVBand="0" w:oddHBand="0" w:evenHBand="0" w:firstRowFirstColumn="0" w:firstRowLastColumn="0" w:lastRowFirstColumn="0" w:lastRowLastColumn="0"/>
+            </w:pPr>
+            <w:r>
+              <w:t>Expected outputs:</w:t>
+            </w:r>
+          </w:p>
+          <w:p>
+            <w:pPr>
+              <w:pStyle w:val="Compact"/>
+              <w:numPr>
+                <w:ilvl w:val="0"/>
+                <w:numId w:val="63"/>
+              </w:numPr>
+              <w:cnfStyle w:val="000000000000" w:firstRow="0" w:lastRow="0" w:firstColumn="0" w:lastColumn="0" w:oddVBand="0" w:evenVBand="0" w:oddHBand="0" w:evenHBand="0" w:firstRowFirstColumn="0" w:firstRowLastColumn="0" w:lastRowFirstColumn="0" w:lastRowLastColumn="0"/>
+            </w:pPr>
+            <w:proofErr w:type="spellStart"/>
+            <w:proofErr w:type="gramStart"/>
+            <w:r>
+              <w:rPr>
+                <w:rStyle w:val="VerbatimChar"/>
+              </w:rPr>
+              <w:t>library.parquet</w:t>
+            </w:r>
+            <w:proofErr w:type="spellEnd"/>
+            <w:proofErr w:type="gramEnd"/>
+            <w:r>
+              <w:t>: Complete compound catalog with SMILES and barcode mappi</w:t>
+            </w:r>
+            <w:r>
+              <w:lastRenderedPageBreak/>
+              <w:t>ngs</w:t>
+            </w:r>
+          </w:p>
+          <w:p>
+            <w:pPr>
+              <w:pStyle w:val="Compact"/>
+              <w:numPr>
+                <w:ilvl w:val="0"/>
+                <w:numId w:val="64"/>
+              </w:numPr>
+              <w:cnfStyle w:val="000000000000" w:firstRow="0" w:lastRow="0" w:firstColumn="0" w:lastColumn="0" w:oddVBand="0" w:evenVBand="0" w:oddHBand="0" w:evenHBand="0" w:firstRowFirstColumn="0" w:firstRowLastColumn="0" w:lastRowFirstColumn="0" w:lastRowLastColumn="0"/>
+            </w:pPr>
+            <w:r>
+              <w:rPr>
+                <w:rStyle w:val="VerbatimChar"/>
+              </w:rPr>
+              <w:t>reaction_graph.png</w:t>
+            </w:r>
+            <w:r>
+              <w:t>: Visual representation of synthetic schema</w:t>
+            </w:r>
+          </w:p>
+          <w:p>
+            <w:pPr>
+              <w:pStyle w:val="Compact"/>
+              <w:numPr>
+                <w:ilvl w:val="0"/>
+                <w:numId w:val="65"/>
+              </w:numPr>
+              <w:cnfStyle w:val="000000000000" w:firstRow="0" w:lastRow="0" w:firstColumn="0" w:lastColumn="0" w:oddVBand="0" w:evenVBand="0" w:oddHBand="0" w:evenHBand="0" w:firstRowFirstColumn="0" w:firstRowLastColumn="0" w:lastRowFirstColumn="0" w:lastRowLastColumn="0"/>
+            </w:pPr>
+            <w:r>
+              <w:rPr>
+                <w:rFonts w:ascii="Consolas" w:hAnsi="Consolas" w:cs="Consolas"/>
+                <w:sz w:val="22"/>
+                <w:szCs w:val="22"/>
+              </w:rPr>
+              <w:t>additional_reactions_graph.png</w:t>
+            </w:r>
+            <w:r>
+              <w:lastRenderedPageBreak/>
+              <w:t xml:space="preserve">: Visualizes the additional reactions from the </w:t>
+            </w:r>
+            <w:proofErr w:type="spellStart"/>
+            <w:r>
+              <w:rPr>
+                <w:rFonts w:ascii="Consolas" w:hAnsi="Consolas" w:cs="Consolas"/>
+                <w:sz w:val="22"/>
+                <w:szCs w:val="22"/>
+              </w:rPr>
+              <w:t>reaction_graph</w:t>
+            </w:r>
+            <w:proofErr w:type="spellEnd"/>
+            <w:r>
+              <w:t xml:space="preserve"> sheet</w:t>
+            </w:r>
+          </w:p>
+          <w:p>
+            <w:pPr>
+              <w:pStyle w:val="Compact"/>
+              <w:numPr>
+                <w:ilvl w:val="0"/>
+                <w:numId w:val="66"/>
+              </w:numPr>
+              <w:cnfStyle w:val="000000000000" w:firstRow="0" w:lastRow="0" w:firstColumn="0" w:lastColumn="0" w:oddVBand="0" w:evenVBand="0" w:oddHBand="0" w:evenHBand="0" w:firstRowFirstColumn="0" w:firstRowLastColumn="0" w:lastRowFirstColumn="0" w:lastRowLastColumn="0"/>
+            </w:pPr>
+            <w:r>
+              <w:rPr>
+                <w:rFonts w:ascii="Consolas" w:hAnsi="Consolas" w:cs="Consolas"/>
+                <w:sz w:val="22"/>
+                <w:szCs w:val="22"/>
+              </w:rPr>
+              <w:t>building_block_reactions_graph</w:t>
+            </w:r>
+            <w:r>
+              <w:rPr>
+                <w:rFonts w:ascii="Consolas" w:hAnsi="Consolas" w:cs="Consolas"/>
+                <w:sz w:val="22"/>
+                <w:szCs w:val="22"/>
+              </w:rPr>
+              <w:lastRenderedPageBreak/>
+              <w:t>.png</w:t>
+            </w:r>
+            <w:r>
+              <w:t xml:space="preserve">: Visualizes the reactions derived from the building block sheets </w:t>
+            </w:r>
+            <w:r>
+              <w:rPr>
+                <w:rFonts w:ascii="Consolas" w:hAnsi="Consolas" w:cs="Consolas"/>
+                <w:sz w:val="22"/>
+                <w:szCs w:val="22"/>
+              </w:rPr>
+              <w:t>B0, B1</w:t>
+            </w:r>
+            <w:r>
+              <w:t>, etc.</w:t>
+            </w:r>
+          </w:p>
+          <w:p>
+            <w:pPr>
+              <w:pStyle w:val="BodyText"/>
+              <w:cnfStyle w:val="000000000000" w:firstRow="0" w:lastRow="0" w:firstColumn="0" w:lastColumn="0" w:oddVBand="0" w:evenVBand="0" w:oddHBand="0" w:evenHBand="0" w:firstRowFirstColumn="0" w:firstRowLastColumn="0" w:lastRowFirstColumn="0" w:lastRowLastColumn="0"/>
+            </w:pPr>
+          </w:p>
+          <w:p>
+            <w:pPr>
+              <w:pStyle w:val="BodyText"/>
+              <w:cnfStyle w:val="000000000000" w:firstRow="0" w:lastRow="0" w:firstColumn="0" w:lastColumn="0" w:oddVBand="0" w:evenVBand="0" w:oddHBand="0" w:evenHBand="0" w:firstRowFirstColumn="0" w:firstRowLastColumn="0" w:lastRowFirstColumn="0" w:lastRowLastColumn="0"/>
+            </w:pPr>
+            <w:r>
+              <w:rPr>
+                <w:noProof/>
+              </w:rPr>
+              <w:lastRenderedPageBreak/>
+              <w:drawing>
+                <wp:inline distT="0" distB="0" distL="0" distR="0" wp14:anchorId="5105443C" wp14:editId="52178C02">
+                  <wp:extent cx="5943600" cy="3962400"/>
+                  <wp:effectExtent l="0" t="0" r="0" b="0"/>
+                  <wp:docPr id="918624820" name="Bild2"/>
+                  <wp:cNvGraphicFramePr>
+                    <a:graphicFrameLocks xmlns:a="http://schemas.openxmlformats.org/drawingml/2006/main" noChangeAspect="1"/>
+                  </wp:cNvGraphicFramePr>
+                  <a:graphic xmlns:a="http://schemas.openxmlformats.org/drawingml/2006/main">
+                    <a:graphicData uri="http://schemas.openxmlformats.org/drawingml/2006/picture">
+                      <pic:pic xmlns:pic="http://schemas.openxmlformats.org/drawingml/2006/picture">
+                        <pic:nvPicPr>
+                          <pic:cNvPr id="8" name="Bild2"/>
+                          <pic:cNvPicPr>
+                            <a:picLocks noChangeAspect="1" noChangeArrowheads="1"/>
+                          </pic:cNvPicPr>
+                        </pic:nvPicPr>
+                        <pic:blipFill>
+                          <a:blip r:embed="rId9"/>
+                          <a:stretch>
+                            <a:fillRect/>
+                          </a:stretch>
+                        </pic:blipFill>
+                        <pic:spPr bwMode="auto">
+                          <a:xfrm>
+                            <a:off x="0" y="0"/>
+                            <a:ext cx="5943600" cy="3962400"/>
+                          </a:xfrm>
+                          <a:prstGeom prst="rect">
+                            <a:avLst/>
+                          </a:prstGeom>
+                        </pic:spPr>
+                      </pic:pic>
+                    </a:graphicData>
+                  </a:graphic>
+                </wp:inline>
+              </w:drawing>
+            </w:r>
+            <w:r>
+              <w:rPr>
+                <w:rStyle w:val="figure-captionChar"/>
+                <w:b/>
+                <w:bCs/>
+              </w:rPr>
+              <w:t xml:space="preserve">Figure 2 </w:t>
+            </w:r>
+            <w:r>
+              <w:t>|</w:t>
+            </w:r>
+            <w:r>
+              <w:rPr>
+                <w:rStyle w:val="figure-captionChar"/>
+              </w:rPr>
+              <w:t xml:space="preserve"> Complete reaction graph for a DEL with two building blocks (violet), reactions (green), products (red) and starting compounds (blue). </w:t>
+            </w:r>
+            <w:r>
+              <w:t xml:space="preserve"> </w:t>
+            </w:r>
+          </w:p>
+          <w:p>
+            <w:pPr>
+              <w:pStyle w:val="BodyText"/>
+              <w:cnfStyle w:val="000000000000" w:firstRow="0" w:lastRow="0" w:firstColumn="0" w:lastColumn="0" w:oddVBand="0" w:evenVBand="0" w:oddHBand="0" w:evenHBand="0" w:firstRowFirstColumn="0" w:firstRowLastColumn="0" w:lastRowFirstColumn="0" w:lastRowLastColumn="0"/>
+            </w:pPr>
+            <w:r>
+              <w:t>Performance: Enumeration speed is approximately 1’000-</w:t>
+            </w:r>
+            <w:r>
+              <w:lastRenderedPageBreak/>
+              <w:t>10’000 compounds/second depending on reaction complexity. For a 1 million compound library, expect 2-10 minutes of processing time depending on the machine.</w:t>
+            </w:r>
+          </w:p>
+          <w:p>
+            <w:pPr>
+              <w:pStyle w:val="BodyText"/>
+              <w:cnfStyle w:val="000000000000" w:firstRow="0" w:lastRow="0" w:firstColumn="0" w:lastColumn="0" w:oddVBand="0" w:evenVBand="0" w:oddHBand="0" w:evenHBand="0" w:firstRowFirstColumn="0" w:firstRowLastColumn="0" w:lastRowFirstColumn="0" w:lastRowLastColumn="0"/>
+            </w:pPr>
+            <w:r>
+              <w:t>TROUBLESHOOTING:</w:t>
+            </w:r>
+          </w:p>
+          <w:p>
+            <w:pPr>
+              <w:pStyle w:val="Compact"/>
+              <w:numPr>
+                <w:ilvl w:val="0"/>
+                <w:numId w:val="67"/>
+              </w:numPr>
+              <w:cnfStyle w:val="000000000000" w:firstRow="0" w:lastRow="0" w:firstColumn="0" w:lastColumn="0" w:oddVBand="0" w:evenVBand="0" w:oddHBand="0" w:evenHBand="0" w:firstRowFirstColumn="0" w:firstRowLastColumn="0" w:lastRowFirstColumn="0" w:lastRowLastColumn="0"/>
+            </w:pPr>
+            <w:r>
+              <w:t xml:space="preserve">Check that all reaction SMIRKS are valid </w:t>
+            </w:r>
+            <w:r>
+              <w:lastRenderedPageBreak/>
+              <w:t>and specific enough to produce a single product</w:t>
+            </w:r>
+          </w:p>
+          <w:p>
+            <w:pPr>
+              <w:pStyle w:val="Compact"/>
+              <w:numPr>
+                <w:ilvl w:val="0"/>
+                <w:numId w:val="68"/>
+              </w:numPr>
+              <w:cnfStyle w:val="000000000000" w:firstRow="0" w:lastRow="0" w:firstColumn="0" w:lastColumn="0" w:oddVBand="0" w:evenVBand="0" w:oddHBand="0" w:evenHBand="0" w:firstRowFirstColumn="0" w:firstRowLastColumn="0" w:lastRowFirstColumn="0" w:lastRowLastColumn="0"/>
+            </w:pPr>
+            <w:r>
+              <w:t>Ensure reactant and product names match betwee</w:t>
+            </w:r>
+            <w:r>
+              <w:lastRenderedPageBreak/>
+              <w:t>n building blocks and compounds sheets</w:t>
+            </w:r>
+          </w:p>
+          <w:p>
+            <w:pPr>
+              <w:pStyle w:val="Compact"/>
+              <w:numPr>
+                <w:ilvl w:val="0"/>
+                <w:numId w:val="69"/>
+              </w:numPr>
+              <w:cnfStyle w:val="000000000000" w:firstRow="0" w:lastRow="0" w:firstColumn="0" w:lastColumn="0" w:oddVBand="0" w:evenVBand="0" w:oddHBand="0" w:evenHBand="0" w:firstRowFirstColumn="0" w:firstRowLastColumn="0" w:lastRowFirstColumn="0" w:lastRowLastColumn="0"/>
+              <w:rPr>
+                <w:rStyle w:val="codeChar"/>
+                <w:color w:val="auto"/>
+              </w:rPr>
+            </w:pPr>
+            <w:r>
+              <w:t>Re-run enumeration in debugging mode to visualize the re</w:t>
+            </w:r>
+            <w:r>
+              <w:lastRenderedPageBreak/>
+              <w:t xml:space="preserve">action graphs that fail: </w:t>
+            </w:r>
+            <w:r>
+              <w:rPr>
+                <w:rStyle w:val="codeChar"/>
+                <w:color w:val="auto"/>
+              </w:rPr>
+              <w:t>delt-hit library enumerate --</w:t>
+            </w:r>
+            <w:proofErr w:type="spellStart"/>
+            <w:r>
+              <w:rPr>
+                <w:rStyle w:val="codeChar"/>
+                <w:color w:val="auto"/>
+              </w:rPr>
+              <w:t>config_path</w:t>
+            </w:r>
+            <w:proofErr w:type="spellEnd"/>
+            <w:r>
+              <w:rPr>
+                <w:rStyle w:val="codeChar"/>
+                <w:color w:val="auto"/>
+              </w:rPr>
+              <w:t>=/path/to/</w:t>
+            </w:r>
+            <w:proofErr w:type="spellStart"/>
+            <w:r>
+              <w:rPr>
+                <w:rStyle w:val="codeChar"/>
+                <w:color w:val="auto"/>
+              </w:rPr>
+              <w:t>config.yaml</w:t>
+            </w:r>
+            <w:proofErr w:type="spellEnd"/>
+            <w:r>
+              <w:rPr>
+                <w:rStyle w:val="codeChar"/>
+                <w:color w:val="auto"/>
+              </w:rPr>
+              <w:t xml:space="preserve"> --debug=inva</w:t>
+            </w:r>
+            <w:r>
+              <w:rPr>
+                <w:rStyle w:val="codeChar"/>
+                <w:color w:val="auto"/>
+              </w:rPr>
+              <w:lastRenderedPageBreak/>
+              <w:t>lid</w:t>
+            </w:r>
+          </w:p>
+          <w:p>
+            <w:pPr>
+              <w:pStyle w:val="Heading4"/>
+              <w:cnfStyle w:val="000000000000" w:firstRow="0" w:lastRow="0" w:firstColumn="0" w:lastColumn="0" w:oddVBand="0" w:evenVBand="0" w:oddHBand="0" w:evenHBand="0" w:firstRowFirstColumn="0" w:firstRowLastColumn="0" w:lastRowFirstColumn="0" w:lastRowLastColumn="0"/>
+            </w:pPr>
+          </w:p>
+          <w:p>
+            <w:pPr>
+              <w:pStyle w:val="Heading4"/>
+              <w:cnfStyle w:val="000000000000" w:firstRow="0" w:lastRow="0" w:firstColumn="0" w:lastColumn="0" w:oddVBand="0" w:evenVBand="0" w:oddHBand="0" w:evenHBand="0" w:firstRowFirstColumn="0" w:firstRowLastColumn="0" w:lastRowFirstColumn="0" w:lastRowLastColumn="0"/>
+            </w:pPr>
+            <w:r>
+              <w:t>Step 5 | Calculate molecular properties and descriptors</w:t>
+            </w:r>
+          </w:p>
+          <w:p>
+            <w:pPr>
+              <w:pStyle w:val="FirstParagraph"/>
+              <w:cnfStyle w:val="000000000000" w:firstRow="0" w:lastRow="0" w:firstColumn="0" w:lastColumn="0" w:oddVBand="0" w:evenVBand="0" w:oddHBand="0" w:evenHBand="0" w:firstRowFirstColumn="0" w:firstRowLastColumn="0" w:lastRowFirstColumn="0" w:lastRowLastColumn="0"/>
+            </w:pPr>
+            <w:r>
+              <w:t>Compute comprehensive molecular descriptors for drug-likeness assessment and chemical space characterization:</w:t>
+            </w:r>
+          </w:p>
+          <w:p>
+            <w:pPr>
+              <w:pStyle w:val="code"/>
+              <w:spacing w:after="280"/>
+              <w:cnfStyle w:val="000000000000" w:firstRow="0" w:lastRow="0" w:firstColumn="0" w:lastColumn="0" w:oddVBand="0" w:evenVBand="0" w:oddHBand="0" w:evenHBand="0" w:firstRowFirstColumn="0" w:firstRowLastColumn="0" w:lastRowFirstColumn="0" w:lastRowLastColumn="0"/>
+              <w:rPr>
+                <w:rStyle w:val="NormalTok"/>
+              </w:rPr>
+            </w:pPr>
+            <w:r>
+              <w:t>delt-hit library properties --</w:t>
+            </w:r>
+            <w:proofErr w:type="spellStart"/>
+            <w:r>
+              <w:t>config_path</w:t>
+            </w:r>
+            <w:proofErr w:type="spellEnd"/>
+            <w:r>
+              <w:t>=/path/to/</w:t>
+            </w:r>
+            <w:proofErr w:type="spellStart"/>
+            <w:r>
+              <w:t>config.yaml</w:t>
+            </w:r>
+            <w:proofErr w:type="spellEnd"/>
+          </w:p>
+          <w:p>
+            <w:pPr>
+              <w:pStyle w:val="FirstParagraph"/>
+              <w:cnfStyle w:val="000000000000" w:firstRow="0" w:lastRow="0" w:firstColumn="0" w:lastColumn="0" w:oddVBand="0" w:evenVBand="0" w:oddHBand="0" w:evenHBand="0" w:firstRowFirstColumn="0" w:firstRowLastColumn="0" w:lastRowFirstColumn="0" w:lastRowLastColumn="0"/>
+            </w:pPr>
+            <w:r>
+              <w:t>Computed properties include:</w:t>
+            </w:r>
+          </w:p>
+          <w:p>
+            <w:pPr>
+              <w:pStyle w:val="Compact"/>
+              <w:numPr>
+                <w:ilvl w:val="0"/>
+                <w:numId w:val="70"/>
+              </w:numPr>
+              <w:cnfStyle w:val="000000000000" w:firstRow="0" w:lastRow="0" w:firstColumn="0" w:lastColumn="0" w:oddVBand="0" w:evenVBand="0" w:oddHBand="0" w:evenHBand="0" w:firstRowFirstColumn="0" w:firstRowLastColumn="0" w:lastRowFirstColumn="0" w:lastRowLastColumn="0"/>
+            </w:pPr>
+            <w:r>
+              <w:rPr>
+                <w:b/>
+                <w:bCs/>
+              </w:rPr>
+              <w:t>Lipins</w:t>
+            </w:r>
+            <w:r>
+              <w:rPr>
+                <w:b/>
+                <w:bCs/>
+              </w:rPr>
+              <w:lastRenderedPageBreak/>
+              <w:t>ki descriptors</w:t>
+            </w:r>
+            <w:r>
+              <w:t>: Molecular weight (MW), partition coefficient (</w:t>
+            </w:r>
+            <w:proofErr w:type="spellStart"/>
+            <w:r>
+              <w:t>LogP</w:t>
+            </w:r>
+            <w:proofErr w:type="spellEnd"/>
+            <w:r>
+              <w:t>), hydrogen bond donors (HBD), hydr</w:t>
+            </w:r>
+            <w:r>
+              <w:lastRenderedPageBreak/>
+              <w:t>ogen bond acceptors (HBA)</w:t>
+            </w:r>
+          </w:p>
+          <w:p>
+            <w:pPr>
+              <w:pStyle w:val="Compact"/>
+              <w:numPr>
+                <w:ilvl w:val="0"/>
+                <w:numId w:val="71"/>
+              </w:numPr>
+              <w:cnfStyle w:val="000000000000" w:firstRow="0" w:lastRow="0" w:firstColumn="0" w:lastColumn="0" w:oddVBand="0" w:evenVBand="0" w:oddHBand="0" w:evenHBand="0" w:firstRowFirstColumn="0" w:firstRowLastColumn="0" w:lastRowFirstColumn="0" w:lastRowLastColumn="0"/>
+            </w:pPr>
+            <w:r>
+              <w:rPr>
+                <w:b/>
+                <w:bCs/>
+              </w:rPr>
+              <w:t>Topological indices</w:t>
+            </w:r>
+            <w:r>
+              <w:t>: Topological polar surface area (TPSA), rotatable bo</w:t>
+            </w:r>
+            <w:r>
+              <w:lastRenderedPageBreak/>
+              <w:t>nds</w:t>
+            </w:r>
+          </w:p>
+          <w:p>
+            <w:pPr>
+              <w:pStyle w:val="Compact"/>
+              <w:numPr>
+                <w:ilvl w:val="0"/>
+                <w:numId w:val="72"/>
+              </w:numPr>
+              <w:cnfStyle w:val="000000000000" w:firstRow="0" w:lastRow="0" w:firstColumn="0" w:lastColumn="0" w:oddVBand="0" w:evenVBand="0" w:oddHBand="0" w:evenHBand="0" w:firstRowFirstColumn="0" w:firstRowLastColumn="0" w:lastRowFirstColumn="0" w:lastRowLastColumn="0"/>
+            </w:pPr>
+            <w:r>
+              <w:rPr>
+                <w:b/>
+                <w:bCs/>
+              </w:rPr>
+              <w:t>Structural complexity metrics</w:t>
+            </w:r>
+            <w:r>
+              <w:t>: Number of aromatic rings, heavy atom count, formal ch</w:t>
+            </w:r>
+            <w:r>
+              <w:lastRenderedPageBreak/>
+              <w:t>arge</w:t>
+            </w:r>
+          </w:p>
+          <w:p>
+            <w:pPr>
+              <w:pStyle w:val="Compact"/>
+              <w:numPr>
+                <w:ilvl w:val="0"/>
+                <w:numId w:val="73"/>
+              </w:numPr>
+              <w:cnfStyle w:val="000000000000" w:firstRow="0" w:lastRow="0" w:firstColumn="0" w:lastColumn="0" w:oddVBand="0" w:evenVBand="0" w:oddHBand="0" w:evenHBand="0" w:firstRowFirstColumn="0" w:firstRowLastColumn="0" w:lastRowFirstColumn="0" w:lastRowLastColumn="0"/>
+            </w:pPr>
+            <w:r>
+              <w:rPr>
+                <w:b/>
+                <w:bCs/>
+              </w:rPr>
+              <w:t>Drug-likeness scores</w:t>
+            </w:r>
+            <w:r>
+              <w:t>: Quantitative estimate of drug-likeness (QED), fraction of sp³ carb</w:t>
+            </w:r>
+            <w:r>
+              <w:lastRenderedPageBreak/>
+              <w:t>ons</w:t>
+            </w:r>
+          </w:p>
+          <w:p>
+            <w:pPr>
+              <w:pStyle w:val="FirstParagraph"/>
+              <w:cnfStyle w:val="000000000000" w:firstRow="0" w:lastRow="0" w:firstColumn="0" w:lastColumn="0" w:oddVBand="0" w:evenVBand="0" w:oddHBand="0" w:evenHBand="0" w:firstRowFirstColumn="0" w:firstRowLastColumn="0" w:lastRowFirstColumn="0" w:lastRowLastColumn="0"/>
+            </w:pPr>
+            <w:r>
+              <w:t>Expected outputs:</w:t>
+            </w:r>
+          </w:p>
+          <w:p>
+            <w:pPr>
+              <w:pStyle w:val="Compact"/>
+              <w:numPr>
+                <w:ilvl w:val="0"/>
+                <w:numId w:val="74"/>
+              </w:numPr>
+              <w:cnfStyle w:val="000000000000" w:firstRow="0" w:lastRow="0" w:firstColumn="0" w:lastColumn="0" w:oddVBand="0" w:evenVBand="0" w:oddHBand="0" w:evenHBand="0" w:firstRowFirstColumn="0" w:firstRowLastColumn="0" w:lastRowFirstColumn="0" w:lastRowLastColumn="0"/>
+            </w:pPr>
+            <w:r>
+              <w:rPr>
+                <w:rStyle w:val="VerbatimChar"/>
+              </w:rPr>
+              <w:t>properties/</w:t>
+            </w:r>
+            <w:proofErr w:type="spellStart"/>
+            <w:r>
+              <w:rPr>
+                <w:rStyle w:val="VerbatimChar"/>
+              </w:rPr>
+              <w:t>properties.parquet</w:t>
+            </w:r>
+            <w:proofErr w:type="spellEnd"/>
+            <w:r>
+              <w:t>: Library catalog augmented with molecular descriptors</w:t>
+            </w:r>
+          </w:p>
+          <w:p>
+            <w:pPr>
+              <w:pStyle w:val="Compact"/>
+              <w:numPr>
+                <w:ilvl w:val="0"/>
+                <w:numId w:val="75"/>
+              </w:numPr>
+              <w:cnfStyle w:val="000000000000" w:firstRow="0" w:lastRow="0" w:firstColumn="0" w:lastColumn="0" w:oddVBand="0" w:evenVBand="0" w:oddHBand="0" w:evenHBand="0" w:firstRowFirstColumn="0" w:firstRowLastColumn="0" w:lastRowFirstColumn="0" w:lastRowLastColumn="0"/>
+            </w:pPr>
+            <w:r>
+              <w:rPr>
+                <w:rStyle w:val="VerbatimChar"/>
+              </w:rPr>
+              <w:lastRenderedPageBreak/>
+              <w:t>properties/prop_*.</w:t>
+            </w:r>
+            <w:proofErr w:type="spellStart"/>
+            <w:r>
+              <w:rPr>
+                <w:rStyle w:val="VerbatimChar"/>
+              </w:rPr>
+              <w:t>png</w:t>
+            </w:r>
+            <w:proofErr w:type="spellEnd"/>
+            <w:r>
+              <w:t>: Distribution plots for each calculated property</w:t>
+            </w:r>
+          </w:p>
+          <w:p>
+            <w:pPr>
+              <w:pStyle w:val="FirstParagraph"/>
+              <w:cnfStyle w:val="000000000000" w:firstRow="0" w:lastRow="0" w:firstColumn="0" w:lastColumn="0" w:oddVBand="0" w:evenVBand="0" w:oddHBand="0" w:evenHBand="0" w:firstRowFirstColumn="0" w:firstRowLastColumn="0" w:lastRowFirstColumn="0" w:lastRowLastColumn="0"/>
+            </w:pPr>
+            <w:r>
+              <w:rPr>
+                <w:noProof/>
+              </w:rPr>
+              <w:lastRenderedPageBreak/>
+              <w:drawing>
+                <wp:inline distT="0" distB="0" distL="0" distR="0" wp14:anchorId="6C631D3D" wp14:editId="3165984F">
+                  <wp:extent cx="5334000" cy="4000500"/>
+                  <wp:effectExtent l="0" t="0" r="0" b="0"/>
+                  <wp:docPr id="1307078072" name="Picture" descr="Figure 2 | Molecular weight distribution. Example property distribution showing typical pharmaceutical compound space coverage. Most compounds fall within the 200-800 Da range preferred for drug-like molecules."/>
+                  <wp:cNvGraphicFramePr>
+                    <a:graphicFrameLocks xmlns:a="http://schemas.openxmlformats.org/drawingml/2006/main" noChangeAspect="1"/>
+                  </wp:cNvGraphicFramePr>
+                  <a:graphic xmlns:a="http://schemas.openxmlformats.org/drawingml/2006/main">
+                    <a:graphicData uri="http://schemas.openxmlformats.org/drawingml/2006/picture">
+                      <pic:pic xmlns:pic="http://schemas.openxmlformats.org/drawingml/2006/picture">
+                        <pic:nvPicPr>
+                          <pic:cNvPr id="9" name="Picture" descr="Figure 2 | Molecular weight distribution. Example property distribution showing typical pharmaceutical compound space coverage. Most compounds fall within the 200-800 Da range preferred for drug-like molecules."/>
+                          <pic:cNvPicPr>
+                            <a:picLocks noChangeAspect="1" noChangeArrowheads="1"/>
+                          </pic:cNvPicPr>
+                        </pic:nvPicPr>
+                        <pic:blipFill>
+                          <a:blip r:embed="rId10"/>
+                          <a:stretch>
+                            <a:fillRect/>
+                          </a:stretch>
+                        </pic:blipFill>
+                        <pic:spPr bwMode="auto">
+                          <a:xfrm>
+                            <a:off x="0" y="0"/>
+                            <a:ext cx="5334000" cy="4000500"/>
+                          </a:xfrm>
+                          <a:prstGeom prst="rect">
+                            <a:avLst/>
+                          </a:prstGeom>
+                        </pic:spPr>
+                      </pic:pic>
+                    </a:graphicData>
+                  </a:graphic>
+                </wp:inline>
+              </w:drawing>
+            </w:r>
+          </w:p>
+          <w:p>
+            <w:pPr>
+              <w:pStyle w:val="figure-caption"/>
+              <w:cnfStyle w:val="000000000000" w:firstRow="0" w:lastRow="0" w:firstColumn="0" w:lastColumn="0" w:oddVBand="0" w:evenVBand="0" w:oddHBand="0" w:evenHBand="0" w:firstRowFirstColumn="0" w:firstRowLastColumn="0" w:lastRowFirstColumn="0" w:lastRowLastColumn="0"/>
+            </w:pPr>
+            <w:r>
+              <w:rPr>
+                <w:b/>
+                <w:bCs/>
+              </w:rPr>
+              <w:t xml:space="preserve">Figure 3 </w:t>
+            </w:r>
+            <w:r>
+              <w:t>| Exemplary plot for the molecular weight distribution of library members.</w:t>
+            </w:r>
+          </w:p>
+          <w:p>
+            <w:pPr>
+              <w:pStyle w:val="FirstParagraph"/>
+              <w:cnfStyle w:val="000000000000" w:firstRow="0" w:lastRow="0" w:firstColumn="0" w:lastColumn="0" w:oddVBand="0" w:evenVBand="0" w:oddHBand="0" w:evenHBand="0" w:firstRowFirstColumn="0" w:firstRowLastColumn="0" w:lastRowFirstColumn="0" w:lastRowLastColumn="0"/>
+            </w:pPr>
+          </w:p>
+          <w:p>
+            <w:pPr>
+              <w:pStyle w:val="BodyText"/>
+              <w:cnfStyle w:val="000000000000" w:firstRow="0" w:lastRow="0" w:firstColumn="0" w:lastColumn="0" w:oddVBand="0" w:evenVBand="0" w:oddHBand="0" w:evenHBand="0" w:firstRowFirstColumn="0" w:firstRowLastColumn="0" w:lastRowFirstColumn="0" w:lastRowLastColumn="0"/>
+            </w:pPr>
+            <w:r>
+              <w:rPr>
+                <w:b/>
+                <w:bCs/>
+              </w:rPr>
+              <w:t>Performance note</w:t>
+            </w:r>
+            <w:r>
+              <w:t>: Property calculation processes approximately 600-1000 compounds/secon</w:t>
+            </w:r>
+            <w:r>
+              <w:lastRenderedPageBreak/>
+              <w:t>d. For a 1 million compound library, expect 15-30 minutes processing time.</w:t>
+            </w:r>
+          </w:p>
+          <w:p>
+            <w:pPr>
+              <w:pStyle w:val="Heading4"/>
+              <w:cnfStyle w:val="000000000000" w:firstRow="0" w:lastRow="0" w:firstColumn="0" w:lastColumn="0" w:oddVBand="0" w:evenVBand="0" w:oddHBand="0" w:evenHBand="0" w:firstRowFirstColumn="0" w:firstRowLastColumn="0" w:lastRowFirstColumn="0" w:lastRowLastColumn="0"/>
+            </w:pPr>
+            <w:r>
+              <w:t>Step 6 | Generate molecular representations for machine learning</w:t>
+            </w:r>
+          </w:p>
+          <w:p>
+            <w:pPr>
+              <w:pStyle w:val="FirstParagraph"/>
+              <w:cnfStyle w:val="000000000000" w:firstRow="0" w:lastRow="0" w:firstColumn="0" w:lastColumn="0" w:oddVBand="0" w:evenVBand="0" w:oddHBand="0" w:evenHBand="0" w:firstRowFirstColumn="0" w:firstRowLastColumn="0" w:lastRowFirstColumn="0" w:lastRowLastColumn="0"/>
+            </w:pPr>
+            <w:r>
+              <w:t>Create standardized chemical representations compatible with machine learning frameworks:</w:t>
+            </w:r>
+          </w:p>
+          <w:p>
+            <w:pPr>
+              <w:pStyle w:val="code"/>
+              <w:spacing w:after="280"/>
+              <w:cnfStyle w:val="000000000000" w:firstRow="0" w:lastRow="0" w:firstColumn="0" w:lastColumn="0" w:oddVBand="0" w:evenVBand="0" w:oddHBand="0" w:evenHBand="0" w:firstRowFirstColumn="0" w:firstRowLastColumn="0" w:lastRowFirstColumn="0" w:lastRowLastColumn="0"/>
+              <w:rPr>
+                <w:rStyle w:val="NormalTok"/>
+              </w:rPr>
+            </w:pPr>
+            <w:r>
+              <w:t># Morgan fingerprints for similarity analysis</w:t>
+            </w:r>
+            <w:r>
+              <w:br/>
+              <w:t># ~600-1000 compounds/s</w:t>
+            </w:r>
+            <w:r>
+              <w:br/>
+              <w:t>delt-hit library represent --</w:t>
+            </w:r>
+            <w:r>
+              <w:lastRenderedPageBreak/>
+              <w:t>method=morgan --</w:t>
+            </w:r>
+            <w:proofErr w:type="spellStart"/>
+            <w:r>
+              <w:t>config_path</w:t>
+            </w:r>
+            <w:proofErr w:type="spellEnd"/>
+            <w:r>
+              <w:t>=/path/to/</w:t>
+            </w:r>
+            <w:proofErr w:type="spellStart"/>
+            <w:r>
+              <w:t>config.yaml</w:t>
+            </w:r>
+            <w:proofErr w:type="spellEnd"/>
+            <w:r>
+              <w:br/>
+            </w:r>
+            <w:r>
+              <w:br/>
+              <w:t># BERT embeddings for deep learning applications</w:t>
+            </w:r>
+            <w:r>
+              <w:br/>
+              <w:t># ~600-1000 compounds/s</w:t>
+            </w:r>
+            <w:r>
+              <w:br/>
+              <w:t>delt-hit library represent --method=</w:t>
+            </w:r>
+            <w:proofErr w:type="spellStart"/>
+            <w:r>
+              <w:t>bert</w:t>
+            </w:r>
+            <w:proofErr w:type="spellEnd"/>
+            <w:r>
+              <w:t xml:space="preserve"> --</w:t>
+            </w:r>
+            <w:proofErr w:type="spellStart"/>
+            <w:r>
+              <w:t>config_path</w:t>
+            </w:r>
+            <w:proofErr w:type="spellEnd"/>
+            <w:r>
+              <w:t>=/path/to/</w:t>
+            </w:r>
+            <w:proofErr w:type="spellStart"/>
+            <w:r>
+              <w:t>config.yaml</w:t>
+            </w:r>
+            <w:proofErr w:type="spellEnd"/>
+          </w:p>
+          <w:p>
+            <w:pPr>
+              <w:pStyle w:val="FirstParagraph"/>
+              <w:cnfStyle w:val="000000000000" w:firstRow="0" w:lastRow="0" w:firstColumn="0" w:lastColumn="0" w:oddVBand="0" w:evenVBand="0" w:oddHBand="0" w:evenHBand="0" w:firstRowFirstColumn="0" w:firstRowLastColumn="0" w:lastRowFirstColumn="0" w:lastRowLastColumn="0"/>
+            </w:pPr>
+            <w:r>
+              <w:t>Available representation methods:</w:t>
+            </w:r>
+          </w:p>
+          <w:p>
+            <w:pPr>
+              <w:pStyle w:val="Compact"/>
+              <w:numPr>
+                <w:ilvl w:val="0"/>
+                <w:numId w:val="76"/>
+              </w:numPr>
+              <w:cnfStyle w:val="000000000000" w:firstRow="0" w:lastRow="0" w:firstColumn="0" w:lastColumn="0" w:oddVBand="0" w:evenVBand="0" w:oddHBand="0" w:evenHBand="0" w:firstRowFirstColumn="0" w:firstRowLastColumn="0" w:lastRowFirstColumn="0" w:lastRowLastColumn="0"/>
+            </w:pPr>
+            <w:r>
+              <w:rPr>
+                <w:rStyle w:val="VerbatimChar"/>
+              </w:rPr>
+              <w:t>morgan</w:t>
+            </w:r>
+            <w:r>
+              <w:t>: Morgan circular fingerpr</w:t>
+            </w:r>
+            <w:r>
+              <w:lastRenderedPageBreak/>
+              <w:t>ints (2048-bit vectors) for similarity searching and clustering</w:t>
+            </w:r>
+          </w:p>
+          <w:p>
+            <w:pPr>
+              <w:pStyle w:val="Compact"/>
+              <w:numPr>
+                <w:ilvl w:val="0"/>
+                <w:numId w:val="77"/>
+              </w:numPr>
+              <w:cnfStyle w:val="000000000000" w:firstRow="0" w:lastRow="0" w:firstColumn="0" w:lastColumn="0" w:oddVBand="0" w:evenVBand="0" w:oddHBand="0" w:evenHBand="0" w:firstRowFirstColumn="0" w:firstRowLastColumn="0" w:lastRowFirstColumn="0" w:lastRowLastColumn="0"/>
+            </w:pPr>
+            <w:proofErr w:type="spellStart"/>
+            <w:r>
+              <w:rPr>
+                <w:rStyle w:val="VerbatimChar"/>
+              </w:rPr>
+              <w:t>bert</w:t>
+            </w:r>
+            <w:proofErr w:type="spellEnd"/>
+            <w:r>
+              <w:t xml:space="preserve">: Transformer-based molecular </w:t>
+            </w:r>
+            <w:r>
+              <w:lastRenderedPageBreak/>
+              <w:t>embeddings (768-dimensional vectors) for deep learning</w:t>
+            </w:r>
+          </w:p>
+          <w:p>
+            <w:pPr>
+              <w:pStyle w:val="FirstParagraph"/>
+              <w:cnfStyle w:val="000000000000" w:firstRow="0" w:lastRow="0" w:firstColumn="0" w:lastColumn="0" w:oddVBand="0" w:evenVBand="0" w:oddHBand="0" w:evenHBand="0" w:firstRowFirstColumn="0" w:firstRowLastColumn="0" w:lastRowFirstColumn="0" w:lastRowLastColumn="0"/>
+            </w:pPr>
+            <w:r>
+              <w:t>Expected outputs:</w:t>
+            </w:r>
+          </w:p>
+          <w:p>
+            <w:pPr>
+              <w:pStyle w:val="Compact"/>
+              <w:numPr>
+                <w:ilvl w:val="0"/>
+                <w:numId w:val="78"/>
+              </w:numPr>
+              <w:cnfStyle w:val="000000000000" w:firstRow="0" w:lastRow="0" w:firstColumn="0" w:lastColumn="0" w:oddVBand="0" w:evenVBand="0" w:oddHBand="0" w:evenHBand="0" w:firstRowFirstColumn="0" w:firstRowLastColumn="0" w:lastRowFirstColumn="0" w:lastRowLastColumn="0"/>
+            </w:pPr>
+            <w:r>
+              <w:rPr>
+                <w:rStyle w:val="VerbatimChar"/>
+              </w:rPr>
+              <w:t>representations/</w:t>
+            </w:r>
+            <w:proofErr w:type="spellStart"/>
+            <w:r>
+              <w:rPr>
+                <w:rStyle w:val="VerbatimChar"/>
+              </w:rPr>
+              <w:t>morgan.npz</w:t>
+            </w:r>
+            <w:proofErr w:type="spellEnd"/>
+            <w:r>
+              <w:t>: Spar</w:t>
+            </w:r>
+            <w:r>
+              <w:lastRenderedPageBreak/>
+              <w:t>se matrix of Morgan fingerprints</w:t>
+            </w:r>
+          </w:p>
+          <w:p>
+            <w:pPr>
+              <w:pStyle w:val="Compact"/>
+              <w:numPr>
+                <w:ilvl w:val="0"/>
+                <w:numId w:val="79"/>
+              </w:numPr>
+              <w:cnfStyle w:val="000000000000" w:firstRow="0" w:lastRow="0" w:firstColumn="0" w:lastColumn="0" w:oddVBand="0" w:evenVBand="0" w:oddHBand="0" w:evenHBand="0" w:firstRowFirstColumn="0" w:firstRowLastColumn="0" w:lastRowFirstColumn="0" w:lastRowLastColumn="0"/>
+            </w:pPr>
+            <w:r>
+              <w:rPr>
+                <w:rStyle w:val="VerbatimChar"/>
+              </w:rPr>
+              <w:t>representations/</w:t>
+            </w:r>
+            <w:proofErr w:type="spellStart"/>
+            <w:r>
+              <w:rPr>
+                <w:rStyle w:val="VerbatimChar"/>
+              </w:rPr>
+              <w:t>bert.npz</w:t>
+            </w:r>
+            <w:proofErr w:type="spellEnd"/>
+            <w:r>
+              <w:t>: Dense matrix of BERT embeddings</w:t>
+            </w:r>
+          </w:p>
+          <w:p>
+            <w:pPr>
+              <w:pStyle w:val="Compact"/>
+              <w:cnfStyle w:val="000000000000" w:firstRow="0" w:lastRow="0" w:firstColumn="0" w:lastColumn="0" w:oddVBand="0" w:evenVBand="0" w:oddHBand="0" w:evenHBand="0" w:firstRowFirstColumn="0" w:firstRowLastColumn="0" w:lastRowFirstColumn="0" w:lastRowLastColumn="0"/>
+            </w:pPr>
+            <w:r>
+              <w:rPr>
+                <w:b/>
+                <w:bCs/>
+              </w:rPr>
+              <w:t>Note</w:t>
+            </w:r>
+            <w:r>
+              <w:t>: These represent</w:t>
+            </w:r>
+            <w:r>
+              <w:lastRenderedPageBreak/>
+              <w:t xml:space="preserve">ations are compatible with scikit-learn, </w:t>
+            </w:r>
+            <w:proofErr w:type="spellStart"/>
+            <w:r>
+              <w:t>PyTorch</w:t>
+            </w:r>
+            <w:proofErr w:type="spellEnd"/>
+            <w:r>
+              <w:t>, and TensorFlow for downstream machine learning applications.</w:t>
             </w:r>
           </w:p>
         </w:tc>
@@ -16006,6 +17090,7 @@
               <w:pStyle w:val="Compact"/>
             </w:pPr>
             <w:r>
+              <w:lastRenderedPageBreak/>
               <w:t>qc/report.txt does not open</w:t>
             </w:r>
           </w:p>
@@ -16223,7 +17308,6 @@
               <w:pStyle w:val="Compact"/>
             </w:pPr>
             <w:r>
-              <w:lastRenderedPageBreak/>
               <w:t>"Command not found" errors</w:t>
             </w:r>
           </w:p>
@@ -16625,6 +17709,7 @@
           <w:b/>
           <w:bCs/>
         </w:rPr>
+        <w:lastRenderedPageBreak/>
         <w:t>Poor</w:t>
       </w:r>
       <w:r>
@@ -16706,7 +17791,6 @@
           <w:b/>
           <w:bCs/>
         </w:rPr>
-        <w:lastRenderedPageBreak/>
         <w:t>Table 14</w:t>
       </w:r>
       <w:r>
@@ -17429,6 +18513,7 @@
       <w:bookmarkStart w:id="70" w:name="anticipated-results"/>
       <w:bookmarkEnd w:id="69"/>
       <w:r>
+        <w:lastRenderedPageBreak/>
         <w:t>Anticipated results</w:t>
       </w:r>
     </w:p>
@@ -18074,7 +19159,6 @@
           <w:sz w:val="18"/>
           <w:szCs w:val="18"/>
         </w:rPr>
-        <w:lastRenderedPageBreak/>
         <w:t xml:space="preserve">        │</w:t>
       </w:r>
     </w:p>
@@ -18822,6 +19906,7 @@
           <w:sz w:val="18"/>
           <w:szCs w:val="18"/>
         </w:rPr>
+        <w:lastRenderedPageBreak/>
         <w:t xml:space="preserve">                ├── samples.csv          # metadata for statistical analysis</w:t>
       </w:r>
     </w:p>
@@ -19348,7 +20433,6 @@
           <w:b/>
           <w:bCs/>
         </w:rPr>
-        <w:lastRenderedPageBreak/>
         <w:t>Library enumeration:</w:t>
       </w:r>
     </w:p>
@@ -19503,6 +20587,7 @@
           <w:b/>
           <w:bCs/>
         </w:rPr>
+        <w:lastRenderedPageBreak/>
         <w:t>Read retention through processing steps</w:t>
       </w:r>
       <w:r>
@@ -19684,7 +20769,6 @@
       <w:bookmarkStart w:id="73" w:name="sequence-processing-performance"/>
       <w:bookmarkEnd w:id="73"/>
       <w:r>
-        <w:lastRenderedPageBreak/>
         <w:t>Statistical analysis outputs</w:t>
       </w:r>
     </w:p>
@@ -19877,6 +20961,7 @@
           <w:b/>
           <w:bCs/>
         </w:rPr>
+        <w:lastRenderedPageBreak/>
         <w:t>Scikit-learn compatibility</w:t>
       </w:r>
       <w:r>
@@ -20052,7 +21137,6 @@
           <w:b/>
           <w:bCs/>
         </w:rPr>
-        <w:lastRenderedPageBreak/>
         <w:t>Dose-response modeling</w:t>
       </w:r>
       <w:r>
@@ -20305,7 +21389,11 @@
         <w:pStyle w:val="FirstParagraph"/>
       </w:pPr>
       <w:r>
-        <w:t>A.M. conceived the project, designed the software architecture, and implemented core algorithms. A.L. created and maintained the configuration files and testing frameworks. G.H implemented core algorithms. A.G. performed selection experiments and helped with result interpretation. L.P. performed software validation and contributed to code fine-tuning. J.S. provided scientific oversight and experimental validation. All authors contributed to manuscript preparation and revision.</w:t>
+        <w:t xml:space="preserve">A.M. conceived the project, designed the software architecture, and implemented core algorithms. A.L. created and maintained the configuration files and testing frameworks. G.H implemented core algorithms. A.G. performed selection experiments and helped with result </w:t>
+      </w:r>
+      <w:r>
+        <w:lastRenderedPageBreak/>
+        <w:t>interpretation. L.P. performed software validation and contributed to code fine-tuning. J.S. provided scientific oversight and experimental validation. All authors contributed to manuscript preparation and revision.</w:t>
       </w:r>
     </w:p>
     <w:p>
@@ -20832,6 +21920,7 @@
         <w:rPr>
           <w:noProof/>
         </w:rPr>
+        <w:lastRenderedPageBreak/>
         <w:t>9.</w:t>
       </w:r>
       <w:r>
@@ -21167,7 +22256,6 @@
         <w:rPr>
           <w:noProof/>
         </w:rPr>
-        <w:lastRenderedPageBreak/>
         <w:t>15.</w:t>
       </w:r>
       <w:r>
@@ -21725,6 +22813,7 @@
         <w:rPr>
           <w:noProof/>
         </w:rPr>
+        <w:lastRenderedPageBreak/>
         <w:t>25.</w:t>
       </w:r>
       <w:r>
@@ -21946,7 +23035,6 @@
         <w:rPr>
           <w:noProof/>
         </w:rPr>
-        <w:lastRenderedPageBreak/>
         <w:t>30.</w:t>
       </w:r>
       <w:r>
@@ -22596,6 +23684,7 @@
         <w:rPr>
           <w:noProof/>
         </w:rPr>
+        <w:lastRenderedPageBreak/>
         <w:t>41.</w:t>
       </w:r>
       <w:r>
